--- a/site/downloads/handbook-B2.docx
+++ b/site/downloads/handbook-B2.docx
@@ -1985,7 +1985,40 @@
           <w:b w:val="0"/>
           <w:i w:val="0"/>
         </w:rPr>
-        <w:t>Starter code:</w:t>
+        <w:t>Your code must pass these checks:</w:t>
+      </w:r>
+    </w:p>
+    <w:p>
+      <w:pPr>
+        <w:pStyle w:val="ListBullet"/>
+      </w:pPr>
+      <w:r>
+        <w:rPr>
+          <w:b w:val="0"/>
+          <w:i w:val="0"/>
+        </w:rPr>
+        <w:t>age must be the given year minus birth_year.</w:t>
+      </w:r>
+    </w:p>
+    <w:p>
+      <w:pPr>
+        <w:pStyle w:val="ListBullet"/>
+      </w:pPr>
+      <w:r>
+        <w:rPr>
+          <w:b w:val="0"/>
+          <w:i w:val="0"/>
+        </w:rPr>
+        <w:t>The input frame changed. Return df.assign(age=...) instead.</w:t>
+      </w:r>
+    </w:p>
+    <w:p>
+      <w:r>
+        <w:rPr>
+          <w:b w:val="0"/>
+          <w:i w:val="0"/>
+        </w:rPr>
+        <w:t>Shape of the answer. The reference solution defines these names. Write the bodies yourself.</w:t>
       </w:r>
     </w:p>
     <w:tbl>
@@ -2023,7 +2056,7 @@
                 <w:b w:val="0"/>
                 <w:sz w:val="16"/>
               </w:rPr>
-              <w:t>import datetime</w:t>
+              <w:t># Return a copy of df with age = as_of_year - birth_year.</w:t>
             </w:r>
           </w:p>
           <w:p>
@@ -2046,7 +2079,7 @@
                 <w:b w:val="0"/>
                 <w:sz w:val="16"/>
               </w:rPr>
-              <w:t xml:space="preserve"> </w:t>
+              <w:t>def add_age(</w:t>
             </w:r>
           </w:p>
           <w:p>
@@ -2069,7 +2102,7 @@
                 <w:b w:val="0"/>
                 <w:sz w:val="16"/>
               </w:rPr>
-              <w:t xml:space="preserve"> </w:t>
+              <w:t xml:space="preserve">    df: pd.DataFrame,</w:t>
             </w:r>
           </w:p>
           <w:p>
@@ -2092,7 +2125,7 @@
                 <w:b w:val="0"/>
                 <w:sz w:val="16"/>
               </w:rPr>
-              <w:t>def add_age(df):</w:t>
+              <w:t xml:space="preserve">    as_of_year: int,</w:t>
             </w:r>
           </w:p>
           <w:p>
@@ -2115,30 +2148,7 @@
                 <w:b w:val="0"/>
                 <w:sz w:val="16"/>
               </w:rPr>
-              <w:t xml:space="preserve">    df["age"] = datetime.date.today().year - df["birth_year"]</w:t>
-            </w:r>
-          </w:p>
-          <w:p>
-            <w:pPr>
-              <w:spacing w:before="0" w:after="0" w:line="240" w:lineRule="auto"/>
-              <w:ind w:left="567" w:hanging="567"/>
-            </w:pPr>
-            <w:r>
-              <w:rPr>
-                <w:rFonts w:ascii="Consolas" w:hAnsi="Consolas" w:eastAsia="Consolas"/>
-                <w:b w:val="0"/>
-                <w:color w:val="5B6875"/>
-                <w:sz w:val="16"/>
-              </w:rPr>
-              <w:t xml:space="preserve">   6  </w:t>
-            </w:r>
-            <w:r>
-              <w:rPr>
-                <w:rFonts w:ascii="Consolas" w:hAnsi="Consolas" w:eastAsia="Consolas"/>
-                <w:b w:val="0"/>
-                <w:sz w:val="16"/>
-              </w:rPr>
-              <w:t xml:space="preserve">    return df</w:t>
+              <w:t>) -&gt; pd.DataFrame: ...</w:t>
             </w:r>
           </w:p>
         </w:tc>
@@ -2146,20 +2156,12 @@
     </w:tbl>
     <w:p/>
     <w:p>
-      <w:pPr>
-        <w:pStyle w:val="Heading5"/>
-      </w:pPr>
-      <w:r>
-        <w:t>Exercise 4. Spot the bug (level 4)</w:t>
-      </w:r>
-    </w:p>
-    <w:p>
-      <w:r>
-        <w:rPr>
-          <w:b w:val="0"/>
-          <w:i w:val="0"/>
-        </w:rPr>
-        <w:t>The second call returns a list containing the first call's flags. Tap the line, then fix the function without changing its behaviour otherwise.</w:t>
+      <w:r>
+        <w:rPr>
+          <w:b w:val="0"/>
+          <w:i w:val="0"/>
+        </w:rPr>
+        <w:t>Starter code:</w:t>
       </w:r>
     </w:p>
     <w:tbl>
@@ -2197,7 +2199,7 @@
                 <w:b w:val="0"/>
                 <w:sz w:val="16"/>
               </w:rPr>
-              <w:t>def flag_low_bases(bases: dict[str, float], minimum: float, flags: list[str] = []) -&gt; list[str]:</w:t>
+              <w:t>import datetime</w:t>
             </w:r>
           </w:p>
           <w:p>
@@ -2220,7 +2222,7 @@
                 <w:b w:val="0"/>
                 <w:sz w:val="16"/>
               </w:rPr>
-              <w:t xml:space="preserve">    """Names of subgroups whose base is below minimum."""</w:t>
+              <w:t xml:space="preserve"> </w:t>
             </w:r>
           </w:p>
           <w:p>
@@ -2243,7 +2245,7 @@
                 <w:b w:val="0"/>
                 <w:sz w:val="16"/>
               </w:rPr>
-              <w:t xml:space="preserve">    for name, base in bases.items():</w:t>
+              <w:t xml:space="preserve"> </w:t>
             </w:r>
           </w:p>
           <w:p>
@@ -2266,7 +2268,7 @@
                 <w:b w:val="0"/>
                 <w:sz w:val="16"/>
               </w:rPr>
-              <w:t xml:space="preserve">        if base &lt; minimum:</w:t>
+              <w:t>def add_age(df):</w:t>
             </w:r>
           </w:p>
           <w:p>
@@ -2289,7 +2291,7 @@
                 <w:b w:val="0"/>
                 <w:sz w:val="16"/>
               </w:rPr>
-              <w:t xml:space="preserve">            flags.append(name)</w:t>
+              <w:t xml:space="preserve">    df["age"] = datetime.date.today().year - df["birth_year"]</w:t>
             </w:r>
           </w:p>
           <w:p>
@@ -2312,7 +2314,7 @@
                 <w:b w:val="0"/>
                 <w:sz w:val="16"/>
               </w:rPr>
-              <w:t xml:space="preserve">    return flags</w:t>
+              <w:t xml:space="preserve">    return df</w:t>
             </w:r>
           </w:p>
         </w:tc>
@@ -2320,20 +2322,11 @@
     </w:tbl>
     <w:p/>
     <w:p>
-      <w:r>
-        <w:rPr>
-          <w:b w:val="0"/>
-          <w:i/>
-        </w:rPr>
-        <w:t>Write down the line number of the bug. Then write the fix.</w:t>
-      </w:r>
-    </w:p>
-    <w:p>
       <w:pPr>
         <w:pStyle w:val="Heading5"/>
       </w:pPr>
       <w:r>
-        <w:t>Exercise 5. Architecture design (level 5)</w:t>
+        <w:t>Exercise 4. Spot the bug (level 4)</w:t>
       </w:r>
     </w:p>
     <w:p>
@@ -2342,162 +2335,7 @@
           <w:b w:val="0"/>
           <w:i w:val="0"/>
         </w:rPr>
-        <w:t>Sort each step of a weekly scoring script into the pure core or the edge.</w:t>
-      </w:r>
-    </w:p>
-    <w:p>
-      <w:r>
-        <w:rPr>
-          <w:b w:val="0"/>
-          <w:i w:val="0"/>
-        </w:rPr>
-        <w:t>Options: Edge, Pure core.</w:t>
-      </w:r>
-    </w:p>
-    <w:p>
-      <w:pPr>
-        <w:pStyle w:val="ListNumber"/>
-      </w:pPr>
-      <w:r>
-        <w:rPr>
-          <w:b w:val="0"/>
-          <w:i w:val="0"/>
-        </w:rPr>
-        <w:t>Read the respondent extract from storage</w:t>
-      </w:r>
-    </w:p>
-    <w:p>
-      <w:pPr>
-        <w:pStyle w:val="ListNumber"/>
-      </w:pPr>
-      <w:r>
-        <w:rPr>
-          <w:b w:val="0"/>
-          <w:i w:val="0"/>
-        </w:rPr>
-        <w:t>Compute features from the extract and a reference date</w:t>
-      </w:r>
-    </w:p>
-    <w:p>
-      <w:pPr>
-        <w:pStyle w:val="ListNumber"/>
-      </w:pPr>
-      <w:r>
-        <w:rPr>
-          <w:b w:val="0"/>
-          <w:i w:val="0"/>
-        </w:rPr>
-        <w:t>Score respondents with a model object passed in</w:t>
-      </w:r>
-    </w:p>
-    <w:p>
-      <w:pPr>
-        <w:pStyle w:val="ListNumber"/>
-      </w:pPr>
-      <w:r>
-        <w:rPr>
-          <w:b w:val="0"/>
-          <w:i w:val="0"/>
-        </w:rPr>
-        <w:t>Write scores to the output table and log the row count</w:t>
-      </w:r>
-    </w:p>
-    <w:p>
-      <w:pPr>
-        <w:pStyle w:val="Heading4"/>
-      </w:pPr>
-      <w:r>
-        <w:t>Sources</w:t>
-      </w:r>
-    </w:p>
-    <w:p>
-      <w:pPr>
-        <w:pStyle w:val="ListBullet"/>
-      </w:pPr>
-      <w:r>
-        <w:rPr>
-          <w:b w:val="0"/>
-          <w:i w:val="0"/>
-        </w:rPr>
-        <w:t>In pandas 3 Copy-on-Write is always on, but assigning a column changes the DataFrame it is called on. (verified: Run on pandas 3.0.6 and 3.0.2 in this repository (predict-output exercise).)</w:t>
-      </w:r>
-    </w:p>
-    <w:p>
-      <w:pPr>
-        <w:pStyle w:val="Heading3"/>
-      </w:pPr>
-      <w:r>
-        <w:t>B2-L2 Dataclasses as configuration objects</w:t>
-      </w:r>
-    </w:p>
-    <w:p>
-      <w:pPr>
-        <w:pStyle w:val="Heading4"/>
-      </w:pPr>
-      <w:r>
-        <w:t>Concept</w:t>
-      </w:r>
-    </w:p>
-    <w:p>
-      <w:r>
-        <w:rPr>
-          <w:b w:val="0"/>
-          <w:i w:val="0"/>
-        </w:rPr>
-        <w:t xml:space="preserve">Analysis code needs settings: a minimum base size, a weight column, a list of waves. Passing them around as a loose </w:t>
-      </w:r>
-      <w:r>
-        <w:rPr>
-          <w:rFonts w:ascii="Consolas" w:hAnsi="Consolas" w:eastAsia="Consolas"/>
-          <w:b w:val="0"/>
-          <w:sz w:val="19"/>
-        </w:rPr>
-        <w:t>dict</w:t>
-      </w:r>
-      <w:r>
-        <w:rPr>
-          <w:b w:val="0"/>
-          <w:i w:val="0"/>
-        </w:rPr>
-        <w:t xml:space="preserve"> has three costs. A typo in a key (</w:t>
-      </w:r>
-      <w:r>
-        <w:rPr>
-          <w:rFonts w:ascii="Consolas" w:hAnsi="Consolas" w:eastAsia="Consolas"/>
-          <w:b w:val="0"/>
-          <w:sz w:val="19"/>
-        </w:rPr>
-        <w:t>"min_bse"</w:t>
-      </w:r>
-      <w:r>
-        <w:rPr>
-          <w:b w:val="0"/>
-          <w:i w:val="0"/>
-        </w:rPr>
-        <w:t>) fails late or not at all. Nothing states which keys exist. Any function can change a value half way through a run.</w:t>
-      </w:r>
-    </w:p>
-    <w:p>
-      <w:r>
-        <w:rPr>
-          <w:b w:val="0"/>
-          <w:i w:val="0"/>
-        </w:rPr>
-        <w:t xml:space="preserve">A </w:t>
-      </w:r>
-      <w:r>
-        <w:rPr>
-          <w:b/>
-          <w:i w:val="0"/>
-        </w:rPr>
-        <w:t>dataclass</w:t>
-      </w:r>
-      <w:r>
-        <w:rPr>
-          <w:b w:val="0"/>
-          <w:i w:val="0"/>
-        </w:rPr>
-        <w:t xml:space="preserve"> (Python 3.7 and later) turns the settings into a named, typed object.</w:t>
+        <w:t>The second call returns a list containing the first call's flags. Tap the line, then fix the function without changing its behaviour otherwise.</w:t>
       </w:r>
     </w:p>
     <w:tbl>
@@ -2535,7 +2373,7 @@
                 <w:b w:val="0"/>
                 <w:sz w:val="16"/>
               </w:rPr>
-              <w:t>from dataclasses import dataclass, field</w:t>
+              <w:t>def flag_low_bases(bases: dict[str, float], minimum: float, flags: list[str] = []) -&gt; list[str]:</w:t>
             </w:r>
           </w:p>
           <w:p>
@@ -2558,7 +2396,7 @@
                 <w:b w:val="0"/>
                 <w:sz w:val="16"/>
               </w:rPr>
-              <w:t xml:space="preserve"> </w:t>
+              <w:t xml:space="preserve">    """Names of subgroups whose base is below minimum."""</w:t>
             </w:r>
           </w:p>
           <w:p>
@@ -2581,7 +2419,7 @@
                 <w:b w:val="0"/>
                 <w:sz w:val="16"/>
               </w:rPr>
-              <w:t xml:space="preserve"> </w:t>
+              <w:t xml:space="preserve">    for name, base in bases.items():</w:t>
             </w:r>
           </w:p>
           <w:p>
@@ -2604,7 +2442,7 @@
                 <w:b w:val="0"/>
                 <w:sz w:val="16"/>
               </w:rPr>
-              <w:t>@dataclass(frozen=True)</w:t>
+              <w:t xml:space="preserve">        if base &lt; minimum:</w:t>
             </w:r>
           </w:p>
           <w:p>
@@ -2627,7 +2465,7 @@
                 <w:b w:val="0"/>
                 <w:sz w:val="16"/>
               </w:rPr>
-              <w:t>class ReportConfig:</w:t>
+              <w:t xml:space="preserve">            flags.append(name)</w:t>
             </w:r>
           </w:p>
           <w:p>
@@ -2650,145 +2488,7 @@
                 <w:b w:val="0"/>
                 <w:sz w:val="16"/>
               </w:rPr>
-              <w:t xml:space="preserve">    weight_col: str</w:t>
-            </w:r>
-          </w:p>
-          <w:p>
-            <w:pPr>
-              <w:spacing w:before="0" w:after="0" w:line="240" w:lineRule="auto"/>
-              <w:ind w:left="567" w:hanging="567"/>
-            </w:pPr>
-            <w:r>
-              <w:rPr>
-                <w:rFonts w:ascii="Consolas" w:hAnsi="Consolas" w:eastAsia="Consolas"/>
-                <w:b w:val="0"/>
-                <w:color w:val="5B6875"/>
-                <w:sz w:val="16"/>
-              </w:rPr>
-              <w:t xml:space="preserve">   7  </w:t>
-            </w:r>
-            <w:r>
-              <w:rPr>
-                <w:rFonts w:ascii="Consolas" w:hAnsi="Consolas" w:eastAsia="Consolas"/>
-                <w:b w:val="0"/>
-                <w:sz w:val="16"/>
-              </w:rPr>
-              <w:t xml:space="preserve">    min_base: int = 50</w:t>
-            </w:r>
-          </w:p>
-          <w:p>
-            <w:pPr>
-              <w:spacing w:before="0" w:after="0" w:line="240" w:lineRule="auto"/>
-              <w:ind w:left="567" w:hanging="567"/>
-            </w:pPr>
-            <w:r>
-              <w:rPr>
-                <w:rFonts w:ascii="Consolas" w:hAnsi="Consolas" w:eastAsia="Consolas"/>
-                <w:b w:val="0"/>
-                <w:color w:val="5B6875"/>
-                <w:sz w:val="16"/>
-              </w:rPr>
-              <w:t xml:space="preserve">   8  </w:t>
-            </w:r>
-            <w:r>
-              <w:rPr>
-                <w:rFonts w:ascii="Consolas" w:hAnsi="Consolas" w:eastAsia="Consolas"/>
-                <w:b w:val="0"/>
-                <w:sz w:val="16"/>
-              </w:rPr>
-              <w:t xml:space="preserve">    waves: tuple[str, ...] = ()</w:t>
-            </w:r>
-          </w:p>
-          <w:p>
-            <w:pPr>
-              <w:spacing w:before="0" w:after="0" w:line="240" w:lineRule="auto"/>
-              <w:ind w:left="567" w:hanging="567"/>
-            </w:pPr>
-            <w:r>
-              <w:rPr>
-                <w:rFonts w:ascii="Consolas" w:hAnsi="Consolas" w:eastAsia="Consolas"/>
-                <w:b w:val="0"/>
-                <w:color w:val="5B6875"/>
-                <w:sz w:val="16"/>
-              </w:rPr>
-              <w:t xml:space="preserve">   9  </w:t>
-            </w:r>
-            <w:r>
-              <w:rPr>
-                <w:rFonts w:ascii="Consolas" w:hAnsi="Consolas" w:eastAsia="Consolas"/>
-                <w:b w:val="0"/>
-                <w:sz w:val="16"/>
-              </w:rPr>
-              <w:t xml:space="preserve"> </w:t>
-            </w:r>
-          </w:p>
-          <w:p>
-            <w:pPr>
-              <w:spacing w:before="0" w:after="0" w:line="240" w:lineRule="auto"/>
-              <w:ind w:left="567" w:hanging="567"/>
-            </w:pPr>
-            <w:r>
-              <w:rPr>
-                <w:rFonts w:ascii="Consolas" w:hAnsi="Consolas" w:eastAsia="Consolas"/>
-                <w:b w:val="0"/>
-                <w:color w:val="5B6875"/>
-                <w:sz w:val="16"/>
-              </w:rPr>
-              <w:t xml:space="preserve">  10  </w:t>
-            </w:r>
-            <w:r>
-              <w:rPr>
-                <w:rFonts w:ascii="Consolas" w:hAnsi="Consolas" w:eastAsia="Consolas"/>
-                <w:b w:val="0"/>
-                <w:sz w:val="16"/>
-              </w:rPr>
-              <w:t xml:space="preserve">    def __post_init__(self) -&gt; None:</w:t>
-            </w:r>
-          </w:p>
-          <w:p>
-            <w:pPr>
-              <w:spacing w:before="0" w:after="0" w:line="240" w:lineRule="auto"/>
-              <w:ind w:left="567" w:hanging="567"/>
-            </w:pPr>
-            <w:r>
-              <w:rPr>
-                <w:rFonts w:ascii="Consolas" w:hAnsi="Consolas" w:eastAsia="Consolas"/>
-                <w:b w:val="0"/>
-                <w:color w:val="5B6875"/>
-                <w:sz w:val="16"/>
-              </w:rPr>
-              <w:t xml:space="preserve">  11  </w:t>
-            </w:r>
-            <w:r>
-              <w:rPr>
-                <w:rFonts w:ascii="Consolas" w:hAnsi="Consolas" w:eastAsia="Consolas"/>
-                <w:b w:val="0"/>
-                <w:sz w:val="16"/>
-              </w:rPr>
-              <w:t xml:space="preserve">        if self.min_base &lt;= 0:</w:t>
-            </w:r>
-          </w:p>
-          <w:p>
-            <w:pPr>
-              <w:spacing w:before="0" w:after="0" w:line="240" w:lineRule="auto"/>
-              <w:ind w:left="567" w:hanging="567"/>
-            </w:pPr>
-            <w:r>
-              <w:rPr>
-                <w:rFonts w:ascii="Consolas" w:hAnsi="Consolas" w:eastAsia="Consolas"/>
-                <w:b w:val="0"/>
-                <w:color w:val="5B6875"/>
-                <w:sz w:val="16"/>
-              </w:rPr>
-              <w:t xml:space="preserve">  12  </w:t>
-            </w:r>
-            <w:r>
-              <w:rPr>
-                <w:rFonts w:ascii="Consolas" w:hAnsi="Consolas" w:eastAsia="Consolas"/>
-                <w:b w:val="0"/>
-                <w:sz w:val="16"/>
-              </w:rPr>
-              <w:t xml:space="preserve">            raise ValueError(f"min_base must be positive, got {self.min_base}")</w:t>
+              <w:t xml:space="preserve">    return flags</w:t>
             </w:r>
           </w:p>
         </w:tc>
@@ -2799,9 +2499,91 @@
       <w:r>
         <w:rPr>
           <w:b w:val="0"/>
-          <w:i w:val="0"/>
-        </w:rPr>
-        <w:t>What you get:</w:t>
+          <w:i/>
+        </w:rPr>
+        <w:t>Write down the line number of the bug. Then write the fix.</w:t>
+      </w:r>
+    </w:p>
+    <w:p>
+      <w:pPr>
+        <w:pStyle w:val="Heading5"/>
+      </w:pPr>
+      <w:r>
+        <w:t>Exercise 5. Architecture design (level 5)</w:t>
+      </w:r>
+    </w:p>
+    <w:p>
+      <w:r>
+        <w:rPr>
+          <w:b w:val="0"/>
+          <w:i w:val="0"/>
+        </w:rPr>
+        <w:t>Sort each step of a weekly scoring script into the pure core or the edge.</w:t>
+      </w:r>
+    </w:p>
+    <w:p>
+      <w:r>
+        <w:rPr>
+          <w:b w:val="0"/>
+          <w:i w:val="0"/>
+        </w:rPr>
+        <w:t>Options: Edge, Pure core.</w:t>
+      </w:r>
+    </w:p>
+    <w:p>
+      <w:pPr>
+        <w:pStyle w:val="ListNumber"/>
+      </w:pPr>
+      <w:r>
+        <w:rPr>
+          <w:b w:val="0"/>
+          <w:i w:val="0"/>
+        </w:rPr>
+        <w:t>Read the respondent extract from storage</w:t>
+      </w:r>
+    </w:p>
+    <w:p>
+      <w:pPr>
+        <w:pStyle w:val="ListNumber"/>
+      </w:pPr>
+      <w:r>
+        <w:rPr>
+          <w:b w:val="0"/>
+          <w:i w:val="0"/>
+        </w:rPr>
+        <w:t>Compute features from the extract and a reference date</w:t>
+      </w:r>
+    </w:p>
+    <w:p>
+      <w:pPr>
+        <w:pStyle w:val="ListNumber"/>
+      </w:pPr>
+      <w:r>
+        <w:rPr>
+          <w:b w:val="0"/>
+          <w:i w:val="0"/>
+        </w:rPr>
+        <w:t>Score respondents with a model object passed in</w:t>
+      </w:r>
+    </w:p>
+    <w:p>
+      <w:pPr>
+        <w:pStyle w:val="ListNumber"/>
+      </w:pPr>
+      <w:r>
+        <w:rPr>
+          <w:b w:val="0"/>
+          <w:i w:val="0"/>
+        </w:rPr>
+        <w:t>Write scores to the output table and log the row count</w:t>
+      </w:r>
+    </w:p>
+    <w:p>
+      <w:pPr>
+        <w:pStyle w:val="Heading4"/>
+      </w:pPr>
+      <w:r>
+        <w:t>Sources</w:t>
       </w:r>
     </w:p>
     <w:p>
@@ -2810,277 +2592,18 @@
       </w:pPr>
       <w:r>
         <w:rPr>
-          <w:b/>
-          <w:i w:val="0"/>
-        </w:rPr>
-        <w:t>Named fields.</w:t>
-      </w:r>
-      <w:r>
-        <w:rPr>
-          <w:b w:val="0"/>
-          <w:i w:val="0"/>
-        </w:rPr>
-        <w:t xml:space="preserve"> </w:t>
-      </w:r>
-      <w:r>
-        <w:rPr>
-          <w:rFonts w:ascii="Consolas" w:hAnsi="Consolas" w:eastAsia="Consolas"/>
-          <w:b w:val="0"/>
-          <w:sz w:val="19"/>
-        </w:rPr>
-        <w:t>cfg.min_bse</w:t>
-      </w:r>
-      <w:r>
-        <w:rPr>
-          <w:b w:val="0"/>
-          <w:i w:val="0"/>
-        </w:rPr>
-        <w:t xml:space="preserve"> raises </w:t>
-      </w:r>
-      <w:r>
-        <w:rPr>
-          <w:rFonts w:ascii="Consolas" w:hAnsi="Consolas" w:eastAsia="Consolas"/>
-          <w:b w:val="0"/>
-          <w:sz w:val="19"/>
-        </w:rPr>
-        <w:t>AttributeError</w:t>
-      </w:r>
-      <w:r>
-        <w:rPr>
-          <w:b w:val="0"/>
-          <w:i w:val="0"/>
-        </w:rPr>
-        <w:t xml:space="preserve"> at once. Your editor and mypy see the fields.</w:t>
+          <w:b w:val="0"/>
+          <w:i w:val="0"/>
+        </w:rPr>
+        <w:t>In pandas 3 Copy-on-Write is always on, but assigning a column changes the DataFrame it is called on. (verified: Run on pandas 3.0.6 and 3.0.2 in this repository (predict-output exercise).)</w:t>
       </w:r>
     </w:p>
     <w:p>
       <w:pPr>
-        <w:pStyle w:val="ListBullet"/>
+        <w:pStyle w:val="Heading3"/>
       </w:pPr>
       <w:r>
-        <w:rPr>
-          <w:rFonts w:ascii="Consolas" w:hAnsi="Consolas" w:eastAsia="Consolas"/>
-          <w:b w:val="0"/>
-          <w:sz w:val="19"/>
-        </w:rPr>
-        <w:t>frozen=True</w:t>
-      </w:r>
-      <w:r>
-        <w:rPr>
-          <w:b/>
-          <w:i w:val="0"/>
-        </w:rPr>
-        <w:t>.</w:t>
-      </w:r>
-      <w:r>
-        <w:rPr>
-          <w:b w:val="0"/>
-          <w:i w:val="0"/>
-        </w:rPr>
-        <w:t xml:space="preserve"> Assigning a field raises </w:t>
-      </w:r>
-      <w:r>
-        <w:rPr>
-          <w:rFonts w:ascii="Consolas" w:hAnsi="Consolas" w:eastAsia="Consolas"/>
-          <w:b w:val="0"/>
-          <w:sz w:val="19"/>
-        </w:rPr>
-        <w:t>dataclasses.FrozenInstanceError</w:t>
-      </w:r>
-      <w:r>
-        <w:rPr>
-          <w:b w:val="0"/>
-          <w:i w:val="0"/>
-        </w:rPr>
-        <w:t xml:space="preserve">. Settings stay fixed for the run. Use </w:t>
-      </w:r>
-      <w:r>
-        <w:rPr>
-          <w:rFonts w:ascii="Consolas" w:hAnsi="Consolas" w:eastAsia="Consolas"/>
-          <w:b w:val="0"/>
-          <w:sz w:val="19"/>
-        </w:rPr>
-        <w:t>dataclasses.replace(cfg, min_base=30)</w:t>
-      </w:r>
-      <w:r>
-        <w:rPr>
-          <w:b w:val="0"/>
-          <w:i w:val="0"/>
-        </w:rPr>
-        <w:t xml:space="preserve"> to build a changed copy.</w:t>
-      </w:r>
-    </w:p>
-    <w:p>
-      <w:pPr>
-        <w:pStyle w:val="ListBullet"/>
-      </w:pPr>
-      <w:r>
-        <w:rPr>
-          <w:rFonts w:ascii="Consolas" w:hAnsi="Consolas" w:eastAsia="Consolas"/>
-          <w:b w:val="0"/>
-          <w:sz w:val="19"/>
-        </w:rPr>
-        <w:t>__post_init__</w:t>
-      </w:r>
-      <w:r>
-        <w:rPr>
-          <w:b/>
-          <w:i w:val="0"/>
-        </w:rPr>
-        <w:t>.</w:t>
-      </w:r>
-      <w:r>
-        <w:rPr>
-          <w:b w:val="0"/>
-          <w:i w:val="0"/>
-        </w:rPr>
-        <w:t xml:space="preserve"> Runs after the generated </w:t>
-      </w:r>
-      <w:r>
-        <w:rPr>
-          <w:rFonts w:ascii="Consolas" w:hAnsi="Consolas" w:eastAsia="Consolas"/>
-          <w:b w:val="0"/>
-          <w:sz w:val="19"/>
-        </w:rPr>
-        <w:t>__init__</w:t>
-      </w:r>
-      <w:r>
-        <w:rPr>
-          <w:b w:val="0"/>
-          <w:i w:val="0"/>
-        </w:rPr>
-        <w:t>. Put checks here so a bad config fails at load time, not in hour three.</w:t>
-      </w:r>
-    </w:p>
-    <w:p>
-      <w:r>
-        <w:rPr>
-          <w:b w:val="0"/>
-          <w:i w:val="0"/>
-        </w:rPr>
-        <w:t>Two traps:</w:t>
-      </w:r>
-    </w:p>
-    <w:p>
-      <w:pPr>
-        <w:pStyle w:val="ListBullet"/>
-      </w:pPr>
-      <w:r>
-        <w:rPr>
-          <w:b/>
-          <w:i w:val="0"/>
-        </w:rPr>
-        <w:t>Type hints are not checked at runtime.</w:t>
-      </w:r>
-      <w:r>
-        <w:rPr>
-          <w:b w:val="0"/>
-          <w:i w:val="0"/>
-        </w:rPr>
-        <w:t xml:space="preserve"> </w:t>
-      </w:r>
-      <w:r>
-        <w:rPr>
-          <w:rFonts w:ascii="Consolas" w:hAnsi="Consolas" w:eastAsia="Consolas"/>
-          <w:b w:val="0"/>
-          <w:sz w:val="19"/>
-        </w:rPr>
-        <w:t>ReportConfig(weight_col="w", min_base="30")</w:t>
-      </w:r>
-      <w:r>
-        <w:rPr>
-          <w:b w:val="0"/>
-          <w:i w:val="0"/>
-        </w:rPr>
-        <w:t xml:space="preserve"> builds without error. Convert or check types in </w:t>
-      </w:r>
-      <w:r>
-        <w:rPr>
-          <w:rFonts w:ascii="Consolas" w:hAnsi="Consolas" w:eastAsia="Consolas"/>
-          <w:b w:val="0"/>
-          <w:sz w:val="19"/>
-        </w:rPr>
-        <w:t>__post_init__</w:t>
-      </w:r>
-      <w:r>
-        <w:rPr>
-          <w:b w:val="0"/>
-          <w:i w:val="0"/>
-        </w:rPr>
-        <w:t>, or use pydantic (lesson B5-L2) when input comes from files.</w:t>
-      </w:r>
-    </w:p>
-    <w:p>
-      <w:pPr>
-        <w:pStyle w:val="ListBullet"/>
-      </w:pPr>
-      <w:r>
-        <w:rPr>
-          <w:b/>
-          <w:i w:val="0"/>
-        </w:rPr>
-        <w:t>Mutable defaults.</w:t>
-      </w:r>
-      <w:r>
-        <w:rPr>
-          <w:b w:val="0"/>
-          <w:i w:val="0"/>
-        </w:rPr>
-        <w:t xml:space="preserve"> </w:t>
-      </w:r>
-      <w:r>
-        <w:rPr>
-          <w:rFonts w:ascii="Consolas" w:hAnsi="Consolas" w:eastAsia="Consolas"/>
-          <w:b w:val="0"/>
-          <w:sz w:val="19"/>
-        </w:rPr>
-        <w:t>waves: list[str] = []</w:t>
-      </w:r>
-      <w:r>
-        <w:rPr>
-          <w:b w:val="0"/>
-          <w:i w:val="0"/>
-        </w:rPr>
-        <w:t xml:space="preserve"> raises </w:t>
-      </w:r>
-      <w:r>
-        <w:rPr>
-          <w:rFonts w:ascii="Consolas" w:hAnsi="Consolas" w:eastAsia="Consolas"/>
-          <w:b w:val="0"/>
-          <w:sz w:val="19"/>
-        </w:rPr>
-        <w:t>ValueError</w:t>
-      </w:r>
-      <w:r>
-        <w:rPr>
-          <w:b w:val="0"/>
-          <w:i w:val="0"/>
-        </w:rPr>
-        <w:t xml:space="preserve"> when the class is defined. Use </w:t>
-      </w:r>
-      <w:r>
-        <w:rPr>
-          <w:rFonts w:ascii="Consolas" w:hAnsi="Consolas" w:eastAsia="Consolas"/>
-          <w:b w:val="0"/>
-          <w:sz w:val="19"/>
-        </w:rPr>
-        <w:t>field(default_factory=list)</w:t>
-      </w:r>
-      <w:r>
-        <w:rPr>
-          <w:b w:val="0"/>
-          <w:i w:val="0"/>
-        </w:rPr>
-        <w:t>, or an immutable tuple.</w:t>
-      </w:r>
-    </w:p>
-    <w:p>
-      <w:r>
-        <w:rPr>
-          <w:b w:val="0"/>
-          <w:i w:val="0"/>
-        </w:rPr>
-        <w:t>Load the config once at the edge, from YAML, JSON or arguments, and pass the object to the pure core.</w:t>
+        <w:t>B2-L2 Dataclasses as configuration objects</w:t>
       </w:r>
     </w:p>
     <w:p>
@@ -3088,7 +2611,7 @@
         <w:pStyle w:val="Heading4"/>
       </w:pPr>
       <w:r>
-        <w:t>Why it matters</w:t>
+        <w:t>Concept</w:t>
       </w:r>
     </w:p>
     <w:p>
@@ -3097,7 +2620,7 @@
           <w:b w:val="0"/>
           <w:i w:val="0"/>
         </w:rPr>
-        <w:t xml:space="preserve">A weighting script reads </w:t>
+        <w:t xml:space="preserve">Analysis code needs settings: a minimum base size, a weight column, a list of waves. Passing them around as a loose </w:t>
       </w:r>
       <w:r>
         <w:rPr>
@@ -3105,14 +2628,14 @@
           <w:b w:val="0"/>
           <w:sz w:val="19"/>
         </w:rPr>
-        <w:t>config["min_base"]</w:t>
-      </w:r>
-      <w:r>
-        <w:rPr>
-          <w:b w:val="0"/>
-          <w:i w:val="0"/>
-        </w:rPr>
-        <w:t xml:space="preserve"> from a dict built in a notebook cell. An analyst edits the cell to </w:t>
+        <w:t>dict</w:t>
+      </w:r>
+      <w:r>
+        <w:rPr>
+          <w:b w:val="0"/>
+          <w:i w:val="0"/>
+        </w:rPr>
+        <w:t xml:space="preserve"> has three costs. A typo in a key (</w:t>
       </w:r>
       <w:r>
         <w:rPr>
@@ -3120,14 +2643,14 @@
           <w:b w:val="0"/>
           <w:sz w:val="19"/>
         </w:rPr>
-        <w:t>config["minbase"] = 30</w:t>
-      </w:r>
-      <w:r>
-        <w:rPr>
-          <w:b w:val="0"/>
-          <w:i w:val="0"/>
-        </w:rPr>
-        <w:t xml:space="preserve"> for a test and forgets to revert. The script keeps using the old default of 50, so 14 subgroups the client asked to see are suppressed in the published tables. Nobody notices for two waves.</w:t>
+        <w:t>"min_bse"</w:t>
+      </w:r>
+      <w:r>
+        <w:rPr>
+          <w:b w:val="0"/>
+          <w:i w:val="0"/>
+        </w:rPr>
+        <w:t>) fails late or not at all. Nothing states which keys exist. Any function can change a value half way through a run.</w:t>
       </w:r>
     </w:p>
     <w:p>
@@ -3136,45 +2659,21 @@
           <w:b w:val="0"/>
           <w:i w:val="0"/>
         </w:rPr>
-        <w:t xml:space="preserve">With a frozen dataclass, </w:t>
-      </w:r>
-      <w:r>
-        <w:rPr>
-          <w:rFonts w:ascii="Consolas" w:hAnsi="Consolas" w:eastAsia="Consolas"/>
-          <w:b w:val="0"/>
-          <w:sz w:val="19"/>
-        </w:rPr>
-        <w:t>ReportConfig(minbase=30)</w:t>
-      </w:r>
-      <w:r>
-        <w:rPr>
-          <w:b w:val="0"/>
-          <w:i w:val="0"/>
-        </w:rPr>
-        <w:t xml:space="preserve"> raises </w:t>
-      </w:r>
-      <w:r>
-        <w:rPr>
-          <w:rFonts w:ascii="Consolas" w:hAnsi="Consolas" w:eastAsia="Consolas"/>
-          <w:b w:val="0"/>
-          <w:sz w:val="19"/>
-        </w:rPr>
-        <w:t>TypeError: unexpected keyword argument</w:t>
-      </w:r>
-      <w:r>
-        <w:rPr>
-          <w:b w:val="0"/>
-          <w:i w:val="0"/>
-        </w:rPr>
-        <w:t xml:space="preserve"> at the first run.</w:t>
-      </w:r>
-    </w:p>
-    <w:p>
-      <w:pPr>
-        <w:pStyle w:val="Heading4"/>
-      </w:pPr>
-      <w:r>
-        <w:t>Worked example: weak code</w:t>
+        <w:t xml:space="preserve">A </w:t>
+      </w:r>
+      <w:r>
+        <w:rPr>
+          <w:b/>
+          <w:i w:val="0"/>
+        </w:rPr>
+        <w:t>dataclass</w:t>
+      </w:r>
+      <w:r>
+        <w:rPr>
+          <w:b w:val="0"/>
+          <w:i w:val="0"/>
+        </w:rPr>
+        <w:t xml:space="preserve"> (Python 3.7 and later) turns the settings into a named, typed object.</w:t>
       </w:r>
     </w:p>
     <w:tbl>
@@ -3200,19 +2699,19 @@
             <w:r>
               <w:rPr>
                 <w:rFonts w:ascii="Consolas" w:hAnsi="Consolas" w:eastAsia="Consolas"/>
-                <w:b/>
+                <w:b w:val="0"/>
                 <w:color w:val="5B6875"/>
                 <w:sz w:val="16"/>
               </w:rPr>
-              <w:t xml:space="preserve"> [1]  </w:t>
-            </w:r>
-            <w:r>
-              <w:rPr>
-                <w:rFonts w:ascii="Consolas" w:hAnsi="Consolas" w:eastAsia="Consolas"/>
-                <w:b w:val="0"/>
-                <w:sz w:val="16"/>
-              </w:rPr>
-              <w:t>CONFIG = {"weight_col": "weight", "min_base": 50, "waves": []}</w:t>
+              <w:t xml:space="preserve">   1  </w:t>
+            </w:r>
+            <w:r>
+              <w:rPr>
+                <w:rFonts w:ascii="Consolas" w:hAnsi="Consolas" w:eastAsia="Consolas"/>
+                <w:b w:val="0"/>
+                <w:sz w:val="16"/>
+              </w:rPr>
+              <w:t>from dataclasses import dataclass, field</w:t>
             </w:r>
           </w:p>
           <w:p>
@@ -3269,19 +2768,19 @@
             <w:r>
               <w:rPr>
                 <w:rFonts w:ascii="Consolas" w:hAnsi="Consolas" w:eastAsia="Consolas"/>
-                <w:b/>
+                <w:b w:val="0"/>
                 <w:color w:val="5B6875"/>
                 <w:sz w:val="16"/>
               </w:rPr>
-              <w:t xml:space="preserve"> [2]  </w:t>
-            </w:r>
-            <w:r>
-              <w:rPr>
-                <w:rFonts w:ascii="Consolas" w:hAnsi="Consolas" w:eastAsia="Consolas"/>
-                <w:b w:val="0"/>
-                <w:sz w:val="16"/>
-              </w:rPr>
-              <w:t>def suppress_small(counts, config=CONFIG):</w:t>
+              <w:t xml:space="preserve">   4  </w:t>
+            </w:r>
+            <w:r>
+              <w:rPr>
+                <w:rFonts w:ascii="Consolas" w:hAnsi="Consolas" w:eastAsia="Consolas"/>
+                <w:b w:val="0"/>
+                <w:sz w:val="16"/>
+              </w:rPr>
+              <w:t>@dataclass(frozen=True)</w:t>
             </w:r>
           </w:p>
           <w:p>
@@ -3292,19 +2791,19 @@
             <w:r>
               <w:rPr>
                 <w:rFonts w:ascii="Consolas" w:hAnsi="Consolas" w:eastAsia="Consolas"/>
-                <w:b/>
+                <w:b w:val="0"/>
                 <w:color w:val="5B6875"/>
                 <w:sz w:val="16"/>
               </w:rPr>
-              <w:t xml:space="preserve"> [3]  </w:t>
-            </w:r>
-            <w:r>
-              <w:rPr>
-                <w:rFonts w:ascii="Consolas" w:hAnsi="Consolas" w:eastAsia="Consolas"/>
-                <w:b w:val="0"/>
-                <w:sz w:val="16"/>
-              </w:rPr>
-              <w:t xml:space="preserve">    config["min_base"] = config.get("minbase", 50)</w:t>
+              <w:t xml:space="preserve">   5  </w:t>
+            </w:r>
+            <w:r>
+              <w:rPr>
+                <w:rFonts w:ascii="Consolas" w:hAnsi="Consolas" w:eastAsia="Consolas"/>
+                <w:b w:val="0"/>
+                <w:sz w:val="16"/>
+              </w:rPr>
+              <w:t>class ReportConfig:</w:t>
             </w:r>
           </w:p>
           <w:p>
@@ -3327,64 +2826,437 @@
                 <w:b w:val="0"/>
                 <w:sz w:val="16"/>
               </w:rPr>
-              <w:t xml:space="preserve">    return {k: v for k, v in counts.items() if v &gt;= config["min_base"]}</w:t>
+              <w:t xml:space="preserve">    weight_col: str</w:t>
+            </w:r>
+          </w:p>
+          <w:p>
+            <w:pPr>
+              <w:spacing w:before="0" w:after="0" w:line="240" w:lineRule="auto"/>
+              <w:ind w:left="567" w:hanging="567"/>
+            </w:pPr>
+            <w:r>
+              <w:rPr>
+                <w:rFonts w:ascii="Consolas" w:hAnsi="Consolas" w:eastAsia="Consolas"/>
+                <w:b w:val="0"/>
+                <w:color w:val="5B6875"/>
+                <w:sz w:val="16"/>
+              </w:rPr>
+              <w:t xml:space="preserve">   7  </w:t>
+            </w:r>
+            <w:r>
+              <w:rPr>
+                <w:rFonts w:ascii="Consolas" w:hAnsi="Consolas" w:eastAsia="Consolas"/>
+                <w:b w:val="0"/>
+                <w:sz w:val="16"/>
+              </w:rPr>
+              <w:t xml:space="preserve">    min_base: int = 50</w:t>
+            </w:r>
+          </w:p>
+          <w:p>
+            <w:pPr>
+              <w:spacing w:before="0" w:after="0" w:line="240" w:lineRule="auto"/>
+              <w:ind w:left="567" w:hanging="567"/>
+            </w:pPr>
+            <w:r>
+              <w:rPr>
+                <w:rFonts w:ascii="Consolas" w:hAnsi="Consolas" w:eastAsia="Consolas"/>
+                <w:b w:val="0"/>
+                <w:color w:val="5B6875"/>
+                <w:sz w:val="16"/>
+              </w:rPr>
+              <w:t xml:space="preserve">   8  </w:t>
+            </w:r>
+            <w:r>
+              <w:rPr>
+                <w:rFonts w:ascii="Consolas" w:hAnsi="Consolas" w:eastAsia="Consolas"/>
+                <w:b w:val="0"/>
+                <w:sz w:val="16"/>
+              </w:rPr>
+              <w:t xml:space="preserve">    waves: tuple[str, ...] = ()</w:t>
+            </w:r>
+          </w:p>
+          <w:p>
+            <w:pPr>
+              <w:spacing w:before="0" w:after="0" w:line="240" w:lineRule="auto"/>
+              <w:ind w:left="567" w:hanging="567"/>
+            </w:pPr>
+            <w:r>
+              <w:rPr>
+                <w:rFonts w:ascii="Consolas" w:hAnsi="Consolas" w:eastAsia="Consolas"/>
+                <w:b w:val="0"/>
+                <w:color w:val="5B6875"/>
+                <w:sz w:val="16"/>
+              </w:rPr>
+              <w:t xml:space="preserve">   9  </w:t>
+            </w:r>
+            <w:r>
+              <w:rPr>
+                <w:rFonts w:ascii="Consolas" w:hAnsi="Consolas" w:eastAsia="Consolas"/>
+                <w:b w:val="0"/>
+                <w:sz w:val="16"/>
+              </w:rPr>
+              <w:t xml:space="preserve"> </w:t>
+            </w:r>
+          </w:p>
+          <w:p>
+            <w:pPr>
+              <w:spacing w:before="0" w:after="0" w:line="240" w:lineRule="auto"/>
+              <w:ind w:left="567" w:hanging="567"/>
+            </w:pPr>
+            <w:r>
+              <w:rPr>
+                <w:rFonts w:ascii="Consolas" w:hAnsi="Consolas" w:eastAsia="Consolas"/>
+                <w:b w:val="0"/>
+                <w:color w:val="5B6875"/>
+                <w:sz w:val="16"/>
+              </w:rPr>
+              <w:t xml:space="preserve">  10  </w:t>
+            </w:r>
+            <w:r>
+              <w:rPr>
+                <w:rFonts w:ascii="Consolas" w:hAnsi="Consolas" w:eastAsia="Consolas"/>
+                <w:b w:val="0"/>
+                <w:sz w:val="16"/>
+              </w:rPr>
+              <w:t xml:space="preserve">    def __post_init__(self) -&gt; None:</w:t>
+            </w:r>
+          </w:p>
+          <w:p>
+            <w:pPr>
+              <w:spacing w:before="0" w:after="0" w:line="240" w:lineRule="auto"/>
+              <w:ind w:left="567" w:hanging="567"/>
+            </w:pPr>
+            <w:r>
+              <w:rPr>
+                <w:rFonts w:ascii="Consolas" w:hAnsi="Consolas" w:eastAsia="Consolas"/>
+                <w:b w:val="0"/>
+                <w:color w:val="5B6875"/>
+                <w:sz w:val="16"/>
+              </w:rPr>
+              <w:t xml:space="preserve">  11  </w:t>
+            </w:r>
+            <w:r>
+              <w:rPr>
+                <w:rFonts w:ascii="Consolas" w:hAnsi="Consolas" w:eastAsia="Consolas"/>
+                <w:b w:val="0"/>
+                <w:sz w:val="16"/>
+              </w:rPr>
+              <w:t xml:space="preserve">        if self.min_base &lt;= 0:</w:t>
+            </w:r>
+          </w:p>
+          <w:p>
+            <w:pPr>
+              <w:spacing w:before="0" w:after="0" w:line="240" w:lineRule="auto"/>
+              <w:ind w:left="567" w:hanging="567"/>
+            </w:pPr>
+            <w:r>
+              <w:rPr>
+                <w:rFonts w:ascii="Consolas" w:hAnsi="Consolas" w:eastAsia="Consolas"/>
+                <w:b w:val="0"/>
+                <w:color w:val="5B6875"/>
+                <w:sz w:val="16"/>
+              </w:rPr>
+              <w:t xml:space="preserve">  12  </w:t>
+            </w:r>
+            <w:r>
+              <w:rPr>
+                <w:rFonts w:ascii="Consolas" w:hAnsi="Consolas" w:eastAsia="Consolas"/>
+                <w:b w:val="0"/>
+                <w:sz w:val="16"/>
+              </w:rPr>
+              <w:t xml:space="preserve">            raise ValueError(f"min_base must be positive, got {self.min_base}")</w:t>
             </w:r>
           </w:p>
         </w:tc>
       </w:tr>
     </w:tbl>
+    <w:p/>
     <w:p>
-      <w:pPr>
-        <w:pStyle w:val="ListNumber"/>
-      </w:pPr>
-      <w:r>
-        <w:rPr>
-          <w:b/>
-        </w:rPr>
-        <w:t xml:space="preserve">Line 1. </w:t>
-      </w:r>
-      <w:r>
-        <w:rPr>
-          <w:b w:val="0"/>
-          <w:i w:val="0"/>
-        </w:rPr>
-        <w:t>A module-level dict: no fixed keys, no types, shared and mutable.</w:t>
+      <w:r>
+        <w:rPr>
+          <w:b w:val="0"/>
+          <w:i w:val="0"/>
+        </w:rPr>
+        <w:t>What you get:</w:t>
       </w:r>
     </w:p>
     <w:p>
       <w:pPr>
-        <w:pStyle w:val="ListNumber"/>
+        <w:pStyle w:val="ListBullet"/>
       </w:pPr>
       <w:r>
         <w:rPr>
           <w:b/>
-        </w:rPr>
-        <w:t xml:space="preserve">Line 4. </w:t>
-      </w:r>
-      <w:r>
-        <w:rPr>
-          <w:b w:val="0"/>
-          <w:i w:val="0"/>
-        </w:rPr>
-        <w:t>A mutable default that every call shares.</w:t>
+          <w:i w:val="0"/>
+        </w:rPr>
+        <w:t>Named fields.</w:t>
+      </w:r>
+      <w:r>
+        <w:rPr>
+          <w:b w:val="0"/>
+          <w:i w:val="0"/>
+        </w:rPr>
+        <w:t xml:space="preserve"> </w:t>
+      </w:r>
+      <w:r>
+        <w:rPr>
+          <w:rFonts w:ascii="Consolas" w:hAnsi="Consolas" w:eastAsia="Consolas"/>
+          <w:b w:val="0"/>
+          <w:sz w:val="19"/>
+        </w:rPr>
+        <w:t>cfg.min_bse</w:t>
+      </w:r>
+      <w:r>
+        <w:rPr>
+          <w:b w:val="0"/>
+          <w:i w:val="0"/>
+        </w:rPr>
+        <w:t xml:space="preserve"> raises </w:t>
+      </w:r>
+      <w:r>
+        <w:rPr>
+          <w:rFonts w:ascii="Consolas" w:hAnsi="Consolas" w:eastAsia="Consolas"/>
+          <w:b w:val="0"/>
+          <w:sz w:val="19"/>
+        </w:rPr>
+        <w:t>AttributeError</w:t>
+      </w:r>
+      <w:r>
+        <w:rPr>
+          <w:b w:val="0"/>
+          <w:i w:val="0"/>
+        </w:rPr>
+        <w:t xml:space="preserve"> at once. Your editor and mypy see the fields.</w:t>
       </w:r>
     </w:p>
     <w:p>
       <w:pPr>
-        <w:pStyle w:val="ListNumber"/>
+        <w:pStyle w:val="ListBullet"/>
       </w:pPr>
       <w:r>
         <w:rPr>
+          <w:rFonts w:ascii="Consolas" w:hAnsi="Consolas" w:eastAsia="Consolas"/>
+          <w:b w:val="0"/>
+          <w:sz w:val="19"/>
+        </w:rPr>
+        <w:t>frozen=True</w:t>
+      </w:r>
+      <w:r>
+        <w:rPr>
           <w:b/>
-        </w:rPr>
-        <w:t xml:space="preserve">Line 5. </w:t>
-      </w:r>
-      <w:r>
-        <w:rPr>
-          <w:b w:val="0"/>
-          <w:i w:val="0"/>
-        </w:rPr>
-        <w:t>A typo in the key silently falls back to 50, and the write changes the shared dict.</w:t>
+          <w:i w:val="0"/>
+        </w:rPr>
+        <w:t>.</w:t>
+      </w:r>
+      <w:r>
+        <w:rPr>
+          <w:b w:val="0"/>
+          <w:i w:val="0"/>
+        </w:rPr>
+        <w:t xml:space="preserve"> Assigning a field raises </w:t>
+      </w:r>
+      <w:r>
+        <w:rPr>
+          <w:rFonts w:ascii="Consolas" w:hAnsi="Consolas" w:eastAsia="Consolas"/>
+          <w:b w:val="0"/>
+          <w:sz w:val="19"/>
+        </w:rPr>
+        <w:t>dataclasses.FrozenInstanceError</w:t>
+      </w:r>
+      <w:r>
+        <w:rPr>
+          <w:b w:val="0"/>
+          <w:i w:val="0"/>
+        </w:rPr>
+        <w:t xml:space="preserve">. Settings stay fixed for the run. Use </w:t>
+      </w:r>
+      <w:r>
+        <w:rPr>
+          <w:rFonts w:ascii="Consolas" w:hAnsi="Consolas" w:eastAsia="Consolas"/>
+          <w:b w:val="0"/>
+          <w:sz w:val="19"/>
+        </w:rPr>
+        <w:t>dataclasses.replace(cfg, min_base=30)</w:t>
+      </w:r>
+      <w:r>
+        <w:rPr>
+          <w:b w:val="0"/>
+          <w:i w:val="0"/>
+        </w:rPr>
+        <w:t xml:space="preserve"> to build a changed copy.</w:t>
+      </w:r>
+    </w:p>
+    <w:p>
+      <w:pPr>
+        <w:pStyle w:val="ListBullet"/>
+      </w:pPr>
+      <w:r>
+        <w:rPr>
+          <w:rFonts w:ascii="Consolas" w:hAnsi="Consolas" w:eastAsia="Consolas"/>
+          <w:b w:val="0"/>
+          <w:sz w:val="19"/>
+        </w:rPr>
+        <w:t>__post_init__</w:t>
+      </w:r>
+      <w:r>
+        <w:rPr>
+          <w:b/>
+          <w:i w:val="0"/>
+        </w:rPr>
+        <w:t>.</w:t>
+      </w:r>
+      <w:r>
+        <w:rPr>
+          <w:b w:val="0"/>
+          <w:i w:val="0"/>
+        </w:rPr>
+        <w:t xml:space="preserve"> Runs after the generated </w:t>
+      </w:r>
+      <w:r>
+        <w:rPr>
+          <w:rFonts w:ascii="Consolas" w:hAnsi="Consolas" w:eastAsia="Consolas"/>
+          <w:b w:val="0"/>
+          <w:sz w:val="19"/>
+        </w:rPr>
+        <w:t>__init__</w:t>
+      </w:r>
+      <w:r>
+        <w:rPr>
+          <w:b w:val="0"/>
+          <w:i w:val="0"/>
+        </w:rPr>
+        <w:t>. Put checks here so a bad config fails at load time, not in hour three.</w:t>
+      </w:r>
+    </w:p>
+    <w:p>
+      <w:r>
+        <w:rPr>
+          <w:b w:val="0"/>
+          <w:i w:val="0"/>
+        </w:rPr>
+        <w:t>Two traps:</w:t>
+      </w:r>
+    </w:p>
+    <w:p>
+      <w:pPr>
+        <w:pStyle w:val="ListBullet"/>
+      </w:pPr>
+      <w:r>
+        <w:rPr>
+          <w:b/>
+          <w:i w:val="0"/>
+        </w:rPr>
+        <w:t>Type hints are not checked at runtime.</w:t>
+      </w:r>
+      <w:r>
+        <w:rPr>
+          <w:b w:val="0"/>
+          <w:i w:val="0"/>
+        </w:rPr>
+        <w:t xml:space="preserve"> </w:t>
+      </w:r>
+      <w:r>
+        <w:rPr>
+          <w:rFonts w:ascii="Consolas" w:hAnsi="Consolas" w:eastAsia="Consolas"/>
+          <w:b w:val="0"/>
+          <w:sz w:val="19"/>
+        </w:rPr>
+        <w:t>ReportConfig(weight_col="w", min_base="30")</w:t>
+      </w:r>
+      <w:r>
+        <w:rPr>
+          <w:b w:val="0"/>
+          <w:i w:val="0"/>
+        </w:rPr>
+        <w:t xml:space="preserve"> builds without error. Convert or check types in </w:t>
+      </w:r>
+      <w:r>
+        <w:rPr>
+          <w:rFonts w:ascii="Consolas" w:hAnsi="Consolas" w:eastAsia="Consolas"/>
+          <w:b w:val="0"/>
+          <w:sz w:val="19"/>
+        </w:rPr>
+        <w:t>__post_init__</w:t>
+      </w:r>
+      <w:r>
+        <w:rPr>
+          <w:b w:val="0"/>
+          <w:i w:val="0"/>
+        </w:rPr>
+        <w:t>, or use pydantic (lesson B5-L2) when input comes from files.</w:t>
+      </w:r>
+    </w:p>
+    <w:p>
+      <w:pPr>
+        <w:pStyle w:val="ListBullet"/>
+      </w:pPr>
+      <w:r>
+        <w:rPr>
+          <w:b/>
+          <w:i w:val="0"/>
+        </w:rPr>
+        <w:t>Mutable defaults.</w:t>
+      </w:r>
+      <w:r>
+        <w:rPr>
+          <w:b w:val="0"/>
+          <w:i w:val="0"/>
+        </w:rPr>
+        <w:t xml:space="preserve"> </w:t>
+      </w:r>
+      <w:r>
+        <w:rPr>
+          <w:rFonts w:ascii="Consolas" w:hAnsi="Consolas" w:eastAsia="Consolas"/>
+          <w:b w:val="0"/>
+          <w:sz w:val="19"/>
+        </w:rPr>
+        <w:t>waves: list[str] = []</w:t>
+      </w:r>
+      <w:r>
+        <w:rPr>
+          <w:b w:val="0"/>
+          <w:i w:val="0"/>
+        </w:rPr>
+        <w:t xml:space="preserve"> raises </w:t>
+      </w:r>
+      <w:r>
+        <w:rPr>
+          <w:rFonts w:ascii="Consolas" w:hAnsi="Consolas" w:eastAsia="Consolas"/>
+          <w:b w:val="0"/>
+          <w:sz w:val="19"/>
+        </w:rPr>
+        <w:t>ValueError</w:t>
+      </w:r>
+      <w:r>
+        <w:rPr>
+          <w:b w:val="0"/>
+          <w:i w:val="0"/>
+        </w:rPr>
+        <w:t xml:space="preserve"> when the class is defined. Use </w:t>
+      </w:r>
+      <w:r>
+        <w:rPr>
+          <w:rFonts w:ascii="Consolas" w:hAnsi="Consolas" w:eastAsia="Consolas"/>
+          <w:b w:val="0"/>
+          <w:sz w:val="19"/>
+        </w:rPr>
+        <w:t>field(default_factory=list)</w:t>
+      </w:r>
+      <w:r>
+        <w:rPr>
+          <w:b w:val="0"/>
+          <w:i w:val="0"/>
+        </w:rPr>
+        <w:t>, or an immutable tuple.</w:t>
+      </w:r>
+    </w:p>
+    <w:p>
+      <w:r>
+        <w:rPr>
+          <w:b w:val="0"/>
+          <w:i w:val="0"/>
+        </w:rPr>
+        <w:t>Load the config once at the edge, from YAML, JSON or arguments, and pass the object to the pure core.</w:t>
       </w:r>
     </w:p>
     <w:p>
@@ -3392,7 +3264,93 @@
         <w:pStyle w:val="Heading4"/>
       </w:pPr>
       <w:r>
-        <w:t>Worked example: strong code</w:t>
+        <w:t>Why it matters</w:t>
+      </w:r>
+    </w:p>
+    <w:p>
+      <w:r>
+        <w:rPr>
+          <w:b w:val="0"/>
+          <w:i w:val="0"/>
+        </w:rPr>
+        <w:t xml:space="preserve">A weighting script reads </w:t>
+      </w:r>
+      <w:r>
+        <w:rPr>
+          <w:rFonts w:ascii="Consolas" w:hAnsi="Consolas" w:eastAsia="Consolas"/>
+          <w:b w:val="0"/>
+          <w:sz w:val="19"/>
+        </w:rPr>
+        <w:t>config["min_base"]</w:t>
+      </w:r>
+      <w:r>
+        <w:rPr>
+          <w:b w:val="0"/>
+          <w:i w:val="0"/>
+        </w:rPr>
+        <w:t xml:space="preserve"> from a dict built in a notebook cell. An analyst edits the cell to </w:t>
+      </w:r>
+      <w:r>
+        <w:rPr>
+          <w:rFonts w:ascii="Consolas" w:hAnsi="Consolas" w:eastAsia="Consolas"/>
+          <w:b w:val="0"/>
+          <w:sz w:val="19"/>
+        </w:rPr>
+        <w:t>config["minbase"] = 30</w:t>
+      </w:r>
+      <w:r>
+        <w:rPr>
+          <w:b w:val="0"/>
+          <w:i w:val="0"/>
+        </w:rPr>
+        <w:t xml:space="preserve"> for a test and forgets to revert. The script keeps using the old default of 50, so 14 subgroups the client asked to see are suppressed in the published tables. Nobody notices for two waves.</w:t>
+      </w:r>
+    </w:p>
+    <w:p>
+      <w:r>
+        <w:rPr>
+          <w:b w:val="0"/>
+          <w:i w:val="0"/>
+        </w:rPr>
+        <w:t xml:space="preserve">With a frozen dataclass, </w:t>
+      </w:r>
+      <w:r>
+        <w:rPr>
+          <w:rFonts w:ascii="Consolas" w:hAnsi="Consolas" w:eastAsia="Consolas"/>
+          <w:b w:val="0"/>
+          <w:sz w:val="19"/>
+        </w:rPr>
+        <w:t>ReportConfig(minbase=30)</w:t>
+      </w:r>
+      <w:r>
+        <w:rPr>
+          <w:b w:val="0"/>
+          <w:i w:val="0"/>
+        </w:rPr>
+        <w:t xml:space="preserve"> raises </w:t>
+      </w:r>
+      <w:r>
+        <w:rPr>
+          <w:rFonts w:ascii="Consolas" w:hAnsi="Consolas" w:eastAsia="Consolas"/>
+          <w:b w:val="0"/>
+          <w:sz w:val="19"/>
+        </w:rPr>
+        <w:t>TypeError: unexpected keyword argument</w:t>
+      </w:r>
+      <w:r>
+        <w:rPr>
+          <w:b w:val="0"/>
+          <w:i w:val="0"/>
+        </w:rPr>
+        <w:t xml:space="preserve"> at the first run.</w:t>
+      </w:r>
+    </w:p>
+    <w:p>
+      <w:pPr>
+        <w:pStyle w:val="Heading4"/>
+      </w:pPr>
+      <w:r>
+        <w:t>Worked example: weak code</w:t>
       </w:r>
     </w:p>
     <w:tbl>
@@ -3418,19 +3376,19 @@
             <w:r>
               <w:rPr>
                 <w:rFonts w:ascii="Consolas" w:hAnsi="Consolas" w:eastAsia="Consolas"/>
-                <w:b w:val="0"/>
+                <w:b/>
                 <w:color w:val="5B6875"/>
                 <w:sz w:val="16"/>
               </w:rPr>
-              <w:t xml:space="preserve">   1  </w:t>
-            </w:r>
-            <w:r>
-              <w:rPr>
-                <w:rFonts w:ascii="Consolas" w:hAnsi="Consolas" w:eastAsia="Consolas"/>
-                <w:b w:val="0"/>
-                <w:sz w:val="16"/>
-              </w:rPr>
-              <w:t>from dataclasses import dataclass</w:t>
+              <w:t xml:space="preserve"> [1]  </w:t>
+            </w:r>
+            <w:r>
+              <w:rPr>
+                <w:rFonts w:ascii="Consolas" w:hAnsi="Consolas" w:eastAsia="Consolas"/>
+                <w:b w:val="0"/>
+                <w:sz w:val="16"/>
+              </w:rPr>
+              <w:t>CONFIG = {"weight_col": "weight", "min_base": 50, "waves": []}</w:t>
             </w:r>
           </w:p>
           <w:p>
@@ -3491,15 +3449,15 @@
                 <w:color w:val="5B6875"/>
                 <w:sz w:val="16"/>
               </w:rPr>
-              <w:t xml:space="preserve"> [1]  </w:t>
-            </w:r>
-            <w:r>
-              <w:rPr>
-                <w:rFonts w:ascii="Consolas" w:hAnsi="Consolas" w:eastAsia="Consolas"/>
-                <w:b w:val="0"/>
-                <w:sz w:val="16"/>
-              </w:rPr>
-              <w:t>@dataclass(frozen=True)</w:t>
+              <w:t xml:space="preserve"> [2]  </w:t>
+            </w:r>
+            <w:r>
+              <w:rPr>
+                <w:rFonts w:ascii="Consolas" w:hAnsi="Consolas" w:eastAsia="Consolas"/>
+                <w:b w:val="0"/>
+                <w:sz w:val="16"/>
+              </w:rPr>
+              <w:t>def suppress_small(counts, config=CONFIG):</w:t>
             </w:r>
           </w:p>
           <w:p>
@@ -3510,19 +3468,19 @@
             <w:r>
               <w:rPr>
                 <w:rFonts w:ascii="Consolas" w:hAnsi="Consolas" w:eastAsia="Consolas"/>
-                <w:b w:val="0"/>
+                <w:b/>
                 <w:color w:val="5B6875"/>
                 <w:sz w:val="16"/>
               </w:rPr>
-              <w:t xml:space="preserve">   5  </w:t>
-            </w:r>
-            <w:r>
-              <w:rPr>
-                <w:rFonts w:ascii="Consolas" w:hAnsi="Consolas" w:eastAsia="Consolas"/>
-                <w:b w:val="0"/>
-                <w:sz w:val="16"/>
-              </w:rPr>
-              <w:t>class ReportConfig:</w:t>
+              <w:t xml:space="preserve"> [3]  </w:t>
+            </w:r>
+            <w:r>
+              <w:rPr>
+                <w:rFonts w:ascii="Consolas" w:hAnsi="Consolas" w:eastAsia="Consolas"/>
+                <w:b w:val="0"/>
+                <w:sz w:val="16"/>
+              </w:rPr>
+              <w:t xml:space="preserve">    config["min_base"] = config.get("minbase", 50)</w:t>
             </w:r>
           </w:p>
           <w:p>
@@ -3545,283 +3503,7 @@
                 <w:b w:val="0"/>
                 <w:sz w:val="16"/>
               </w:rPr>
-              <w:t xml:space="preserve">    """Settings for one reporting run."""</w:t>
-            </w:r>
-          </w:p>
-          <w:p>
-            <w:pPr>
-              <w:spacing w:before="0" w:after="0" w:line="240" w:lineRule="auto"/>
-              <w:ind w:left="567" w:hanging="567"/>
-            </w:pPr>
-            <w:r>
-              <w:rPr>
-                <w:rFonts w:ascii="Consolas" w:hAnsi="Consolas" w:eastAsia="Consolas"/>
-                <w:b w:val="0"/>
-                <w:color w:val="5B6875"/>
-                <w:sz w:val="16"/>
-              </w:rPr>
-              <w:t xml:space="preserve">   7  </w:t>
-            </w:r>
-            <w:r>
-              <w:rPr>
-                <w:rFonts w:ascii="Consolas" w:hAnsi="Consolas" w:eastAsia="Consolas"/>
-                <w:b w:val="0"/>
-                <w:sz w:val="16"/>
-              </w:rPr>
-              <w:t xml:space="preserve"> </w:t>
-            </w:r>
-          </w:p>
-          <w:p>
-            <w:pPr>
-              <w:spacing w:before="0" w:after="0" w:line="240" w:lineRule="auto"/>
-              <w:ind w:left="567" w:hanging="567"/>
-            </w:pPr>
-            <w:r>
-              <w:rPr>
-                <w:rFonts w:ascii="Consolas" w:hAnsi="Consolas" w:eastAsia="Consolas"/>
-                <w:b w:val="0"/>
-                <w:color w:val="5B6875"/>
-                <w:sz w:val="16"/>
-              </w:rPr>
-              <w:t xml:space="preserve">   8  </w:t>
-            </w:r>
-            <w:r>
-              <w:rPr>
-                <w:rFonts w:ascii="Consolas" w:hAnsi="Consolas" w:eastAsia="Consolas"/>
-                <w:b w:val="0"/>
-                <w:sz w:val="16"/>
-              </w:rPr>
-              <w:t xml:space="preserve">    weight_col: str</w:t>
-            </w:r>
-          </w:p>
-          <w:p>
-            <w:pPr>
-              <w:spacing w:before="0" w:after="0" w:line="240" w:lineRule="auto"/>
-              <w:ind w:left="567" w:hanging="567"/>
-            </w:pPr>
-            <w:r>
-              <w:rPr>
-                <w:rFonts w:ascii="Consolas" w:hAnsi="Consolas" w:eastAsia="Consolas"/>
-                <w:b w:val="0"/>
-                <w:color w:val="5B6875"/>
-                <w:sz w:val="16"/>
-              </w:rPr>
-              <w:t xml:space="preserve">   9  </w:t>
-            </w:r>
-            <w:r>
-              <w:rPr>
-                <w:rFonts w:ascii="Consolas" w:hAnsi="Consolas" w:eastAsia="Consolas"/>
-                <w:b w:val="0"/>
-                <w:sz w:val="16"/>
-              </w:rPr>
-              <w:t xml:space="preserve">    min_base: int = 50</w:t>
-            </w:r>
-          </w:p>
-          <w:p>
-            <w:pPr>
-              <w:spacing w:before="0" w:after="0" w:line="240" w:lineRule="auto"/>
-              <w:ind w:left="567" w:hanging="567"/>
-            </w:pPr>
-            <w:r>
-              <w:rPr>
-                <w:rFonts w:ascii="Consolas" w:hAnsi="Consolas" w:eastAsia="Consolas"/>
-                <w:b w:val="0"/>
-                <w:color w:val="5B6875"/>
-                <w:sz w:val="16"/>
-              </w:rPr>
-              <w:t xml:space="preserve">  10  </w:t>
-            </w:r>
-            <w:r>
-              <w:rPr>
-                <w:rFonts w:ascii="Consolas" w:hAnsi="Consolas" w:eastAsia="Consolas"/>
-                <w:b w:val="0"/>
-                <w:sz w:val="16"/>
-              </w:rPr>
-              <w:t xml:space="preserve"> </w:t>
-            </w:r>
-          </w:p>
-          <w:p>
-            <w:pPr>
-              <w:spacing w:before="0" w:after="0" w:line="240" w:lineRule="auto"/>
-              <w:ind w:left="567" w:hanging="567"/>
-            </w:pPr>
-            <w:r>
-              <w:rPr>
-                <w:rFonts w:ascii="Consolas" w:hAnsi="Consolas" w:eastAsia="Consolas"/>
-                <w:b w:val="0"/>
-                <w:color w:val="5B6875"/>
-                <w:sz w:val="16"/>
-              </w:rPr>
-              <w:t xml:space="preserve">  11  </w:t>
-            </w:r>
-            <w:r>
-              <w:rPr>
-                <w:rFonts w:ascii="Consolas" w:hAnsi="Consolas" w:eastAsia="Consolas"/>
-                <w:b w:val="0"/>
-                <w:sz w:val="16"/>
-              </w:rPr>
-              <w:t xml:space="preserve">    def __post_init__(self) -&gt; None:</w:t>
-            </w:r>
-          </w:p>
-          <w:p>
-            <w:pPr>
-              <w:spacing w:before="0" w:after="0" w:line="240" w:lineRule="auto"/>
-              <w:ind w:left="567" w:hanging="567"/>
-            </w:pPr>
-            <w:r>
-              <w:rPr>
-                <w:rFonts w:ascii="Consolas" w:hAnsi="Consolas" w:eastAsia="Consolas"/>
-                <w:b/>
-                <w:color w:val="5B6875"/>
-                <w:sz w:val="16"/>
-              </w:rPr>
-              <w:t xml:space="preserve"> [2]  </w:t>
-            </w:r>
-            <w:r>
-              <w:rPr>
-                <w:rFonts w:ascii="Consolas" w:hAnsi="Consolas" w:eastAsia="Consolas"/>
-                <w:b w:val="0"/>
-                <w:sz w:val="16"/>
-              </w:rPr>
-              <w:t xml:space="preserve">        if not isinstance(self.min_base, int) or self.min_base &lt;= 0:</w:t>
-            </w:r>
-          </w:p>
-          <w:p>
-            <w:pPr>
-              <w:spacing w:before="0" w:after="0" w:line="240" w:lineRule="auto"/>
-              <w:ind w:left="567" w:hanging="567"/>
-            </w:pPr>
-            <w:r>
-              <w:rPr>
-                <w:rFonts w:ascii="Consolas" w:hAnsi="Consolas" w:eastAsia="Consolas"/>
-                <w:b w:val="0"/>
-                <w:color w:val="5B6875"/>
-                <w:sz w:val="16"/>
-              </w:rPr>
-              <w:t xml:space="preserve">  13  </w:t>
-            </w:r>
-            <w:r>
-              <w:rPr>
-                <w:rFonts w:ascii="Consolas" w:hAnsi="Consolas" w:eastAsia="Consolas"/>
-                <w:b w:val="0"/>
-                <w:sz w:val="16"/>
-              </w:rPr>
-              <w:t xml:space="preserve">            raise ValueError(f"min_base must be a positive int, got {self.min_base!r}")</w:t>
-            </w:r>
-          </w:p>
-          <w:p>
-            <w:pPr>
-              <w:spacing w:before="0" w:after="0" w:line="240" w:lineRule="auto"/>
-              <w:ind w:left="567" w:hanging="567"/>
-            </w:pPr>
-            <w:r>
-              <w:rPr>
-                <w:rFonts w:ascii="Consolas" w:hAnsi="Consolas" w:eastAsia="Consolas"/>
-                <w:b w:val="0"/>
-                <w:color w:val="5B6875"/>
-                <w:sz w:val="16"/>
-              </w:rPr>
-              <w:t xml:space="preserve">  14  </w:t>
-            </w:r>
-            <w:r>
-              <w:rPr>
-                <w:rFonts w:ascii="Consolas" w:hAnsi="Consolas" w:eastAsia="Consolas"/>
-                <w:b w:val="0"/>
-                <w:sz w:val="16"/>
-              </w:rPr>
-              <w:t xml:space="preserve"> </w:t>
-            </w:r>
-          </w:p>
-          <w:p>
-            <w:pPr>
-              <w:spacing w:before="0" w:after="0" w:line="240" w:lineRule="auto"/>
-              <w:ind w:left="567" w:hanging="567"/>
-            </w:pPr>
-            <w:r>
-              <w:rPr>
-                <w:rFonts w:ascii="Consolas" w:hAnsi="Consolas" w:eastAsia="Consolas"/>
-                <w:b w:val="0"/>
-                <w:color w:val="5B6875"/>
-                <w:sz w:val="16"/>
-              </w:rPr>
-              <w:t xml:space="preserve">  15  </w:t>
-            </w:r>
-            <w:r>
-              <w:rPr>
-                <w:rFonts w:ascii="Consolas" w:hAnsi="Consolas" w:eastAsia="Consolas"/>
-                <w:b w:val="0"/>
-                <w:sz w:val="16"/>
-              </w:rPr>
-              <w:t xml:space="preserve"> </w:t>
-            </w:r>
-          </w:p>
-          <w:p>
-            <w:pPr>
-              <w:spacing w:before="0" w:after="0" w:line="240" w:lineRule="auto"/>
-              <w:ind w:left="567" w:hanging="567"/>
-            </w:pPr>
-            <w:r>
-              <w:rPr>
-                <w:rFonts w:ascii="Consolas" w:hAnsi="Consolas" w:eastAsia="Consolas"/>
-                <w:b/>
-                <w:color w:val="5B6875"/>
-                <w:sz w:val="16"/>
-              </w:rPr>
-              <w:t xml:space="preserve"> [3]  </w:t>
-            </w:r>
-            <w:r>
-              <w:rPr>
-                <w:rFonts w:ascii="Consolas" w:hAnsi="Consolas" w:eastAsia="Consolas"/>
-                <w:b w:val="0"/>
-                <w:sz w:val="16"/>
-              </w:rPr>
-              <w:t>def suppress_small(counts: dict[str, int], config: ReportConfig) -&gt; dict[str, int]:</w:t>
-            </w:r>
-          </w:p>
-          <w:p>
-            <w:pPr>
-              <w:spacing w:before="0" w:after="0" w:line="240" w:lineRule="auto"/>
-              <w:ind w:left="567" w:hanging="567"/>
-            </w:pPr>
-            <w:r>
-              <w:rPr>
-                <w:rFonts w:ascii="Consolas" w:hAnsi="Consolas" w:eastAsia="Consolas"/>
-                <w:b w:val="0"/>
-                <w:color w:val="5B6875"/>
-                <w:sz w:val="16"/>
-              </w:rPr>
-              <w:t xml:space="preserve">  17  </w:t>
-            </w:r>
-            <w:r>
-              <w:rPr>
-                <w:rFonts w:ascii="Consolas" w:hAnsi="Consolas" w:eastAsia="Consolas"/>
-                <w:b w:val="0"/>
-                <w:sz w:val="16"/>
-              </w:rPr>
-              <w:t xml:space="preserve">    """Keep subgroups whose base reaches config.min_base."""</w:t>
-            </w:r>
-          </w:p>
-          <w:p>
-            <w:pPr>
-              <w:spacing w:before="0" w:after="0" w:line="240" w:lineRule="auto"/>
-              <w:ind w:left="567" w:hanging="567"/>
-            </w:pPr>
-            <w:r>
-              <w:rPr>
-                <w:rFonts w:ascii="Consolas" w:hAnsi="Consolas" w:eastAsia="Consolas"/>
-                <w:b w:val="0"/>
-                <w:color w:val="5B6875"/>
-                <w:sz w:val="16"/>
-              </w:rPr>
-              <w:t xml:space="preserve">  18  </w:t>
-            </w:r>
-            <w:r>
-              <w:rPr>
-                <w:rFonts w:ascii="Consolas" w:hAnsi="Consolas" w:eastAsia="Consolas"/>
-                <w:b w:val="0"/>
-                <w:sz w:val="16"/>
-              </w:rPr>
-              <w:t xml:space="preserve">    return {k: v for k, v in counts.items() if v &gt;= config.min_base}</w:t>
+              <w:t xml:space="preserve">    return {k: v for k, v in counts.items() if v &gt;= config["min_base"]}</w:t>
             </w:r>
           </w:p>
         </w:tc>
@@ -3835,14 +3517,14 @@
         <w:rPr>
           <w:b/>
         </w:rPr>
-        <w:t xml:space="preserve">Line 4. </w:t>
-      </w:r>
-      <w:r>
-        <w:rPr>
-          <w:b w:val="0"/>
-          <w:i w:val="0"/>
-        </w:rPr>
-        <w:t>Fixed fields, and no assignment after construction.</w:t>
+        <w:t xml:space="preserve">Line 1. </w:t>
+      </w:r>
+      <w:r>
+        <w:rPr>
+          <w:b w:val="0"/>
+          <w:i w:val="0"/>
+        </w:rPr>
+        <w:t>A module-level dict: no fixed keys, no types, shared and mutable.</w:t>
       </w:r>
     </w:p>
     <w:p>
@@ -3853,14 +3535,14 @@
         <w:rPr>
           <w:b/>
         </w:rPr>
-        <w:t xml:space="preserve">Line 12. </w:t>
-      </w:r>
-      <w:r>
-        <w:rPr>
-          <w:b w:val="0"/>
-          <w:i w:val="0"/>
-        </w:rPr>
-        <w:t>Validation at load time. Hints alone are not checked at runtime.</w:t>
+        <w:t xml:space="preserve">Line 4. </w:t>
+      </w:r>
+      <w:r>
+        <w:rPr>
+          <w:b w:val="0"/>
+          <w:i w:val="0"/>
+        </w:rPr>
+        <w:t>A mutable default that every call shares.</w:t>
       </w:r>
     </w:p>
     <w:p>
@@ -3871,23 +3553,14 @@
         <w:rPr>
           <w:b/>
         </w:rPr>
-        <w:t xml:space="preserve">Line 16. </w:t>
-      </w:r>
-      <w:r>
-        <w:rPr>
-          <w:b w:val="0"/>
-          <w:i w:val="0"/>
-        </w:rPr>
-        <w:t>The function receives the config and reads it. It never changes it.</w:t>
-      </w:r>
-    </w:p>
-    <w:p>
-      <w:r>
-        <w:rPr>
-          <w:b w:val="0"/>
-          <w:i w:val="0"/>
-        </w:rPr>
-        <w:t>A frozen dataclass names every setting, rejects unknown ones, and checks values once, when you build it.</w:t>
+        <w:t xml:space="preserve">Line 5. </w:t>
+      </w:r>
+      <w:r>
+        <w:rPr>
+          <w:b w:val="0"/>
+          <w:i w:val="0"/>
+        </w:rPr>
+        <w:t>A typo in the key silently falls back to 50, and the write changes the shared dict.</w:t>
       </w:r>
     </w:p>
     <w:p>
@@ -3895,287 +3568,7 @@
         <w:pStyle w:val="Heading4"/>
       </w:pPr>
       <w:r>
-        <w:t>Recap card</w:t>
-      </w:r>
-    </w:p>
-    <w:p>
-      <w:pPr>
-        <w:pStyle w:val="ListBullet"/>
-      </w:pPr>
-      <w:r>
-        <w:rPr>
-          <w:b/>
-          <w:i w:val="0"/>
-        </w:rPr>
-        <w:t>Why a frozen dataclass for settings?</w:t>
-      </w:r>
-      <w:r>
-        <w:rPr>
-          <w:b w:val="0"/>
-          <w:i w:val="0"/>
-        </w:rPr>
-        <w:t xml:space="preserve"> Named, typed fields, unknown keys rejected, and no assignment after construction.</w:t>
-      </w:r>
-    </w:p>
-    <w:p>
-      <w:pPr>
-        <w:pStyle w:val="ListBullet"/>
-      </w:pPr>
-      <w:r>
-        <w:rPr>
-          <w:b/>
-          <w:i w:val="0"/>
-        </w:rPr>
-        <w:t>Change one setting on a frozen config</w:t>
-      </w:r>
-      <w:r>
-        <w:rPr>
-          <w:b w:val="0"/>
-          <w:i w:val="0"/>
-        </w:rPr>
-        <w:t xml:space="preserve"> dataclasses.replace(cfg, min_base=30) returns a new object.</w:t>
-      </w:r>
-    </w:p>
-    <w:p>
-      <w:pPr>
-        <w:pStyle w:val="ListBullet"/>
-      </w:pPr>
-      <w:r>
-        <w:rPr>
-          <w:b/>
-          <w:i w:val="0"/>
-        </w:rPr>
-        <w:t>Are dataclass type hints checked at runtime?</w:t>
-      </w:r>
-      <w:r>
-        <w:rPr>
-          <w:b w:val="0"/>
-          <w:i w:val="0"/>
-        </w:rPr>
-        <w:t xml:space="preserve"> No. Validate or convert in </w:t>
-      </w:r>
-      <w:r>
-        <w:rPr>
-          <w:b/>
-          <w:i w:val="0"/>
-        </w:rPr>
-        <w:t>post_init</w:t>
-      </w:r>
-      <w:r>
-        <w:rPr>
-          <w:b w:val="0"/>
-          <w:i w:val="0"/>
-        </w:rPr>
-        <w:t>, or use pydantic for external input.</w:t>
-      </w:r>
-    </w:p>
-    <w:p>
-      <w:pPr>
-        <w:pStyle w:val="ListBullet"/>
-      </w:pPr>
-      <w:r>
-        <w:rPr>
-          <w:b/>
-          <w:i w:val="0"/>
-        </w:rPr>
-        <w:t>Empty list default on a dataclass field</w:t>
-      </w:r>
-      <w:r>
-        <w:rPr>
-          <w:b w:val="0"/>
-          <w:i w:val="0"/>
-        </w:rPr>
-        <w:t xml:space="preserve"> field(default_factory=list). A plain [] raises ValueError at class definition.</w:t>
-      </w:r>
-    </w:p>
-    <w:p>
-      <w:pPr>
-        <w:pStyle w:val="Heading4"/>
-      </w:pPr>
-      <w:r>
-        <w:t>Practice</w:t>
-      </w:r>
-    </w:p>
-    <w:p>
-      <w:pPr>
-        <w:pStyle w:val="Heading5"/>
-      </w:pPr>
-      <w:r>
-        <w:t>Exercise 1. Multiple choice (level 1)</w:t>
-      </w:r>
-    </w:p>
-    <w:p>
-      <w:r>
-        <w:rPr>
-          <w:rFonts w:ascii="Consolas" w:hAnsi="Consolas" w:eastAsia="Consolas"/>
-          <w:b w:val="0"/>
-          <w:sz w:val="19"/>
-        </w:rPr>
-        <w:t>cfg</w:t>
-      </w:r>
-      <w:r>
-        <w:rPr>
-          <w:b w:val="0"/>
-          <w:i w:val="0"/>
-        </w:rPr>
-        <w:t xml:space="preserve"> is an instance of a </w:t>
-      </w:r>
-      <w:r>
-        <w:rPr>
-          <w:rFonts w:ascii="Consolas" w:hAnsi="Consolas" w:eastAsia="Consolas"/>
-          <w:b w:val="0"/>
-          <w:sz w:val="19"/>
-        </w:rPr>
-        <w:t>@dataclass(frozen=True)</w:t>
-      </w:r>
-      <w:r>
-        <w:rPr>
-          <w:b w:val="0"/>
-          <w:i w:val="0"/>
-        </w:rPr>
-        <w:t xml:space="preserve"> class with a field </w:t>
-      </w:r>
-      <w:r>
-        <w:rPr>
-          <w:rFonts w:ascii="Consolas" w:hAnsi="Consolas" w:eastAsia="Consolas"/>
-          <w:b w:val="0"/>
-          <w:sz w:val="19"/>
-        </w:rPr>
-        <w:t>min_base</w:t>
-      </w:r>
-      <w:r>
-        <w:rPr>
-          <w:b w:val="0"/>
-          <w:i w:val="0"/>
-        </w:rPr>
-        <w:t xml:space="preserve">. What does </w:t>
-      </w:r>
-      <w:r>
-        <w:rPr>
-          <w:rFonts w:ascii="Consolas" w:hAnsi="Consolas" w:eastAsia="Consolas"/>
-          <w:b w:val="0"/>
-          <w:sz w:val="19"/>
-        </w:rPr>
-        <w:t>cfg.min_base = 30</w:t>
-      </w:r>
-      <w:r>
-        <w:rPr>
-          <w:b w:val="0"/>
-          <w:i w:val="0"/>
-        </w:rPr>
-        <w:t xml:space="preserve"> do?</w:t>
-      </w:r>
-    </w:p>
-    <w:p>
-      <w:pPr>
-        <w:pStyle w:val="ListBullet"/>
-      </w:pPr>
-      <w:r>
-        <w:rPr>
-          <w:b w:val="0"/>
-          <w:i w:val="0"/>
-        </w:rPr>
-        <w:t>a) Sets min_base to 30.</w:t>
-      </w:r>
-    </w:p>
-    <w:p>
-      <w:pPr>
-        <w:pStyle w:val="ListBullet"/>
-      </w:pPr>
-      <w:r>
-        <w:rPr>
-          <w:b w:val="0"/>
-          <w:i w:val="0"/>
-        </w:rPr>
-        <w:t>b) Raises dataclasses.FrozenInstanceError.</w:t>
-      </w:r>
-    </w:p>
-    <w:p>
-      <w:pPr>
-        <w:pStyle w:val="ListBullet"/>
-      </w:pPr>
-      <w:r>
-        <w:rPr>
-          <w:b w:val="0"/>
-          <w:i w:val="0"/>
-        </w:rPr>
-        <w:t>c) Creates a copy with min_base 30.</w:t>
-      </w:r>
-    </w:p>
-    <w:p>
-      <w:pPr>
-        <w:pStyle w:val="ListBullet"/>
-      </w:pPr>
-      <w:r>
-        <w:rPr>
-          <w:b w:val="0"/>
-          <w:i w:val="0"/>
-        </w:rPr>
-        <w:t>d) Does nothing, silently.</w:t>
-      </w:r>
-    </w:p>
-    <w:p>
-      <w:r>
-        <w:rPr>
-          <w:b/>
-          <w:i w:val="0"/>
-        </w:rPr>
-        <w:t>Why?</w:t>
-      </w:r>
-    </w:p>
-    <w:p>
-      <w:pPr>
-        <w:pStyle w:val="ListBullet"/>
-      </w:pPr>
-      <w:r>
-        <w:rPr>
-          <w:b w:val="0"/>
-          <w:i w:val="0"/>
-        </w:rPr>
-        <w:t xml:space="preserve">r1) frozen=True makes the generated </w:t>
-      </w:r>
-      <w:r>
-        <w:rPr>
-          <w:b/>
-          <w:i w:val="0"/>
-        </w:rPr>
-        <w:t>setattr</w:t>
-      </w:r>
-      <w:r>
-        <w:rPr>
-          <w:b w:val="0"/>
-          <w:i w:val="0"/>
-        </w:rPr>
-        <w:t xml:space="preserve"> raise on every field assignment.</w:t>
-      </w:r>
-    </w:p>
-    <w:p>
-      <w:pPr>
-        <w:pStyle w:val="ListBullet"/>
-      </w:pPr>
-      <w:r>
-        <w:rPr>
-          <w:b w:val="0"/>
-          <w:i w:val="0"/>
-        </w:rPr>
-        <w:t>r2) Integer fields are read-only in every dataclass.</w:t>
-      </w:r>
-    </w:p>
-    <w:p>
-      <w:pPr>
-        <w:pStyle w:val="Heading5"/>
-      </w:pPr>
-      <w:r>
-        <w:t>Exercise 2. Predict the output (level 2)</w:t>
-      </w:r>
-    </w:p>
-    <w:p>
-      <w:r>
-        <w:rPr>
-          <w:b w:val="0"/>
-          <w:i w:val="0"/>
-        </w:rPr>
-        <w:t>What does this print?</w:t>
+        <w:t>Worked example: strong code</w:t>
       </w:r>
     </w:p>
     <w:tbl>
@@ -4270,19 +3663,19 @@
             <w:r>
               <w:rPr>
                 <w:rFonts w:ascii="Consolas" w:hAnsi="Consolas" w:eastAsia="Consolas"/>
-                <w:b w:val="0"/>
+                <w:b/>
                 <w:color w:val="5B6875"/>
                 <w:sz w:val="16"/>
               </w:rPr>
-              <w:t xml:space="preserve">   4  </w:t>
-            </w:r>
-            <w:r>
-              <w:rPr>
-                <w:rFonts w:ascii="Consolas" w:hAnsi="Consolas" w:eastAsia="Consolas"/>
-                <w:b w:val="0"/>
-                <w:sz w:val="16"/>
-              </w:rPr>
-              <w:t>@dataclass</w:t>
+              <w:t xml:space="preserve"> [1]  </w:t>
+            </w:r>
+            <w:r>
+              <w:rPr>
+                <w:rFonts w:ascii="Consolas" w:hAnsi="Consolas" w:eastAsia="Consolas"/>
+                <w:b w:val="0"/>
+                <w:sz w:val="16"/>
+              </w:rPr>
+              <w:t>@dataclass(frozen=True)</w:t>
             </w:r>
           </w:p>
           <w:p>
@@ -4305,7 +3698,7 @@
                 <w:b w:val="0"/>
                 <w:sz w:val="16"/>
               </w:rPr>
-              <w:t>class Settings:</w:t>
+              <w:t>class ReportConfig:</w:t>
             </w:r>
           </w:p>
           <w:p>
@@ -4328,7 +3721,7 @@
                 <w:b w:val="0"/>
                 <w:sz w:val="16"/>
               </w:rPr>
-              <w:t xml:space="preserve">    min_base: int = 50</w:t>
+              <w:t xml:space="preserve">    """Settings for one reporting run."""</w:t>
             </w:r>
           </w:p>
           <w:p>
@@ -4374,7 +3767,7 @@
                 <w:b w:val="0"/>
                 <w:sz w:val="16"/>
               </w:rPr>
-              <w:t xml:space="preserve"> </w:t>
+              <w:t xml:space="preserve">    weight_col: str</w:t>
             </w:r>
           </w:p>
           <w:p>
@@ -4397,43 +3790,568 @@
                 <w:b w:val="0"/>
                 <w:sz w:val="16"/>
               </w:rPr>
-              <w:t>print(Settings("30"))</w:t>
+              <w:t xml:space="preserve">    min_base: int = 50</w:t>
+            </w:r>
+          </w:p>
+          <w:p>
+            <w:pPr>
+              <w:spacing w:before="0" w:after="0" w:line="240" w:lineRule="auto"/>
+              <w:ind w:left="567" w:hanging="567"/>
+            </w:pPr>
+            <w:r>
+              <w:rPr>
+                <w:rFonts w:ascii="Consolas" w:hAnsi="Consolas" w:eastAsia="Consolas"/>
+                <w:b w:val="0"/>
+                <w:color w:val="5B6875"/>
+                <w:sz w:val="16"/>
+              </w:rPr>
+              <w:t xml:space="preserve">  10  </w:t>
+            </w:r>
+            <w:r>
+              <w:rPr>
+                <w:rFonts w:ascii="Consolas" w:hAnsi="Consolas" w:eastAsia="Consolas"/>
+                <w:b w:val="0"/>
+                <w:sz w:val="16"/>
+              </w:rPr>
+              <w:t xml:space="preserve"> </w:t>
+            </w:r>
+          </w:p>
+          <w:p>
+            <w:pPr>
+              <w:spacing w:before="0" w:after="0" w:line="240" w:lineRule="auto"/>
+              <w:ind w:left="567" w:hanging="567"/>
+            </w:pPr>
+            <w:r>
+              <w:rPr>
+                <w:rFonts w:ascii="Consolas" w:hAnsi="Consolas" w:eastAsia="Consolas"/>
+                <w:b w:val="0"/>
+                <w:color w:val="5B6875"/>
+                <w:sz w:val="16"/>
+              </w:rPr>
+              <w:t xml:space="preserve">  11  </w:t>
+            </w:r>
+            <w:r>
+              <w:rPr>
+                <w:rFonts w:ascii="Consolas" w:hAnsi="Consolas" w:eastAsia="Consolas"/>
+                <w:b w:val="0"/>
+                <w:sz w:val="16"/>
+              </w:rPr>
+              <w:t xml:space="preserve">    def __post_init__(self) -&gt; None:</w:t>
+            </w:r>
+          </w:p>
+          <w:p>
+            <w:pPr>
+              <w:spacing w:before="0" w:after="0" w:line="240" w:lineRule="auto"/>
+              <w:ind w:left="567" w:hanging="567"/>
+            </w:pPr>
+            <w:r>
+              <w:rPr>
+                <w:rFonts w:ascii="Consolas" w:hAnsi="Consolas" w:eastAsia="Consolas"/>
+                <w:b/>
+                <w:color w:val="5B6875"/>
+                <w:sz w:val="16"/>
+              </w:rPr>
+              <w:t xml:space="preserve"> [2]  </w:t>
+            </w:r>
+            <w:r>
+              <w:rPr>
+                <w:rFonts w:ascii="Consolas" w:hAnsi="Consolas" w:eastAsia="Consolas"/>
+                <w:b w:val="0"/>
+                <w:sz w:val="16"/>
+              </w:rPr>
+              <w:t xml:space="preserve">        if not isinstance(self.min_base, int) or self.min_base &lt;= 0:</w:t>
+            </w:r>
+          </w:p>
+          <w:p>
+            <w:pPr>
+              <w:spacing w:before="0" w:after="0" w:line="240" w:lineRule="auto"/>
+              <w:ind w:left="567" w:hanging="567"/>
+            </w:pPr>
+            <w:r>
+              <w:rPr>
+                <w:rFonts w:ascii="Consolas" w:hAnsi="Consolas" w:eastAsia="Consolas"/>
+                <w:b w:val="0"/>
+                <w:color w:val="5B6875"/>
+                <w:sz w:val="16"/>
+              </w:rPr>
+              <w:t xml:space="preserve">  13  </w:t>
+            </w:r>
+            <w:r>
+              <w:rPr>
+                <w:rFonts w:ascii="Consolas" w:hAnsi="Consolas" w:eastAsia="Consolas"/>
+                <w:b w:val="0"/>
+                <w:sz w:val="16"/>
+              </w:rPr>
+              <w:t xml:space="preserve">            raise ValueError(f"min_base must be a positive int, got {self.min_base!r}")</w:t>
+            </w:r>
+          </w:p>
+          <w:p>
+            <w:pPr>
+              <w:spacing w:before="0" w:after="0" w:line="240" w:lineRule="auto"/>
+              <w:ind w:left="567" w:hanging="567"/>
+            </w:pPr>
+            <w:r>
+              <w:rPr>
+                <w:rFonts w:ascii="Consolas" w:hAnsi="Consolas" w:eastAsia="Consolas"/>
+                <w:b w:val="0"/>
+                <w:color w:val="5B6875"/>
+                <w:sz w:val="16"/>
+              </w:rPr>
+              <w:t xml:space="preserve">  14  </w:t>
+            </w:r>
+            <w:r>
+              <w:rPr>
+                <w:rFonts w:ascii="Consolas" w:hAnsi="Consolas" w:eastAsia="Consolas"/>
+                <w:b w:val="0"/>
+                <w:sz w:val="16"/>
+              </w:rPr>
+              <w:t xml:space="preserve"> </w:t>
+            </w:r>
+          </w:p>
+          <w:p>
+            <w:pPr>
+              <w:spacing w:before="0" w:after="0" w:line="240" w:lineRule="auto"/>
+              <w:ind w:left="567" w:hanging="567"/>
+            </w:pPr>
+            <w:r>
+              <w:rPr>
+                <w:rFonts w:ascii="Consolas" w:hAnsi="Consolas" w:eastAsia="Consolas"/>
+                <w:b w:val="0"/>
+                <w:color w:val="5B6875"/>
+                <w:sz w:val="16"/>
+              </w:rPr>
+              <w:t xml:space="preserve">  15  </w:t>
+            </w:r>
+            <w:r>
+              <w:rPr>
+                <w:rFonts w:ascii="Consolas" w:hAnsi="Consolas" w:eastAsia="Consolas"/>
+                <w:b w:val="0"/>
+                <w:sz w:val="16"/>
+              </w:rPr>
+              <w:t xml:space="preserve"> </w:t>
+            </w:r>
+          </w:p>
+          <w:p>
+            <w:pPr>
+              <w:spacing w:before="0" w:after="0" w:line="240" w:lineRule="auto"/>
+              <w:ind w:left="567" w:hanging="567"/>
+            </w:pPr>
+            <w:r>
+              <w:rPr>
+                <w:rFonts w:ascii="Consolas" w:hAnsi="Consolas" w:eastAsia="Consolas"/>
+                <w:b/>
+                <w:color w:val="5B6875"/>
+                <w:sz w:val="16"/>
+              </w:rPr>
+              <w:t xml:space="preserve"> [3]  </w:t>
+            </w:r>
+            <w:r>
+              <w:rPr>
+                <w:rFonts w:ascii="Consolas" w:hAnsi="Consolas" w:eastAsia="Consolas"/>
+                <w:b w:val="0"/>
+                <w:sz w:val="16"/>
+              </w:rPr>
+              <w:t>def suppress_small(counts: dict[str, int], config: ReportConfig) -&gt; dict[str, int]:</w:t>
+            </w:r>
+          </w:p>
+          <w:p>
+            <w:pPr>
+              <w:spacing w:before="0" w:after="0" w:line="240" w:lineRule="auto"/>
+              <w:ind w:left="567" w:hanging="567"/>
+            </w:pPr>
+            <w:r>
+              <w:rPr>
+                <w:rFonts w:ascii="Consolas" w:hAnsi="Consolas" w:eastAsia="Consolas"/>
+                <w:b w:val="0"/>
+                <w:color w:val="5B6875"/>
+                <w:sz w:val="16"/>
+              </w:rPr>
+              <w:t xml:space="preserve">  17  </w:t>
+            </w:r>
+            <w:r>
+              <w:rPr>
+                <w:rFonts w:ascii="Consolas" w:hAnsi="Consolas" w:eastAsia="Consolas"/>
+                <w:b w:val="0"/>
+                <w:sz w:val="16"/>
+              </w:rPr>
+              <w:t xml:space="preserve">    """Keep subgroups whose base reaches config.min_base."""</w:t>
+            </w:r>
+          </w:p>
+          <w:p>
+            <w:pPr>
+              <w:spacing w:before="0" w:after="0" w:line="240" w:lineRule="auto"/>
+              <w:ind w:left="567" w:hanging="567"/>
+            </w:pPr>
+            <w:r>
+              <w:rPr>
+                <w:rFonts w:ascii="Consolas" w:hAnsi="Consolas" w:eastAsia="Consolas"/>
+                <w:b w:val="0"/>
+                <w:color w:val="5B6875"/>
+                <w:sz w:val="16"/>
+              </w:rPr>
+              <w:t xml:space="preserve">  18  </w:t>
+            </w:r>
+            <w:r>
+              <w:rPr>
+                <w:rFonts w:ascii="Consolas" w:hAnsi="Consolas" w:eastAsia="Consolas"/>
+                <w:b w:val="0"/>
+                <w:sz w:val="16"/>
+              </w:rPr>
+              <w:t xml:space="preserve">    return {k: v for k, v in counts.items() if v &gt;= config.min_base}</w:t>
             </w:r>
           </w:p>
         </w:tc>
       </w:tr>
     </w:tbl>
-    <w:p/>
+    <w:p>
+      <w:pPr>
+        <w:pStyle w:val="ListNumber"/>
+      </w:pPr>
+      <w:r>
+        <w:rPr>
+          <w:b/>
+        </w:rPr>
+        <w:t xml:space="preserve">Line 4. </w:t>
+      </w:r>
+      <w:r>
+        <w:rPr>
+          <w:b w:val="0"/>
+          <w:i w:val="0"/>
+        </w:rPr>
+        <w:t>Fixed fields, and no assignment after construction.</w:t>
+      </w:r>
+    </w:p>
+    <w:p>
+      <w:pPr>
+        <w:pStyle w:val="ListNumber"/>
+      </w:pPr>
+      <w:r>
+        <w:rPr>
+          <w:b/>
+        </w:rPr>
+        <w:t xml:space="preserve">Line 12. </w:t>
+      </w:r>
+      <w:r>
+        <w:rPr>
+          <w:b w:val="0"/>
+          <w:i w:val="0"/>
+        </w:rPr>
+        <w:t>Validation at load time. Hints alone are not checked at runtime.</w:t>
+      </w:r>
+    </w:p>
+    <w:p>
+      <w:pPr>
+        <w:pStyle w:val="ListNumber"/>
+      </w:pPr>
+      <w:r>
+        <w:rPr>
+          <w:b/>
+        </w:rPr>
+        <w:t xml:space="preserve">Line 16. </w:t>
+      </w:r>
+      <w:r>
+        <w:rPr>
+          <w:b w:val="0"/>
+          <w:i w:val="0"/>
+        </w:rPr>
+        <w:t>The function receives the config and reads it. It never changes it.</w:t>
+      </w:r>
+    </w:p>
+    <w:p>
+      <w:r>
+        <w:rPr>
+          <w:b w:val="0"/>
+          <w:i w:val="0"/>
+        </w:rPr>
+        <w:t>A frozen dataclass names every setting, rejects unknown ones, and checks values once, when you build it.</w:t>
+      </w:r>
+    </w:p>
+    <w:p>
+      <w:pPr>
+        <w:pStyle w:val="Heading4"/>
+      </w:pPr>
+      <w:r>
+        <w:t>Recap card</w:t>
+      </w:r>
+    </w:p>
+    <w:p>
+      <w:pPr>
+        <w:pStyle w:val="ListBullet"/>
+      </w:pPr>
+      <w:r>
+        <w:rPr>
+          <w:b/>
+          <w:i w:val="0"/>
+        </w:rPr>
+        <w:t>Why a frozen dataclass for settings?</w:t>
+      </w:r>
+      <w:r>
+        <w:rPr>
+          <w:b w:val="0"/>
+          <w:i w:val="0"/>
+        </w:rPr>
+        <w:t xml:space="preserve"> Named, typed fields, unknown keys rejected, and no assignment after construction.</w:t>
+      </w:r>
+    </w:p>
+    <w:p>
+      <w:pPr>
+        <w:pStyle w:val="ListBullet"/>
+      </w:pPr>
+      <w:r>
+        <w:rPr>
+          <w:b/>
+          <w:i w:val="0"/>
+        </w:rPr>
+        <w:t>Change one setting on a frozen config</w:t>
+      </w:r>
+      <w:r>
+        <w:rPr>
+          <w:b w:val="0"/>
+          <w:i w:val="0"/>
+        </w:rPr>
+        <w:t xml:space="preserve"> dataclasses.replace(cfg, min_base=30) returns a new object.</w:t>
+      </w:r>
+    </w:p>
+    <w:p>
+      <w:pPr>
+        <w:pStyle w:val="ListBullet"/>
+      </w:pPr>
+      <w:r>
+        <w:rPr>
+          <w:b/>
+          <w:i w:val="0"/>
+        </w:rPr>
+        <w:t>Are dataclass type hints checked at runtime?</w:t>
+      </w:r>
+      <w:r>
+        <w:rPr>
+          <w:b w:val="0"/>
+          <w:i w:val="0"/>
+        </w:rPr>
+        <w:t xml:space="preserve"> No. Validate or convert in </w:t>
+      </w:r>
+      <w:r>
+        <w:rPr>
+          <w:b/>
+          <w:i w:val="0"/>
+        </w:rPr>
+        <w:t>post_init</w:t>
+      </w:r>
+      <w:r>
+        <w:rPr>
+          <w:b w:val="0"/>
+          <w:i w:val="0"/>
+        </w:rPr>
+        <w:t>, or use pydantic for external input.</w:t>
+      </w:r>
+    </w:p>
+    <w:p>
+      <w:pPr>
+        <w:pStyle w:val="ListBullet"/>
+      </w:pPr>
+      <w:r>
+        <w:rPr>
+          <w:b/>
+          <w:i w:val="0"/>
+        </w:rPr>
+        <w:t>Empty list default on a dataclass field</w:t>
+      </w:r>
+      <w:r>
+        <w:rPr>
+          <w:b w:val="0"/>
+          <w:i w:val="0"/>
+        </w:rPr>
+        <w:t xml:space="preserve"> field(default_factory=list). A plain [] raises ValueError at class definition.</w:t>
+      </w:r>
+    </w:p>
+    <w:p>
+      <w:pPr>
+        <w:pStyle w:val="Heading4"/>
+      </w:pPr>
+      <w:r>
+        <w:t>Practice</w:t>
+      </w:r>
+    </w:p>
     <w:p>
       <w:pPr>
         <w:pStyle w:val="Heading5"/>
       </w:pPr>
       <w:r>
-        <w:t>Exercise 3. Fill the gap (level 2)</w:t>
+        <w:t>Exercise 1. Multiple choice (level 1)</w:t>
       </w:r>
     </w:p>
     <w:p>
       <w:r>
         <w:rPr>
-          <w:b w:val="0"/>
-          <w:i w:val="0"/>
-        </w:rPr>
-        <w:t xml:space="preserve">Give </w:t>
-      </w:r>
-      <w:r>
-        <w:rPr>
           <w:rFonts w:ascii="Consolas" w:hAnsi="Consolas" w:eastAsia="Consolas"/>
           <w:b w:val="0"/>
           <w:sz w:val="19"/>
         </w:rPr>
-        <w:t>waves</w:t>
-      </w:r>
-      <w:r>
-        <w:rPr>
-          <w:b w:val="0"/>
-          <w:i w:val="0"/>
-        </w:rPr>
-        <w:t xml:space="preserve"> an empty list as its default, safely.</w:t>
+        <w:t>cfg</w:t>
+      </w:r>
+      <w:r>
+        <w:rPr>
+          <w:b w:val="0"/>
+          <w:i w:val="0"/>
+        </w:rPr>
+        <w:t xml:space="preserve"> is an instance of a </w:t>
+      </w:r>
+      <w:r>
+        <w:rPr>
+          <w:rFonts w:ascii="Consolas" w:hAnsi="Consolas" w:eastAsia="Consolas"/>
+          <w:b w:val="0"/>
+          <w:sz w:val="19"/>
+        </w:rPr>
+        <w:t>@dataclass(frozen=True)</w:t>
+      </w:r>
+      <w:r>
+        <w:rPr>
+          <w:b w:val="0"/>
+          <w:i w:val="0"/>
+        </w:rPr>
+        <w:t xml:space="preserve"> class with a field </w:t>
+      </w:r>
+      <w:r>
+        <w:rPr>
+          <w:rFonts w:ascii="Consolas" w:hAnsi="Consolas" w:eastAsia="Consolas"/>
+          <w:b w:val="0"/>
+          <w:sz w:val="19"/>
+        </w:rPr>
+        <w:t>min_base</w:t>
+      </w:r>
+      <w:r>
+        <w:rPr>
+          <w:b w:val="0"/>
+          <w:i w:val="0"/>
+        </w:rPr>
+        <w:t xml:space="preserve">. What does </w:t>
+      </w:r>
+      <w:r>
+        <w:rPr>
+          <w:rFonts w:ascii="Consolas" w:hAnsi="Consolas" w:eastAsia="Consolas"/>
+          <w:b w:val="0"/>
+          <w:sz w:val="19"/>
+        </w:rPr>
+        <w:t>cfg.min_base = 30</w:t>
+      </w:r>
+      <w:r>
+        <w:rPr>
+          <w:b w:val="0"/>
+          <w:i w:val="0"/>
+        </w:rPr>
+        <w:t xml:space="preserve"> do?</w:t>
+      </w:r>
+    </w:p>
+    <w:p>
+      <w:pPr>
+        <w:pStyle w:val="ListBullet"/>
+      </w:pPr>
+      <w:r>
+        <w:rPr>
+          <w:b w:val="0"/>
+          <w:i w:val="0"/>
+        </w:rPr>
+        <w:t>a) Sets min_base to 30.</w:t>
+      </w:r>
+    </w:p>
+    <w:p>
+      <w:pPr>
+        <w:pStyle w:val="ListBullet"/>
+      </w:pPr>
+      <w:r>
+        <w:rPr>
+          <w:b w:val="0"/>
+          <w:i w:val="0"/>
+        </w:rPr>
+        <w:t>b) Raises dataclasses.FrozenInstanceError.</w:t>
+      </w:r>
+    </w:p>
+    <w:p>
+      <w:pPr>
+        <w:pStyle w:val="ListBullet"/>
+      </w:pPr>
+      <w:r>
+        <w:rPr>
+          <w:b w:val="0"/>
+          <w:i w:val="0"/>
+        </w:rPr>
+        <w:t>c) Creates a copy with min_base 30.</w:t>
+      </w:r>
+    </w:p>
+    <w:p>
+      <w:pPr>
+        <w:pStyle w:val="ListBullet"/>
+      </w:pPr>
+      <w:r>
+        <w:rPr>
+          <w:b w:val="0"/>
+          <w:i w:val="0"/>
+        </w:rPr>
+        <w:t>d) Does nothing, silently.</w:t>
+      </w:r>
+    </w:p>
+    <w:p>
+      <w:r>
+        <w:rPr>
+          <w:b/>
+          <w:i w:val="0"/>
+        </w:rPr>
+        <w:t>Why?</w:t>
+      </w:r>
+    </w:p>
+    <w:p>
+      <w:pPr>
+        <w:pStyle w:val="ListBullet"/>
+      </w:pPr>
+      <w:r>
+        <w:rPr>
+          <w:b w:val="0"/>
+          <w:i w:val="0"/>
+        </w:rPr>
+        <w:t xml:space="preserve">r1) frozen=True makes the generated </w:t>
+      </w:r>
+      <w:r>
+        <w:rPr>
+          <w:b/>
+          <w:i w:val="0"/>
+        </w:rPr>
+        <w:t>setattr</w:t>
+      </w:r>
+      <w:r>
+        <w:rPr>
+          <w:b w:val="0"/>
+          <w:i w:val="0"/>
+        </w:rPr>
+        <w:t xml:space="preserve"> raise on every field assignment.</w:t>
+      </w:r>
+    </w:p>
+    <w:p>
+      <w:pPr>
+        <w:pStyle w:val="ListBullet"/>
+      </w:pPr>
+      <w:r>
+        <w:rPr>
+          <w:b w:val="0"/>
+          <w:i w:val="0"/>
+        </w:rPr>
+        <w:t>r2) Integer fields are read-only in every dataclass.</w:t>
+      </w:r>
+    </w:p>
+    <w:p>
+      <w:pPr>
+        <w:pStyle w:val="Heading5"/>
+      </w:pPr>
+      <w:r>
+        <w:t>Exercise 2. Predict the output (level 2)</w:t>
+      </w:r>
+    </w:p>
+    <w:p>
+      <w:r>
+        <w:rPr>
+          <w:b w:val="0"/>
+          <w:i w:val="0"/>
+        </w:rPr>
+        <w:t>What does this print?</w:t>
       </w:r>
     </w:p>
     <w:tbl>
@@ -4471,7 +4389,7 @@
                 <w:b w:val="0"/>
                 <w:sz w:val="16"/>
               </w:rPr>
-              <w:t>from dataclasses import dataclass, field</w:t>
+              <w:t>from dataclasses import dataclass</w:t>
             </w:r>
           </w:p>
           <w:p>
@@ -4563,7 +4481,7 @@
                 <w:b w:val="0"/>
                 <w:sz w:val="16"/>
               </w:rPr>
-              <w:t>class Run:</w:t>
+              <w:t>class Settings:</w:t>
             </w:r>
           </w:p>
           <w:p>
@@ -4586,7 +4504,76 @@
                 <w:b w:val="0"/>
                 <w:sz w:val="16"/>
               </w:rPr>
-              <w:t xml:space="preserve">    waves: list[str] = field(_____(1)=list)</w:t>
+              <w:t xml:space="preserve">    min_base: int = 50</w:t>
+            </w:r>
+          </w:p>
+          <w:p>
+            <w:pPr>
+              <w:spacing w:before="0" w:after="0" w:line="240" w:lineRule="auto"/>
+              <w:ind w:left="567" w:hanging="567"/>
+            </w:pPr>
+            <w:r>
+              <w:rPr>
+                <w:rFonts w:ascii="Consolas" w:hAnsi="Consolas" w:eastAsia="Consolas"/>
+                <w:b w:val="0"/>
+                <w:color w:val="5B6875"/>
+                <w:sz w:val="16"/>
+              </w:rPr>
+              <w:t xml:space="preserve">   7  </w:t>
+            </w:r>
+            <w:r>
+              <w:rPr>
+                <w:rFonts w:ascii="Consolas" w:hAnsi="Consolas" w:eastAsia="Consolas"/>
+                <w:b w:val="0"/>
+                <w:sz w:val="16"/>
+              </w:rPr>
+              <w:t xml:space="preserve"> </w:t>
+            </w:r>
+          </w:p>
+          <w:p>
+            <w:pPr>
+              <w:spacing w:before="0" w:after="0" w:line="240" w:lineRule="auto"/>
+              <w:ind w:left="567" w:hanging="567"/>
+            </w:pPr>
+            <w:r>
+              <w:rPr>
+                <w:rFonts w:ascii="Consolas" w:hAnsi="Consolas" w:eastAsia="Consolas"/>
+                <w:b w:val="0"/>
+                <w:color w:val="5B6875"/>
+                <w:sz w:val="16"/>
+              </w:rPr>
+              <w:t xml:space="preserve">   8  </w:t>
+            </w:r>
+            <w:r>
+              <w:rPr>
+                <w:rFonts w:ascii="Consolas" w:hAnsi="Consolas" w:eastAsia="Consolas"/>
+                <w:b w:val="0"/>
+                <w:sz w:val="16"/>
+              </w:rPr>
+              <w:t xml:space="preserve"> </w:t>
+            </w:r>
+          </w:p>
+          <w:p>
+            <w:pPr>
+              <w:spacing w:before="0" w:after="0" w:line="240" w:lineRule="auto"/>
+              <w:ind w:left="567" w:hanging="567"/>
+            </w:pPr>
+            <w:r>
+              <w:rPr>
+                <w:rFonts w:ascii="Consolas" w:hAnsi="Consolas" w:eastAsia="Consolas"/>
+                <w:b w:val="0"/>
+                <w:color w:val="5B6875"/>
+                <w:sz w:val="16"/>
+              </w:rPr>
+              <w:t xml:space="preserve">   9  </w:t>
+            </w:r>
+            <w:r>
+              <w:rPr>
+                <w:rFonts w:ascii="Consolas" w:hAnsi="Consolas" w:eastAsia="Consolas"/>
+                <w:b w:val="0"/>
+                <w:sz w:val="16"/>
+              </w:rPr>
+              <w:t>print(Settings("30"))</w:t>
             </w:r>
           </w:p>
         </w:tc>
@@ -4598,7 +4585,7 @@
         <w:pStyle w:val="Heading5"/>
       </w:pPr>
       <w:r>
-        <w:t>Exercise 4. Write the function (level 3)</w:t>
+        <w:t>Exercise 3. Fill the gap (level 2)</w:t>
       </w:r>
     </w:p>
     <w:p>
@@ -4607,7 +4594,7 @@
           <w:b w:val="0"/>
           <w:i w:val="0"/>
         </w:rPr>
-        <w:t xml:space="preserve">Complete </w:t>
+        <w:t xml:space="preserve">Give </w:t>
       </w:r>
       <w:r>
         <w:rPr>
@@ -4615,225 +4602,14 @@
           <w:b w:val="0"/>
           <w:sz w:val="19"/>
         </w:rPr>
-        <w:t>ReportConfig</w:t>
-      </w:r>
-      <w:r>
-        <w:rPr>
-          <w:b w:val="0"/>
-          <w:i w:val="0"/>
-        </w:rPr>
-        <w:t xml:space="preserve"> and write </w:t>
-      </w:r>
-      <w:r>
-        <w:rPr>
-          <w:rFonts w:ascii="Consolas" w:hAnsi="Consolas" w:eastAsia="Consolas"/>
-          <w:b w:val="0"/>
-          <w:sz w:val="19"/>
-        </w:rPr>
-        <w:t>load_config(raw)</w:t>
-      </w:r>
-      <w:r>
-        <w:rPr>
-          <w:b w:val="0"/>
-          <w:i w:val="0"/>
-        </w:rPr>
-        <w:t>.</w:t>
-      </w:r>
-    </w:p>
-    <w:p>
-      <w:pPr>
-        <w:pStyle w:val="ListBullet"/>
-      </w:pPr>
-      <w:r>
-        <w:rPr>
-          <w:rFonts w:ascii="Consolas" w:hAnsi="Consolas" w:eastAsia="Consolas"/>
-          <w:b w:val="0"/>
-          <w:sz w:val="19"/>
-        </w:rPr>
-        <w:t>ReportConfig</w:t>
-      </w:r>
-      <w:r>
-        <w:rPr>
-          <w:b w:val="0"/>
-          <w:i w:val="0"/>
-        </w:rPr>
-        <w:t xml:space="preserve"> is a frozen dataclass with </w:t>
-      </w:r>
-      <w:r>
-        <w:rPr>
-          <w:rFonts w:ascii="Consolas" w:hAnsi="Consolas" w:eastAsia="Consolas"/>
-          <w:b w:val="0"/>
-          <w:sz w:val="19"/>
-        </w:rPr>
-        <w:t>weight_col: str</w:t>
-      </w:r>
-      <w:r>
-        <w:rPr>
-          <w:b w:val="0"/>
-          <w:i w:val="0"/>
-        </w:rPr>
-        <w:t xml:space="preserve"> and </w:t>
-      </w:r>
-      <w:r>
-        <w:rPr>
-          <w:rFonts w:ascii="Consolas" w:hAnsi="Consolas" w:eastAsia="Consolas"/>
-          <w:b w:val="0"/>
-          <w:sz w:val="19"/>
-        </w:rPr>
-        <w:t>min_base: int = 50</w:t>
-      </w:r>
-      <w:r>
-        <w:rPr>
-          <w:b w:val="0"/>
-          <w:i w:val="0"/>
-        </w:rPr>
-        <w:t>.</w:t>
-      </w:r>
-    </w:p>
-    <w:p>
-      <w:pPr>
-        <w:pStyle w:val="ListBullet"/>
-      </w:pPr>
-      <w:r>
-        <w:rPr>
-          <w:b w:val="0"/>
-          <w:i w:val="0"/>
-        </w:rPr>
-        <w:t xml:space="preserve">In </w:t>
-      </w:r>
-      <w:r>
-        <w:rPr>
-          <w:rFonts w:ascii="Consolas" w:hAnsi="Consolas" w:eastAsia="Consolas"/>
-          <w:b w:val="0"/>
-          <w:sz w:val="19"/>
-        </w:rPr>
-        <w:t>__post_init__</w:t>
-      </w:r>
-      <w:r>
-        <w:rPr>
-          <w:b w:val="0"/>
-          <w:i w:val="0"/>
-        </w:rPr>
-        <w:t xml:space="preserve">, raise </w:t>
-      </w:r>
-      <w:r>
-        <w:rPr>
-          <w:rFonts w:ascii="Consolas" w:hAnsi="Consolas" w:eastAsia="Consolas"/>
-          <w:b w:val="0"/>
-          <w:sz w:val="19"/>
-        </w:rPr>
-        <w:t>ValueError</w:t>
-      </w:r>
-      <w:r>
-        <w:rPr>
-          <w:b w:val="0"/>
-          <w:i w:val="0"/>
-        </w:rPr>
-        <w:t xml:space="preserve"> if </w:t>
-      </w:r>
-      <w:r>
-        <w:rPr>
-          <w:rFonts w:ascii="Consolas" w:hAnsi="Consolas" w:eastAsia="Consolas"/>
-          <w:b w:val="0"/>
-          <w:sz w:val="19"/>
-        </w:rPr>
-        <w:t>min_base</w:t>
-      </w:r>
-      <w:r>
-        <w:rPr>
-          <w:b w:val="0"/>
-          <w:i w:val="0"/>
-        </w:rPr>
-        <w:t xml:space="preserve"> is not an </w:t>
-      </w:r>
-      <w:r>
-        <w:rPr>
-          <w:rFonts w:ascii="Consolas" w:hAnsi="Consolas" w:eastAsia="Consolas"/>
-          <w:b w:val="0"/>
-          <w:sz w:val="19"/>
-        </w:rPr>
-        <w:t>int</w:t>
-      </w:r>
-      <w:r>
-        <w:rPr>
-          <w:b w:val="0"/>
-          <w:i w:val="0"/>
-        </w:rPr>
-        <w:t xml:space="preserve"> or is not positive.</w:t>
-      </w:r>
-    </w:p>
-    <w:p>
-      <w:pPr>
-        <w:pStyle w:val="ListBullet"/>
-      </w:pPr>
-      <w:r>
-        <w:rPr>
-          <w:rFonts w:ascii="Consolas" w:hAnsi="Consolas" w:eastAsia="Consolas"/>
-          <w:b w:val="0"/>
-          <w:sz w:val="19"/>
-        </w:rPr>
-        <w:t>load_config(raw: dict[str, object]) -&gt; ReportConfig</w:t>
-      </w:r>
-      <w:r>
-        <w:rPr>
-          <w:b w:val="0"/>
-          <w:i w:val="0"/>
-        </w:rPr>
-        <w:t xml:space="preserve"> builds the config from a dict. An unknown key must raise </w:t>
-      </w:r>
-      <w:r>
-        <w:rPr>
-          <w:rFonts w:ascii="Consolas" w:hAnsi="Consolas" w:eastAsia="Consolas"/>
-          <w:b w:val="0"/>
-          <w:sz w:val="19"/>
-        </w:rPr>
-        <w:t>TypeError</w:t>
-      </w:r>
-      <w:r>
-        <w:rPr>
-          <w:b w:val="0"/>
-          <w:i w:val="0"/>
-        </w:rPr>
-        <w:t xml:space="preserve">, a missing </w:t>
-      </w:r>
-      <w:r>
-        <w:rPr>
-          <w:rFonts w:ascii="Consolas" w:hAnsi="Consolas" w:eastAsia="Consolas"/>
-          <w:b w:val="0"/>
-          <w:sz w:val="19"/>
-        </w:rPr>
-        <w:t>weight_col</w:t>
-      </w:r>
-      <w:r>
-        <w:rPr>
-          <w:b w:val="0"/>
-          <w:i w:val="0"/>
-        </w:rPr>
-        <w:t xml:space="preserve"> must raise </w:t>
-      </w:r>
-      <w:r>
-        <w:rPr>
-          <w:rFonts w:ascii="Consolas" w:hAnsi="Consolas" w:eastAsia="Consolas"/>
-          <w:b w:val="0"/>
-          <w:sz w:val="19"/>
-        </w:rPr>
-        <w:t>TypeError</w:t>
-      </w:r>
-      <w:r>
-        <w:rPr>
-          <w:b w:val="0"/>
-          <w:i w:val="0"/>
-        </w:rPr>
-        <w:t>.</w:t>
-      </w:r>
-    </w:p>
-    <w:p>
-      <w:r>
-        <w:rPr>
-          <w:b w:val="0"/>
-          <w:i w:val="0"/>
-        </w:rPr>
-        <w:t>Starter code:</w:t>
+        <w:t>waves</w:t>
+      </w:r>
+      <w:r>
+        <w:rPr>
+          <w:b w:val="0"/>
+          <w:i w:val="0"/>
+        </w:rPr>
+        <w:t xml:space="preserve"> an empty list as its default, safely.</w:t>
       </w:r>
     </w:p>
     <w:tbl>
@@ -4871,7 +4647,7 @@
                 <w:b w:val="0"/>
                 <w:sz w:val="16"/>
               </w:rPr>
-              <w:t>from dataclasses import dataclass</w:t>
+              <w:t>from dataclasses import dataclass, field</w:t>
             </w:r>
           </w:p>
           <w:p>
@@ -4940,7 +4716,7 @@
                 <w:b w:val="0"/>
                 <w:sz w:val="16"/>
               </w:rPr>
-              <w:t>class ReportConfig:</w:t>
+              <w:t>@dataclass</w:t>
             </w:r>
           </w:p>
           <w:p>
@@ -4963,7 +4739,7 @@
                 <w:b w:val="0"/>
                 <w:sz w:val="16"/>
               </w:rPr>
-              <w:t xml:space="preserve">    ...</w:t>
+              <w:t>class Run:</w:t>
             </w:r>
           </w:p>
           <w:p>
@@ -4986,76 +4762,7 @@
                 <w:b w:val="0"/>
                 <w:sz w:val="16"/>
               </w:rPr>
-              <w:t xml:space="preserve"> </w:t>
-            </w:r>
-          </w:p>
-          <w:p>
-            <w:pPr>
-              <w:spacing w:before="0" w:after="0" w:line="240" w:lineRule="auto"/>
-              <w:ind w:left="567" w:hanging="567"/>
-            </w:pPr>
-            <w:r>
-              <w:rPr>
-                <w:rFonts w:ascii="Consolas" w:hAnsi="Consolas" w:eastAsia="Consolas"/>
-                <w:b w:val="0"/>
-                <w:color w:val="5B6875"/>
-                <w:sz w:val="16"/>
-              </w:rPr>
-              <w:t xml:space="preserve">   7  </w:t>
-            </w:r>
-            <w:r>
-              <w:rPr>
-                <w:rFonts w:ascii="Consolas" w:hAnsi="Consolas" w:eastAsia="Consolas"/>
-                <w:b w:val="0"/>
-                <w:sz w:val="16"/>
-              </w:rPr>
-              <w:t xml:space="preserve"> </w:t>
-            </w:r>
-          </w:p>
-          <w:p>
-            <w:pPr>
-              <w:spacing w:before="0" w:after="0" w:line="240" w:lineRule="auto"/>
-              <w:ind w:left="567" w:hanging="567"/>
-            </w:pPr>
-            <w:r>
-              <w:rPr>
-                <w:rFonts w:ascii="Consolas" w:hAnsi="Consolas" w:eastAsia="Consolas"/>
-                <w:b w:val="0"/>
-                <w:color w:val="5B6875"/>
-                <w:sz w:val="16"/>
-              </w:rPr>
-              <w:t xml:space="preserve">   8  </w:t>
-            </w:r>
-            <w:r>
-              <w:rPr>
-                <w:rFonts w:ascii="Consolas" w:hAnsi="Consolas" w:eastAsia="Consolas"/>
-                <w:b w:val="0"/>
-                <w:sz w:val="16"/>
-              </w:rPr>
-              <w:t>def load_config(raw):</w:t>
-            </w:r>
-          </w:p>
-          <w:p>
-            <w:pPr>
-              <w:spacing w:before="0" w:after="0" w:line="240" w:lineRule="auto"/>
-              <w:ind w:left="567" w:hanging="567"/>
-            </w:pPr>
-            <w:r>
-              <w:rPr>
-                <w:rFonts w:ascii="Consolas" w:hAnsi="Consolas" w:eastAsia="Consolas"/>
-                <w:b w:val="0"/>
-                <w:color w:val="5B6875"/>
-                <w:sz w:val="16"/>
-              </w:rPr>
-              <w:t xml:space="preserve">   9  </w:t>
-            </w:r>
-            <w:r>
-              <w:rPr>
-                <w:rFonts w:ascii="Consolas" w:hAnsi="Consolas" w:eastAsia="Consolas"/>
-                <w:b w:val="0"/>
-                <w:sz w:val="16"/>
-              </w:rPr>
-              <w:t xml:space="preserve">    ...</w:t>
+              <w:t xml:space="preserve">    waves: list[str] = field(_____(1)=list)</w:t>
             </w:r>
           </w:p>
         </w:tc>
@@ -5067,7 +4774,7 @@
         <w:pStyle w:val="Heading5"/>
       </w:pPr>
       <w:r>
-        <w:t>Exercise 5. Architecture design (level 4)</w:t>
+        <w:t>Exercise 4. Write the function (level 3)</w:t>
       </w:r>
     </w:p>
     <w:p>
@@ -5076,7 +4783,7 @@
           <w:b w:val="0"/>
           <w:i w:val="0"/>
         </w:rPr>
-        <w:t xml:space="preserve">A weighting pipeline reads its settings from </w:t>
+        <w:t xml:space="preserve">Complete </w:t>
       </w:r>
       <w:r>
         <w:rPr>
@@ -5084,67 +4791,29 @@
           <w:b w:val="0"/>
           <w:sz w:val="19"/>
         </w:rPr>
-        <w:t>weighting.yaml</w:t>
-      </w:r>
-      <w:r>
-        <w:rPr>
-          <w:b w:val="0"/>
-          <w:i w:val="0"/>
-        </w:rPr>
-        <w:t>. Choose how the settings flow through the code.</w:t>
-      </w:r>
-    </w:p>
-    <w:p>
-      <w:r>
-        <w:rPr>
-          <w:b w:val="0"/>
-          <w:i w:val="0"/>
-        </w:rPr>
-        <w:t>Options: A frozen dataclass with typed fields, The dict returned by yaml.safe_load, Module-level constants set from the file at import.</w:t>
-      </w:r>
-    </w:p>
-    <w:p>
-      <w:pPr>
-        <w:pStyle w:val="ListNumber"/>
-      </w:pPr>
-      <w:r>
-        <w:rPr>
-          <w:b w:val="0"/>
-          <w:i w:val="0"/>
-        </w:rPr>
-        <w:t>Shape of the settings in code</w:t>
-      </w:r>
-    </w:p>
-    <w:p>
-      <w:pPr>
-        <w:pStyle w:val="ListNumber"/>
-      </w:pPr>
-      <w:r>
-        <w:rPr>
-          <w:b w:val="0"/>
-          <w:i w:val="0"/>
-        </w:rPr>
-        <w:t>When values are checked</w:t>
-      </w:r>
-    </w:p>
-    <w:p>
-      <w:pPr>
-        <w:pStyle w:val="ListNumber"/>
-      </w:pPr>
-      <w:r>
-        <w:rPr>
-          <w:b w:val="0"/>
-          <w:i w:val="0"/>
-        </w:rPr>
-        <w:t>How functions get the settings</w:t>
-      </w:r>
-    </w:p>
-    <w:p>
-      <w:pPr>
-        <w:pStyle w:val="Heading4"/>
-      </w:pPr>
-      <w:r>
-        <w:t>Sources</w:t>
+        <w:t>ReportConfig</w:t>
+      </w:r>
+      <w:r>
+        <w:rPr>
+          <w:b w:val="0"/>
+          <w:i w:val="0"/>
+        </w:rPr>
+        <w:t xml:space="preserve"> and write </w:t>
+      </w:r>
+      <w:r>
+        <w:rPr>
+          <w:rFonts w:ascii="Consolas" w:hAnsi="Consolas" w:eastAsia="Consolas"/>
+          <w:b w:val="0"/>
+          <w:sz w:val="19"/>
+        </w:rPr>
+        <w:t>load_config(raw)</w:t>
+      </w:r>
+      <w:r>
+        <w:rPr>
+          <w:b w:val="0"/>
+          <w:i w:val="0"/>
+        </w:rPr>
+        <w:t>.</w:t>
       </w:r>
     </w:p>
     <w:p>
@@ -5153,10 +4822,48 @@
       </w:pPr>
       <w:r>
         <w:rPr>
-          <w:b w:val="0"/>
-          <w:i w:val="0"/>
-        </w:rPr>
-        <w:t>Assigning a field of a frozen dataclass raises dataclasses.FrozenInstanceError, a subclass of AttributeError. (verified: Python dataclasses documentation; run on Python 3.11 and 3.14 in this repository.)</w:t>
+          <w:rFonts w:ascii="Consolas" w:hAnsi="Consolas" w:eastAsia="Consolas"/>
+          <w:b w:val="0"/>
+          <w:sz w:val="19"/>
+        </w:rPr>
+        <w:t>ReportConfig</w:t>
+      </w:r>
+      <w:r>
+        <w:rPr>
+          <w:b w:val="0"/>
+          <w:i w:val="0"/>
+        </w:rPr>
+        <w:t xml:space="preserve"> is a frozen dataclass with </w:t>
+      </w:r>
+      <w:r>
+        <w:rPr>
+          <w:rFonts w:ascii="Consolas" w:hAnsi="Consolas" w:eastAsia="Consolas"/>
+          <w:b w:val="0"/>
+          <w:sz w:val="19"/>
+        </w:rPr>
+        <w:t>weight_col: str</w:t>
+      </w:r>
+      <w:r>
+        <w:rPr>
+          <w:b w:val="0"/>
+          <w:i w:val="0"/>
+        </w:rPr>
+        <w:t xml:space="preserve"> and </w:t>
+      </w:r>
+      <w:r>
+        <w:rPr>
+          <w:rFonts w:ascii="Consolas" w:hAnsi="Consolas" w:eastAsia="Consolas"/>
+          <w:b w:val="0"/>
+          <w:sz w:val="19"/>
+        </w:rPr>
+        <w:t>min_base: int = 50</w:t>
+      </w:r>
+      <w:r>
+        <w:rPr>
+          <w:b w:val="0"/>
+          <w:i w:val="0"/>
+        </w:rPr>
+        <w:t>.</w:t>
       </w:r>
     </w:p>
     <w:p>
@@ -5168,7 +4875,67 @@
           <w:b w:val="0"/>
           <w:i w:val="0"/>
         </w:rPr>
-        <w:t>A list default on a dataclass field raises ValueError at class definition. (verified: Python dataclasses documentation; run on Python 3.11 in this repository.)</w:t>
+        <w:t xml:space="preserve">In </w:t>
+      </w:r>
+      <w:r>
+        <w:rPr>
+          <w:rFonts w:ascii="Consolas" w:hAnsi="Consolas" w:eastAsia="Consolas"/>
+          <w:b w:val="0"/>
+          <w:sz w:val="19"/>
+        </w:rPr>
+        <w:t>__post_init__</w:t>
+      </w:r>
+      <w:r>
+        <w:rPr>
+          <w:b w:val="0"/>
+          <w:i w:val="0"/>
+        </w:rPr>
+        <w:t xml:space="preserve">, raise </w:t>
+      </w:r>
+      <w:r>
+        <w:rPr>
+          <w:rFonts w:ascii="Consolas" w:hAnsi="Consolas" w:eastAsia="Consolas"/>
+          <w:b w:val="0"/>
+          <w:sz w:val="19"/>
+        </w:rPr>
+        <w:t>ValueError</w:t>
+      </w:r>
+      <w:r>
+        <w:rPr>
+          <w:b w:val="0"/>
+          <w:i w:val="0"/>
+        </w:rPr>
+        <w:t xml:space="preserve"> if </w:t>
+      </w:r>
+      <w:r>
+        <w:rPr>
+          <w:rFonts w:ascii="Consolas" w:hAnsi="Consolas" w:eastAsia="Consolas"/>
+          <w:b w:val="0"/>
+          <w:sz w:val="19"/>
+        </w:rPr>
+        <w:t>min_base</w:t>
+      </w:r>
+      <w:r>
+        <w:rPr>
+          <w:b w:val="0"/>
+          <w:i w:val="0"/>
+        </w:rPr>
+        <w:t xml:space="preserve"> is not an </w:t>
+      </w:r>
+      <w:r>
+        <w:rPr>
+          <w:rFonts w:ascii="Consolas" w:hAnsi="Consolas" w:eastAsia="Consolas"/>
+          <w:b w:val="0"/>
+          <w:sz w:val="19"/>
+        </w:rPr>
+        <w:t>int</w:t>
+      </w:r>
+      <w:r>
+        <w:rPr>
+          <w:b w:val="0"/>
+          <w:i w:val="0"/>
+        </w:rPr>
+        <w:t xml:space="preserve"> or is not positive.</w:t>
       </w:r>
     </w:p>
     <w:p>
@@ -5177,50 +4944,129 @@
       </w:pPr>
       <w:r>
         <w:rPr>
-          <w:b w:val="0"/>
-          <w:i w:val="0"/>
-        </w:rPr>
-        <w:t>Dataclasses do not check or convert field types at runtime. (verified: Python dataclasses documentation; predict-output exercise run in this repository.)</w:t>
+          <w:rFonts w:ascii="Consolas" w:hAnsi="Consolas" w:eastAsia="Consolas"/>
+          <w:b w:val="0"/>
+          <w:sz w:val="19"/>
+        </w:rPr>
+        <w:t>load_config(raw: dict[str, object]) -&gt; ReportConfig</w:t>
+      </w:r>
+      <w:r>
+        <w:rPr>
+          <w:b w:val="0"/>
+          <w:i w:val="0"/>
+        </w:rPr>
+        <w:t xml:space="preserve"> builds the config from a dict. An unknown key must raise </w:t>
+      </w:r>
+      <w:r>
+        <w:rPr>
+          <w:rFonts w:ascii="Consolas" w:hAnsi="Consolas" w:eastAsia="Consolas"/>
+          <w:b w:val="0"/>
+          <w:sz w:val="19"/>
+        </w:rPr>
+        <w:t>TypeError</w:t>
+      </w:r>
+      <w:r>
+        <w:rPr>
+          <w:b w:val="0"/>
+          <w:i w:val="0"/>
+        </w:rPr>
+        <w:t xml:space="preserve">, a missing </w:t>
+      </w:r>
+      <w:r>
+        <w:rPr>
+          <w:rFonts w:ascii="Consolas" w:hAnsi="Consolas" w:eastAsia="Consolas"/>
+          <w:b w:val="0"/>
+          <w:sz w:val="19"/>
+        </w:rPr>
+        <w:t>weight_col</w:t>
+      </w:r>
+      <w:r>
+        <w:rPr>
+          <w:b w:val="0"/>
+          <w:i w:val="0"/>
+        </w:rPr>
+        <w:t xml:space="preserve"> must raise </w:t>
+      </w:r>
+      <w:r>
+        <w:rPr>
+          <w:rFonts w:ascii="Consolas" w:hAnsi="Consolas" w:eastAsia="Consolas"/>
+          <w:b w:val="0"/>
+          <w:sz w:val="19"/>
+        </w:rPr>
+        <w:t>TypeError</w:t>
+      </w:r>
+      <w:r>
+        <w:rPr>
+          <w:b w:val="0"/>
+          <w:i w:val="0"/>
+        </w:rPr>
+        <w:t>.</w:t>
+      </w:r>
+    </w:p>
+    <w:p>
+      <w:r>
+        <w:rPr>
+          <w:b w:val="0"/>
+          <w:i w:val="0"/>
+        </w:rPr>
+        <w:t>Your code must pass these checks:</w:t>
       </w:r>
     </w:p>
     <w:p>
       <w:pPr>
-        <w:pStyle w:val="Heading3"/>
+        <w:pStyle w:val="ListBullet"/>
       </w:pPr>
       <w:r>
-        <w:t>B2-L3 When a class earns its place</w:t>
+        <w:rPr>
+          <w:b w:val="0"/>
+          <w:i w:val="0"/>
+        </w:rPr>
+        <w:t>load_config must build a ReportConfig from the dict, with min_base defaulting to 50.</w:t>
       </w:r>
     </w:p>
     <w:p>
       <w:pPr>
-        <w:pStyle w:val="Heading4"/>
+        <w:pStyle w:val="ListBullet"/>
       </w:pPr>
       <w:r>
-        <w:t>Concept</w:t>
+        <w:rPr>
+          <w:b w:val="0"/>
+          <w:i w:val="0"/>
+        </w:rPr>
+        <w:t>The config must be frozen.</w:t>
       </w:r>
     </w:p>
     <w:p>
-      <w:r>
-        <w:rPr>
-          <w:b w:val="0"/>
-          <w:i w:val="0"/>
-        </w:rPr>
-        <w:t xml:space="preserve">Python does not require classes. Many data science classes are functions in disguise: an </w:t>
-      </w:r>
-      <w:r>
-        <w:rPr>
-          <w:rFonts w:ascii="Consolas" w:hAnsi="Consolas" w:eastAsia="Consolas"/>
-          <w:b w:val="0"/>
-          <w:sz w:val="19"/>
-        </w:rPr>
-        <w:t>__init__</w:t>
-      </w:r>
-      <w:r>
-        <w:rPr>
-          <w:b w:val="0"/>
-          <w:i w:val="0"/>
-        </w:rPr>
-        <w:t xml:space="preserve"> that stores arguments, and one method that uses them.</w:t>
+      <w:pPr>
+        <w:pStyle w:val="ListBullet"/>
+      </w:pPr>
+      <w:r>
+        <w:rPr>
+          <w:b w:val="0"/>
+          <w:i w:val="0"/>
+        </w:rPr>
+        <w:t>min_base of 0, a negative number or a string must raise ValueError.</w:t>
+      </w:r>
+    </w:p>
+    <w:p>
+      <w:pPr>
+        <w:pStyle w:val="ListBullet"/>
+      </w:pPr>
+      <w:r>
+        <w:rPr>
+          <w:b w:val="0"/>
+          <w:i w:val="0"/>
+        </w:rPr>
+        <w:t>A misspelt key such as minbase must raise TypeError, not fall back to the default.</w:t>
+      </w:r>
+    </w:p>
+    <w:p>
+      <w:r>
+        <w:rPr>
+          <w:b w:val="0"/>
+          <w:i w:val="0"/>
+        </w:rPr>
+        <w:t>Shape of the answer. The reference solution defines these names. Write the bodies yourself.</w:t>
       </w:r>
     </w:p>
     <w:tbl>
@@ -5258,7 +5104,7 @@
                 <w:b w:val="0"/>
                 <w:sz w:val="16"/>
               </w:rPr>
-              <w:t>class Normaliser:</w:t>
+              <w:t># Settings for one reporting run.</w:t>
             </w:r>
           </w:p>
           <w:p>
@@ -5281,7 +5127,7 @@
                 <w:b w:val="0"/>
                 <w:sz w:val="16"/>
               </w:rPr>
-              <w:t xml:space="preserve">    def __init__(self, col):</w:t>
+              <w:t>class ReportConfig: ...</w:t>
             </w:r>
           </w:p>
           <w:p>
@@ -5304,7 +5150,7 @@
                 <w:b w:val="0"/>
                 <w:sz w:val="16"/>
               </w:rPr>
-              <w:t xml:space="preserve">        self.col = col</w:t>
+              <w:t xml:space="preserve"> </w:t>
             </w:r>
           </w:p>
           <w:p>
@@ -5327,7 +5173,7 @@
                 <w:b w:val="0"/>
                 <w:sz w:val="16"/>
               </w:rPr>
-              <w:t xml:space="preserve"> </w:t>
+              <w:t># Build a ReportConfig from a parsed YAML or JSON mapping.</w:t>
             </w:r>
           </w:p>
           <w:p>
@@ -5350,30 +5196,7 @@
                 <w:b w:val="0"/>
                 <w:sz w:val="16"/>
               </w:rPr>
-              <w:t xml:space="preserve">    def run(self, df):</w:t>
-            </w:r>
-          </w:p>
-          <w:p>
-            <w:pPr>
-              <w:spacing w:before="0" w:after="0" w:line="240" w:lineRule="auto"/>
-              <w:ind w:left="567" w:hanging="567"/>
-            </w:pPr>
-            <w:r>
-              <w:rPr>
-                <w:rFonts w:ascii="Consolas" w:hAnsi="Consolas" w:eastAsia="Consolas"/>
-                <w:b w:val="0"/>
-                <w:color w:val="5B6875"/>
-                <w:sz w:val="16"/>
-              </w:rPr>
-              <w:t xml:space="preserve">   6  </w:t>
-            </w:r>
-            <w:r>
-              <w:rPr>
-                <w:rFonts w:ascii="Consolas" w:hAnsi="Consolas" w:eastAsia="Consolas"/>
-                <w:b w:val="0"/>
-                <w:sz w:val="16"/>
-              </w:rPr>
-              <w:t xml:space="preserve">        return df.assign(**{self.col: df[self.col] / df[self.col].sum()})</w:t>
+              <w:t>def load_config(raw: dict[str, object]) -&gt; ReportConfig: ...</w:t>
             </w:r>
           </w:p>
         </w:tc>
@@ -5386,459 +5209,7 @@
           <w:b w:val="0"/>
           <w:i w:val="0"/>
         </w:rPr>
-        <w:t xml:space="preserve">Every caller writes </w:t>
-      </w:r>
-      <w:r>
-        <w:rPr>
-          <w:rFonts w:ascii="Consolas" w:hAnsi="Consolas" w:eastAsia="Consolas"/>
-          <w:b w:val="0"/>
-          <w:sz w:val="19"/>
-        </w:rPr>
-        <w:t>Normaliser("spend").run(df)</w:t>
-      </w:r>
-      <w:r>
-        <w:rPr>
-          <w:b w:val="0"/>
-          <w:i w:val="0"/>
-        </w:rPr>
-        <w:t xml:space="preserve">. A function, </w:t>
-      </w:r>
-      <w:r>
-        <w:rPr>
-          <w:rFonts w:ascii="Consolas" w:hAnsi="Consolas" w:eastAsia="Consolas"/>
-          <w:b w:val="0"/>
-          <w:sz w:val="19"/>
-        </w:rPr>
-        <w:t>normalise(df, col)</w:t>
-      </w:r>
-      <w:r>
-        <w:rPr>
-          <w:b w:val="0"/>
-          <w:i w:val="0"/>
-        </w:rPr>
-        <w:t>, says the same thing in one call, with nothing to construct.</w:t>
-      </w:r>
-    </w:p>
-    <w:p>
-      <w:r>
-        <w:rPr>
-          <w:b w:val="0"/>
-          <w:i w:val="0"/>
-        </w:rPr>
-        <w:t>A class earns its place when at least one of these holds:</w:t>
-      </w:r>
-    </w:p>
-    <w:p>
-      <w:pPr>
-        <w:pStyle w:val="ListBullet"/>
-      </w:pPr>
-      <w:r>
-        <w:rPr>
-          <w:b/>
-          <w:i w:val="0"/>
-        </w:rPr>
-        <w:t>State that outlives one call.</w:t>
-      </w:r>
-      <w:r>
-        <w:rPr>
-          <w:b w:val="0"/>
-          <w:i w:val="0"/>
-        </w:rPr>
-        <w:t xml:space="preserve"> A weighting model learns targets in </w:t>
-      </w:r>
-      <w:r>
-        <w:rPr>
-          <w:rFonts w:ascii="Consolas" w:hAnsi="Consolas" w:eastAsia="Consolas"/>
-          <w:b w:val="0"/>
-          <w:sz w:val="19"/>
-        </w:rPr>
-        <w:t>fit</w:t>
-      </w:r>
-      <w:r>
-        <w:rPr>
-          <w:b w:val="0"/>
-          <w:i w:val="0"/>
-        </w:rPr>
-        <w:t xml:space="preserve"> and applies them in </w:t>
-      </w:r>
-      <w:r>
-        <w:rPr>
-          <w:rFonts w:ascii="Consolas" w:hAnsi="Consolas" w:eastAsia="Consolas"/>
-          <w:b w:val="0"/>
-          <w:sz w:val="19"/>
-        </w:rPr>
-        <w:t>transform</w:t>
-      </w:r>
-      <w:r>
-        <w:rPr>
-          <w:b w:val="0"/>
-          <w:i w:val="0"/>
-        </w:rPr>
-        <w:t xml:space="preserve">. scikit-learn's </w:t>
-      </w:r>
-      <w:r>
-        <w:rPr>
-          <w:rFonts w:ascii="Consolas" w:hAnsi="Consolas" w:eastAsia="Consolas"/>
-          <w:b w:val="0"/>
-          <w:sz w:val="19"/>
-        </w:rPr>
-        <w:t>StandardScaler</w:t>
-      </w:r>
-      <w:r>
-        <w:rPr>
-          <w:b w:val="0"/>
-          <w:i w:val="0"/>
-        </w:rPr>
-        <w:t xml:space="preserve"> stores </w:t>
-      </w:r>
-      <w:r>
-        <w:rPr>
-          <w:rFonts w:ascii="Consolas" w:hAnsi="Consolas" w:eastAsia="Consolas"/>
-          <w:b w:val="0"/>
-          <w:sz w:val="19"/>
-        </w:rPr>
-        <w:t>mean_</w:t>
-      </w:r>
-      <w:r>
-        <w:rPr>
-          <w:b w:val="0"/>
-          <w:i w:val="0"/>
-        </w:rPr>
-        <w:t xml:space="preserve"> and </w:t>
-      </w:r>
-      <w:r>
-        <w:rPr>
-          <w:rFonts w:ascii="Consolas" w:hAnsi="Consolas" w:eastAsia="Consolas"/>
-          <w:b w:val="0"/>
-          <w:sz w:val="19"/>
-        </w:rPr>
-        <w:t>scale_</w:t>
-      </w:r>
-      <w:r>
-        <w:rPr>
-          <w:b w:val="0"/>
-          <w:i w:val="0"/>
-        </w:rPr>
-        <w:t xml:space="preserve"> between the two calls.</w:t>
-      </w:r>
-    </w:p>
-    <w:p>
-      <w:pPr>
-        <w:pStyle w:val="ListBullet"/>
-      </w:pPr>
-      <w:r>
-        <w:rPr>
-          <w:b/>
-          <w:i w:val="0"/>
-        </w:rPr>
-        <w:t>An invariant to protect.</w:t>
-      </w:r>
-      <w:r>
-        <w:rPr>
-          <w:b w:val="0"/>
-          <w:i w:val="0"/>
-        </w:rPr>
-        <w:t xml:space="preserve"> A </w:t>
-      </w:r>
-      <w:r>
-        <w:rPr>
-          <w:rFonts w:ascii="Consolas" w:hAnsi="Consolas" w:eastAsia="Consolas"/>
-          <w:b w:val="0"/>
-          <w:sz w:val="19"/>
-        </w:rPr>
-        <w:t>Weights</w:t>
-      </w:r>
-      <w:r>
-        <w:rPr>
-          <w:b w:val="0"/>
-          <w:i w:val="0"/>
-        </w:rPr>
-        <w:t xml:space="preserve"> object guarantees values are positive and sum to the sample size. Code that builds one through its constructor cannot break that rule.</w:t>
-      </w:r>
-    </w:p>
-    <w:p>
-      <w:pPr>
-        <w:pStyle w:val="ListBullet"/>
-      </w:pPr>
-      <w:r>
-        <w:rPr>
-          <w:b/>
-          <w:i w:val="0"/>
-        </w:rPr>
-        <w:t>Several operations on the same data.</w:t>
-      </w:r>
-      <w:r>
-        <w:rPr>
-          <w:b w:val="0"/>
-          <w:i w:val="0"/>
-        </w:rPr>
-        <w:t xml:space="preserve"> A </w:t>
-      </w:r>
-      <w:r>
-        <w:rPr>
-          <w:rFonts w:ascii="Consolas" w:hAnsi="Consolas" w:eastAsia="Consolas"/>
-          <w:b w:val="0"/>
-          <w:sz w:val="19"/>
-        </w:rPr>
-        <w:t>SurveyDesign</w:t>
-      </w:r>
-      <w:r>
-        <w:rPr>
-          <w:b w:val="0"/>
-          <w:i w:val="0"/>
-        </w:rPr>
-        <w:t xml:space="preserve"> with </w:t>
-      </w:r>
-      <w:r>
-        <w:rPr>
-          <w:rFonts w:ascii="Consolas" w:hAnsi="Consolas" w:eastAsia="Consolas"/>
-          <w:b w:val="0"/>
-          <w:sz w:val="19"/>
-        </w:rPr>
-        <w:t>mean()</w:t>
-      </w:r>
-      <w:r>
-        <w:rPr>
-          <w:b w:val="0"/>
-          <w:i w:val="0"/>
-        </w:rPr>
-        <w:t xml:space="preserve">, </w:t>
-      </w:r>
-      <w:r>
-        <w:rPr>
-          <w:rFonts w:ascii="Consolas" w:hAnsi="Consolas" w:eastAsia="Consolas"/>
-          <w:b w:val="0"/>
-          <w:sz w:val="19"/>
-        </w:rPr>
-        <w:t>ci()</w:t>
-      </w:r>
-      <w:r>
-        <w:rPr>
-          <w:b w:val="0"/>
-          <w:i w:val="0"/>
-        </w:rPr>
-        <w:t xml:space="preserve"> and </w:t>
-      </w:r>
-      <w:r>
-        <w:rPr>
-          <w:rFonts w:ascii="Consolas" w:hAnsi="Consolas" w:eastAsia="Consolas"/>
-          <w:b w:val="0"/>
-          <w:sz w:val="19"/>
-        </w:rPr>
-        <w:t>subgroup()</w:t>
-      </w:r>
-      <w:r>
-        <w:rPr>
-          <w:b w:val="0"/>
-          <w:i w:val="0"/>
-        </w:rPr>
-        <w:t xml:space="preserve"> that all need weights, strata and clusters.</w:t>
-      </w:r>
-    </w:p>
-    <w:p>
-      <w:pPr>
-        <w:pStyle w:val="ListBullet"/>
-      </w:pPr>
-      <w:r>
-        <w:rPr>
-          <w:b/>
-          <w:i w:val="0"/>
-        </w:rPr>
-        <w:t>A shared interface.</w:t>
-      </w:r>
-      <w:r>
-        <w:rPr>
-          <w:b w:val="0"/>
-          <w:i w:val="0"/>
-        </w:rPr>
-        <w:t xml:space="preserve"> Several classes with the same method, such as </w:t>
-      </w:r>
-      <w:r>
-        <w:rPr>
-          <w:rFonts w:ascii="Consolas" w:hAnsi="Consolas" w:eastAsia="Consolas"/>
-          <w:b w:val="0"/>
-          <w:sz w:val="19"/>
-        </w:rPr>
-        <w:t>load()</w:t>
-      </w:r>
-      <w:r>
-        <w:rPr>
-          <w:b w:val="0"/>
-          <w:i w:val="0"/>
-        </w:rPr>
-        <w:t>, so the caller swaps one for another.</w:t>
-      </w:r>
-    </w:p>
-    <w:p>
-      <w:r>
-        <w:rPr>
-          <w:b w:val="0"/>
-          <w:i w:val="0"/>
-        </w:rPr>
-        <w:t>Settings with no behaviour belong in a dataclass (lesson B2-L2). A single step belongs in a function (lesson B2-L1).</w:t>
-      </w:r>
-    </w:p>
-    <w:p>
-      <w:r>
-        <w:rPr>
-          <w:b w:val="0"/>
-          <w:i w:val="0"/>
-        </w:rPr>
-        <w:t>Test a design by asking: if you delete the class and keep its methods as functions, what breaks? If nothing, keep the functions.</w:t>
-      </w:r>
-    </w:p>
-    <w:p>
-      <w:pPr>
-        <w:pStyle w:val="Heading4"/>
-      </w:pPr>
-      <w:r>
-        <w:t>Why it matters</w:t>
-      </w:r>
-    </w:p>
-    <w:p>
-      <w:r>
-        <w:rPr>
-          <w:b w:val="0"/>
-          <w:i w:val="0"/>
-        </w:rPr>
-        <w:t xml:space="preserve">A team wraps each cleaning step in a class: </w:t>
-      </w:r>
-      <w:r>
-        <w:rPr>
-          <w:rFonts w:ascii="Consolas" w:hAnsi="Consolas" w:eastAsia="Consolas"/>
-          <w:b w:val="0"/>
-          <w:sz w:val="19"/>
-        </w:rPr>
-        <w:t>DropDuplicates</w:t>
-      </w:r>
-      <w:r>
-        <w:rPr>
-          <w:b w:val="0"/>
-          <w:i w:val="0"/>
-        </w:rPr>
-        <w:t xml:space="preserve">, </w:t>
-      </w:r>
-      <w:r>
-        <w:rPr>
-          <w:rFonts w:ascii="Consolas" w:hAnsi="Consolas" w:eastAsia="Consolas"/>
-          <w:b w:val="0"/>
-          <w:sz w:val="19"/>
-        </w:rPr>
-        <w:t>FixDates</w:t>
-      </w:r>
-      <w:r>
-        <w:rPr>
-          <w:b w:val="0"/>
-          <w:i w:val="0"/>
-        </w:rPr>
-        <w:t xml:space="preserve">, </w:t>
-      </w:r>
-      <w:r>
-        <w:rPr>
-          <w:rFonts w:ascii="Consolas" w:hAnsi="Consolas" w:eastAsia="Consolas"/>
-          <w:b w:val="0"/>
-          <w:sz w:val="19"/>
-        </w:rPr>
-        <w:t>RenameColumns</w:t>
-      </w:r>
-      <w:r>
-        <w:rPr>
-          <w:b w:val="0"/>
-          <w:i w:val="0"/>
-        </w:rPr>
-        <w:t xml:space="preserve">, each with </w:t>
-      </w:r>
-      <w:r>
-        <w:rPr>
-          <w:rFonts w:ascii="Consolas" w:hAnsi="Consolas" w:eastAsia="Consolas"/>
-          <w:b w:val="0"/>
-          <w:sz w:val="19"/>
-        </w:rPr>
-        <w:t>__init__</w:t>
-      </w:r>
-      <w:r>
-        <w:rPr>
-          <w:b w:val="0"/>
-          <w:i w:val="0"/>
-        </w:rPr>
-        <w:t xml:space="preserve"> and </w:t>
-      </w:r>
-      <w:r>
-        <w:rPr>
-          <w:rFonts w:ascii="Consolas" w:hAnsi="Consolas" w:eastAsia="Consolas"/>
-          <w:b w:val="0"/>
-          <w:sz w:val="19"/>
-        </w:rPr>
-        <w:t>run</w:t>
-      </w:r>
-      <w:r>
-        <w:rPr>
-          <w:b w:val="0"/>
-          <w:i w:val="0"/>
-        </w:rPr>
-        <w:t xml:space="preserve">. A new analyst adds a </w:t>
-      </w:r>
-      <w:r>
-        <w:rPr>
-          <w:rFonts w:ascii="Consolas" w:hAnsi="Consolas" w:eastAsia="Consolas"/>
-          <w:b w:val="0"/>
-          <w:sz w:val="19"/>
-        </w:rPr>
-        <w:t>self.seen_ids</w:t>
-      </w:r>
-      <w:r>
-        <w:rPr>
-          <w:b w:val="0"/>
-          <w:i w:val="0"/>
-        </w:rPr>
-        <w:t xml:space="preserve"> set to </w:t>
-      </w:r>
-      <w:r>
-        <w:rPr>
-          <w:rFonts w:ascii="Consolas" w:hAnsi="Consolas" w:eastAsia="Consolas"/>
-          <w:b w:val="0"/>
-          <w:sz w:val="19"/>
-        </w:rPr>
-        <w:t>DropDuplicates</w:t>
-      </w:r>
-      <w:r>
-        <w:rPr>
-          <w:b w:val="0"/>
-          <w:i w:val="0"/>
-        </w:rPr>
-        <w:t xml:space="preserve"> to speed up a second call. The pipeline object is reused across two tracker waves, so wave 2 silently drops every respondent who also took part in wave 1: 38% of the sample.</w:t>
-      </w:r>
-    </w:p>
-    <w:p>
-      <w:r>
-        <w:rPr>
-          <w:b w:val="0"/>
-          <w:i w:val="0"/>
-        </w:rPr>
-        <w:t xml:space="preserve">Pure functions have no </w:t>
-      </w:r>
-      <w:r>
-        <w:rPr>
-          <w:rFonts w:ascii="Consolas" w:hAnsi="Consolas" w:eastAsia="Consolas"/>
-          <w:b w:val="0"/>
-          <w:sz w:val="19"/>
-        </w:rPr>
-        <w:t>self</w:t>
-      </w:r>
-      <w:r>
-        <w:rPr>
-          <w:b w:val="0"/>
-          <w:i w:val="0"/>
-        </w:rPr>
-        <w:t xml:space="preserve"> to keep stale state between calls.</w:t>
-      </w:r>
-    </w:p>
-    <w:p>
-      <w:pPr>
-        <w:pStyle w:val="Heading4"/>
-      </w:pPr>
-      <w:r>
-        <w:t>Worked example: weak code</w:t>
+        <w:t>Starter code:</w:t>
       </w:r>
     </w:p>
     <w:tbl>
@@ -5864,19 +5235,19 @@
             <w:r>
               <w:rPr>
                 <w:rFonts w:ascii="Consolas" w:hAnsi="Consolas" w:eastAsia="Consolas"/>
-                <w:b/>
+                <w:b w:val="0"/>
                 <w:color w:val="5B6875"/>
                 <w:sz w:val="16"/>
               </w:rPr>
-              <w:t xml:space="preserve"> [1]  </w:t>
-            </w:r>
-            <w:r>
-              <w:rPr>
-                <w:rFonts w:ascii="Consolas" w:hAnsi="Consolas" w:eastAsia="Consolas"/>
-                <w:b w:val="0"/>
-                <w:sz w:val="16"/>
-              </w:rPr>
-              <w:t>class AgeBander:</w:t>
+              <w:t xml:space="preserve">   1  </w:t>
+            </w:r>
+            <w:r>
+              <w:rPr>
+                <w:rFonts w:ascii="Consolas" w:hAnsi="Consolas" w:eastAsia="Consolas"/>
+                <w:b w:val="0"/>
+                <w:sz w:val="16"/>
+              </w:rPr>
+              <w:t>from dataclasses import dataclass</w:t>
             </w:r>
           </w:p>
           <w:p>
@@ -5899,7 +5270,7 @@
                 <w:b w:val="0"/>
                 <w:sz w:val="16"/>
               </w:rPr>
-              <w:t xml:space="preserve">    def __init__(self, bins, labels):</w:t>
+              <w:t xml:space="preserve"> </w:t>
             </w:r>
           </w:p>
           <w:p>
@@ -5922,7 +5293,7 @@
                 <w:b w:val="0"/>
                 <w:sz w:val="16"/>
               </w:rPr>
-              <w:t xml:space="preserve">        self.bins = bins</w:t>
+              <w:t xml:space="preserve"> </w:t>
             </w:r>
           </w:p>
           <w:p>
@@ -5945,7 +5316,7 @@
                 <w:b w:val="0"/>
                 <w:sz w:val="16"/>
               </w:rPr>
-              <w:t xml:space="preserve">        self.labels = labels</w:t>
+              <w:t>class ReportConfig:</w:t>
             </w:r>
           </w:p>
           <w:p>
@@ -5968,7 +5339,7 @@
                 <w:b w:val="0"/>
                 <w:sz w:val="16"/>
               </w:rPr>
-              <w:t xml:space="preserve"> </w:t>
+              <w:t xml:space="preserve">    ...</w:t>
             </w:r>
           </w:p>
           <w:p>
@@ -5979,19 +5350,19 @@
             <w:r>
               <w:rPr>
                 <w:rFonts w:ascii="Consolas" w:hAnsi="Consolas" w:eastAsia="Consolas"/>
-                <w:b/>
+                <w:b w:val="0"/>
                 <w:color w:val="5B6875"/>
                 <w:sz w:val="16"/>
               </w:rPr>
-              <w:t xml:space="preserve"> [2]  </w:t>
-            </w:r>
-            <w:r>
-              <w:rPr>
-                <w:rFonts w:ascii="Consolas" w:hAnsi="Consolas" w:eastAsia="Consolas"/>
-                <w:b w:val="0"/>
-                <w:sz w:val="16"/>
-              </w:rPr>
-              <w:t xml:space="preserve">    def run(self, df):</w:t>
+              <w:t xml:space="preserve">   6  </w:t>
+            </w:r>
+            <w:r>
+              <w:rPr>
+                <w:rFonts w:ascii="Consolas" w:hAnsi="Consolas" w:eastAsia="Consolas"/>
+                <w:b w:val="0"/>
+                <w:sz w:val="16"/>
+              </w:rPr>
+              <w:t xml:space="preserve"> </w:t>
             </w:r>
           </w:p>
           <w:p>
@@ -6014,7 +5385,7 @@
                 <w:b w:val="0"/>
                 <w:sz w:val="16"/>
               </w:rPr>
-              <w:t xml:space="preserve">        return df.assign(age_band=pd.cut(df["age"], self.bins, labels=self.labels))</w:t>
+              <w:t xml:space="preserve"> </w:t>
             </w:r>
           </w:p>
           <w:p>
@@ -6037,7 +5408,7 @@
                 <w:b w:val="0"/>
                 <w:sz w:val="16"/>
               </w:rPr>
-              <w:t xml:space="preserve"> </w:t>
+              <w:t>def load_config(raw):</w:t>
             </w:r>
           </w:p>
           <w:p>
@@ -6060,51 +5431,52 @@
                 <w:b w:val="0"/>
                 <w:sz w:val="16"/>
               </w:rPr>
-              <w:t xml:space="preserve"> </w:t>
-            </w:r>
-          </w:p>
-          <w:p>
-            <w:pPr>
-              <w:spacing w:before="0" w:after="0" w:line="240" w:lineRule="auto"/>
-              <w:ind w:left="567" w:hanging="567"/>
-            </w:pPr>
-            <w:r>
-              <w:rPr>
-                <w:rFonts w:ascii="Consolas" w:hAnsi="Consolas" w:eastAsia="Consolas"/>
-                <w:b/>
-                <w:color w:val="5B6875"/>
-                <w:sz w:val="16"/>
-              </w:rPr>
-              <w:t xml:space="preserve"> [3]  </w:t>
-            </w:r>
-            <w:r>
-              <w:rPr>
-                <w:rFonts w:ascii="Consolas" w:hAnsi="Consolas" w:eastAsia="Consolas"/>
-                <w:b w:val="0"/>
-                <w:sz w:val="16"/>
-              </w:rPr>
-              <w:t>banded = AgeBander([0, 34, 54, 120], ["18-34", "35-54", "55+"]).run(df)</w:t>
+              <w:t xml:space="preserve">    ...</w:t>
             </w:r>
           </w:p>
         </w:tc>
       </w:tr>
     </w:tbl>
+    <w:p/>
     <w:p>
       <w:pPr>
-        <w:pStyle w:val="ListNumber"/>
+        <w:pStyle w:val="Heading5"/>
       </w:pPr>
       <w:r>
-        <w:rPr>
-          <w:b/>
-        </w:rPr>
-        <w:t xml:space="preserve">Line 1. </w:t>
-      </w:r>
-      <w:r>
-        <w:rPr>
-          <w:b w:val="0"/>
-          <w:i w:val="0"/>
-        </w:rPr>
-        <w:t>No state outlives a call, no invariant, one operation: a function in disguise.</w:t>
+        <w:t>Exercise 5. Architecture design (level 4)</w:t>
+      </w:r>
+    </w:p>
+    <w:p>
+      <w:r>
+        <w:rPr>
+          <w:b w:val="0"/>
+          <w:i w:val="0"/>
+        </w:rPr>
+        <w:t xml:space="preserve">A weighting pipeline reads its settings from </w:t>
+      </w:r>
+      <w:r>
+        <w:rPr>
+          <w:rFonts w:ascii="Consolas" w:hAnsi="Consolas" w:eastAsia="Consolas"/>
+          <w:b w:val="0"/>
+          <w:sz w:val="19"/>
+        </w:rPr>
+        <w:t>weighting.yaml</w:t>
+      </w:r>
+      <w:r>
+        <w:rPr>
+          <w:b w:val="0"/>
+          <w:i w:val="0"/>
+        </w:rPr>
+        <w:t>. Choose how the settings flow through the code.</w:t>
+      </w:r>
+    </w:p>
+    <w:p>
+      <w:r>
+        <w:rPr>
+          <w:b w:val="0"/>
+          <w:i w:val="0"/>
+        </w:rPr>
+        <w:t>Options: A frozen dataclass with typed fields, The dict returned by yaml.safe_load, Module-level constants set from the file at import.</w:t>
       </w:r>
     </w:p>
     <w:p>
@@ -6113,16 +5485,10 @@
       </w:pPr>
       <w:r>
         <w:rPr>
-          <w:b/>
-        </w:rPr>
-        <w:t xml:space="preserve">Line 6. </w:t>
-      </w:r>
-      <w:r>
-        <w:rPr>
-          <w:b w:val="0"/>
-          <w:i w:val="0"/>
-        </w:rPr>
-        <w:t>A single method named run is the usual sign.</w:t>
+          <w:b w:val="0"/>
+          <w:i w:val="0"/>
+        </w:rPr>
+        <w:t>Shape of the settings in code</w:t>
       </w:r>
     </w:p>
     <w:p>
@@ -6131,16 +5497,22 @@
       </w:pPr>
       <w:r>
         <w:rPr>
-          <w:b/>
-        </w:rPr>
-        <w:t xml:space="preserve">Line 10. </w:t>
-      </w:r>
-      <w:r>
-        <w:rPr>
-          <w:b w:val="0"/>
-          <w:i w:val="0"/>
-        </w:rPr>
-        <w:t>Every caller builds an object only to call one method.</w:t>
+          <w:b w:val="0"/>
+          <w:i w:val="0"/>
+        </w:rPr>
+        <w:t>When values are checked</w:t>
+      </w:r>
+    </w:p>
+    <w:p>
+      <w:pPr>
+        <w:pStyle w:val="ListNumber"/>
+      </w:pPr>
+      <w:r>
+        <w:rPr>
+          <w:b w:val="0"/>
+          <w:i w:val="0"/>
+        </w:rPr>
+        <w:t>How functions get the settings</w:t>
       </w:r>
     </w:p>
     <w:p>
@@ -6148,7 +5520,83 @@
         <w:pStyle w:val="Heading4"/>
       </w:pPr>
       <w:r>
-        <w:t>Worked example: strong code</w:t>
+        <w:t>Sources</w:t>
+      </w:r>
+    </w:p>
+    <w:p>
+      <w:pPr>
+        <w:pStyle w:val="ListBullet"/>
+      </w:pPr>
+      <w:r>
+        <w:rPr>
+          <w:b w:val="0"/>
+          <w:i w:val="0"/>
+        </w:rPr>
+        <w:t>Assigning a field of a frozen dataclass raises dataclasses.FrozenInstanceError, a subclass of AttributeError. (verified: Python dataclasses documentation; run on Python 3.11 and 3.14 in this repository.)</w:t>
+      </w:r>
+    </w:p>
+    <w:p>
+      <w:pPr>
+        <w:pStyle w:val="ListBullet"/>
+      </w:pPr>
+      <w:r>
+        <w:rPr>
+          <w:b w:val="0"/>
+          <w:i w:val="0"/>
+        </w:rPr>
+        <w:t>A list default on a dataclass field raises ValueError at class definition. (verified: Python dataclasses documentation; run on Python 3.11 in this repository.)</w:t>
+      </w:r>
+    </w:p>
+    <w:p>
+      <w:pPr>
+        <w:pStyle w:val="ListBullet"/>
+      </w:pPr>
+      <w:r>
+        <w:rPr>
+          <w:b w:val="0"/>
+          <w:i w:val="0"/>
+        </w:rPr>
+        <w:t>Dataclasses do not check or convert field types at runtime. (verified: Python dataclasses documentation; predict-output exercise run in this repository.)</w:t>
+      </w:r>
+    </w:p>
+    <w:p>
+      <w:pPr>
+        <w:pStyle w:val="Heading3"/>
+      </w:pPr>
+      <w:r>
+        <w:t>B2-L3 When a class earns its place</w:t>
+      </w:r>
+    </w:p>
+    <w:p>
+      <w:pPr>
+        <w:pStyle w:val="Heading4"/>
+      </w:pPr>
+      <w:r>
+        <w:t>Concept</w:t>
+      </w:r>
+    </w:p>
+    <w:p>
+      <w:r>
+        <w:rPr>
+          <w:b w:val="0"/>
+          <w:i w:val="0"/>
+        </w:rPr>
+        <w:t xml:space="preserve">Python does not require classes. Many data science classes are functions in disguise: an </w:t>
+      </w:r>
+      <w:r>
+        <w:rPr>
+          <w:rFonts w:ascii="Consolas" w:hAnsi="Consolas" w:eastAsia="Consolas"/>
+          <w:b w:val="0"/>
+          <w:sz w:val="19"/>
+        </w:rPr>
+        <w:t>__init__</w:t>
+      </w:r>
+      <w:r>
+        <w:rPr>
+          <w:b w:val="0"/>
+          <w:i w:val="0"/>
+        </w:rPr>
+        <w:t xml:space="preserve"> that stores arguments, and one method that uses them.</w:t>
       </w:r>
     </w:p>
     <w:tbl>
@@ -6186,7 +5634,7 @@
                 <w:b w:val="0"/>
                 <w:sz w:val="16"/>
               </w:rPr>
-              <w:t>import pandas as pd</w:t>
+              <w:t>class Normaliser:</w:t>
             </w:r>
           </w:p>
           <w:p>
@@ -6209,7 +5657,7 @@
                 <w:b w:val="0"/>
                 <w:sz w:val="16"/>
               </w:rPr>
-              <w:t xml:space="preserve"> </w:t>
+              <w:t xml:space="preserve">    def __init__(self, col):</w:t>
             </w:r>
           </w:p>
           <w:p>
@@ -6232,7 +5680,7 @@
                 <w:b w:val="0"/>
                 <w:sz w:val="16"/>
               </w:rPr>
-              <w:t xml:space="preserve"> </w:t>
+              <w:t xml:space="preserve">        self.col = col</w:t>
             </w:r>
           </w:p>
           <w:p>
@@ -6243,19 +5691,19 @@
             <w:r>
               <w:rPr>
                 <w:rFonts w:ascii="Consolas" w:hAnsi="Consolas" w:eastAsia="Consolas"/>
-                <w:b/>
+                <w:b w:val="0"/>
                 <w:color w:val="5B6875"/>
                 <w:sz w:val="16"/>
               </w:rPr>
-              <w:t xml:space="preserve"> [1]  </w:t>
-            </w:r>
-            <w:r>
-              <w:rPr>
-                <w:rFonts w:ascii="Consolas" w:hAnsi="Consolas" w:eastAsia="Consolas"/>
-                <w:b w:val="0"/>
-                <w:sz w:val="16"/>
-              </w:rPr>
-              <w:t>def add_age_band(df: pd.DataFrame, bins: list[int], labels: list[str]) -&gt; pd.DataFrame:</w:t>
+              <w:t xml:space="preserve">   4  </w:t>
+            </w:r>
+            <w:r>
+              <w:rPr>
+                <w:rFonts w:ascii="Consolas" w:hAnsi="Consolas" w:eastAsia="Consolas"/>
+                <w:b w:val="0"/>
+                <w:sz w:val="16"/>
+              </w:rPr>
+              <w:t xml:space="preserve"> </w:t>
             </w:r>
           </w:p>
           <w:p>
@@ -6278,7 +5726,7 @@
                 <w:b w:val="0"/>
                 <w:sz w:val="16"/>
               </w:rPr>
-              <w:t xml:space="preserve">    """Return df with age_band cut from age."""</w:t>
+              <w:t xml:space="preserve">    def run(self, df):</w:t>
             </w:r>
           </w:p>
           <w:p>
@@ -6301,464 +5749,318 @@
                 <w:b w:val="0"/>
                 <w:sz w:val="16"/>
               </w:rPr>
-              <w:t xml:space="preserve">    return df.assign(age_band=pd.cut(df["age"], bins, labels=labels))</w:t>
-            </w:r>
-          </w:p>
-          <w:p>
-            <w:pPr>
-              <w:spacing w:before="0" w:after="0" w:line="240" w:lineRule="auto"/>
-              <w:ind w:left="567" w:hanging="567"/>
-            </w:pPr>
-            <w:r>
-              <w:rPr>
-                <w:rFonts w:ascii="Consolas" w:hAnsi="Consolas" w:eastAsia="Consolas"/>
-                <w:b w:val="0"/>
-                <w:color w:val="5B6875"/>
-                <w:sz w:val="16"/>
-              </w:rPr>
-              <w:t xml:space="preserve">   7  </w:t>
-            </w:r>
-            <w:r>
-              <w:rPr>
-                <w:rFonts w:ascii="Consolas" w:hAnsi="Consolas" w:eastAsia="Consolas"/>
-                <w:b w:val="0"/>
-                <w:sz w:val="16"/>
-              </w:rPr>
-              <w:t xml:space="preserve"> </w:t>
-            </w:r>
-          </w:p>
-          <w:p>
-            <w:pPr>
-              <w:spacing w:before="0" w:after="0" w:line="240" w:lineRule="auto"/>
-              <w:ind w:left="567" w:hanging="567"/>
-            </w:pPr>
-            <w:r>
-              <w:rPr>
-                <w:rFonts w:ascii="Consolas" w:hAnsi="Consolas" w:eastAsia="Consolas"/>
-                <w:b w:val="0"/>
-                <w:color w:val="5B6875"/>
-                <w:sz w:val="16"/>
-              </w:rPr>
-              <w:t xml:space="preserve">   8  </w:t>
-            </w:r>
-            <w:r>
-              <w:rPr>
-                <w:rFonts w:ascii="Consolas" w:hAnsi="Consolas" w:eastAsia="Consolas"/>
-                <w:b w:val="0"/>
-                <w:sz w:val="16"/>
-              </w:rPr>
-              <w:t xml:space="preserve"> </w:t>
-            </w:r>
-          </w:p>
-          <w:p>
-            <w:pPr>
-              <w:spacing w:before="0" w:after="0" w:line="240" w:lineRule="auto"/>
-              <w:ind w:left="567" w:hanging="567"/>
-            </w:pPr>
-            <w:r>
-              <w:rPr>
-                <w:rFonts w:ascii="Consolas" w:hAnsi="Consolas" w:eastAsia="Consolas"/>
-                <w:b w:val="0"/>
-                <w:color w:val="5B6875"/>
-                <w:sz w:val="16"/>
-              </w:rPr>
-              <w:t xml:space="preserve">   9  </w:t>
-            </w:r>
-            <w:r>
-              <w:rPr>
-                <w:rFonts w:ascii="Consolas" w:hAnsi="Consolas" w:eastAsia="Consolas"/>
-                <w:b w:val="0"/>
-                <w:sz w:val="16"/>
-              </w:rPr>
-              <w:t>class RakingWeights:</w:t>
-            </w:r>
-          </w:p>
-          <w:p>
-            <w:pPr>
-              <w:spacing w:before="0" w:after="0" w:line="240" w:lineRule="auto"/>
-              <w:ind w:left="567" w:hanging="567"/>
-            </w:pPr>
-            <w:r>
-              <w:rPr>
-                <w:rFonts w:ascii="Consolas" w:hAnsi="Consolas" w:eastAsia="Consolas"/>
-                <w:b w:val="0"/>
-                <w:color w:val="5B6875"/>
-                <w:sz w:val="16"/>
-              </w:rPr>
-              <w:t xml:space="preserve">  10  </w:t>
-            </w:r>
-            <w:r>
-              <w:rPr>
-                <w:rFonts w:ascii="Consolas" w:hAnsi="Consolas" w:eastAsia="Consolas"/>
-                <w:b w:val="0"/>
-                <w:sz w:val="16"/>
-              </w:rPr>
-              <w:t xml:space="preserve">    """Learn raking targets on one wave, apply them to later waves."""</w:t>
-            </w:r>
-          </w:p>
-          <w:p>
-            <w:pPr>
-              <w:spacing w:before="0" w:after="0" w:line="240" w:lineRule="auto"/>
-              <w:ind w:left="567" w:hanging="567"/>
-            </w:pPr>
-            <w:r>
-              <w:rPr>
-                <w:rFonts w:ascii="Consolas" w:hAnsi="Consolas" w:eastAsia="Consolas"/>
-                <w:b w:val="0"/>
-                <w:color w:val="5B6875"/>
-                <w:sz w:val="16"/>
-              </w:rPr>
-              <w:t xml:space="preserve">  11  </w:t>
-            </w:r>
-            <w:r>
-              <w:rPr>
-                <w:rFonts w:ascii="Consolas" w:hAnsi="Consolas" w:eastAsia="Consolas"/>
-                <w:b w:val="0"/>
-                <w:sz w:val="16"/>
-              </w:rPr>
-              <w:t xml:space="preserve"> </w:t>
-            </w:r>
-          </w:p>
-          <w:p>
-            <w:pPr>
-              <w:spacing w:before="0" w:after="0" w:line="240" w:lineRule="auto"/>
-              <w:ind w:left="567" w:hanging="567"/>
-            </w:pPr>
-            <w:r>
-              <w:rPr>
-                <w:rFonts w:ascii="Consolas" w:hAnsi="Consolas" w:eastAsia="Consolas"/>
-                <w:b w:val="0"/>
-                <w:color w:val="5B6875"/>
-                <w:sz w:val="16"/>
-              </w:rPr>
-              <w:t xml:space="preserve">  12  </w:t>
-            </w:r>
-            <w:r>
-              <w:rPr>
-                <w:rFonts w:ascii="Consolas" w:hAnsi="Consolas" w:eastAsia="Consolas"/>
-                <w:b w:val="0"/>
-                <w:sz w:val="16"/>
-              </w:rPr>
-              <w:t xml:space="preserve">    def __init__(self, targets: dict[str, dict[str, float]]) -&gt; None:</w:t>
-            </w:r>
-          </w:p>
-          <w:p>
-            <w:pPr>
-              <w:spacing w:before="0" w:after="0" w:line="240" w:lineRule="auto"/>
-              <w:ind w:left="567" w:hanging="567"/>
-            </w:pPr>
-            <w:r>
-              <w:rPr>
-                <w:rFonts w:ascii="Consolas" w:hAnsi="Consolas" w:eastAsia="Consolas"/>
-                <w:b w:val="0"/>
-                <w:color w:val="5B6875"/>
-                <w:sz w:val="16"/>
-              </w:rPr>
-              <w:t xml:space="preserve">  13  </w:t>
-            </w:r>
-            <w:r>
-              <w:rPr>
-                <w:rFonts w:ascii="Consolas" w:hAnsi="Consolas" w:eastAsia="Consolas"/>
-                <w:b w:val="0"/>
-                <w:sz w:val="16"/>
-              </w:rPr>
-              <w:t xml:space="preserve">        self.targets = targets</w:t>
-            </w:r>
-          </w:p>
-          <w:p>
-            <w:pPr>
-              <w:spacing w:before="0" w:after="0" w:line="240" w:lineRule="auto"/>
-              <w:ind w:left="567" w:hanging="567"/>
-            </w:pPr>
-            <w:r>
-              <w:rPr>
-                <w:rFonts w:ascii="Consolas" w:hAnsi="Consolas" w:eastAsia="Consolas"/>
-                <w:b/>
-                <w:color w:val="5B6875"/>
-                <w:sz w:val="16"/>
-              </w:rPr>
-              <w:t xml:space="preserve"> [2]  </w:t>
-            </w:r>
-            <w:r>
-              <w:rPr>
-                <w:rFonts w:ascii="Consolas" w:hAnsi="Consolas" w:eastAsia="Consolas"/>
-                <w:b w:val="0"/>
-                <w:sz w:val="16"/>
-              </w:rPr>
-              <w:t xml:space="preserve">        self.factors_: dict[str, float] | None = None</w:t>
-            </w:r>
-          </w:p>
-          <w:p>
-            <w:pPr>
-              <w:spacing w:before="0" w:after="0" w:line="240" w:lineRule="auto"/>
-              <w:ind w:left="567" w:hanging="567"/>
-            </w:pPr>
-            <w:r>
-              <w:rPr>
-                <w:rFonts w:ascii="Consolas" w:hAnsi="Consolas" w:eastAsia="Consolas"/>
-                <w:b w:val="0"/>
-                <w:color w:val="5B6875"/>
-                <w:sz w:val="16"/>
-              </w:rPr>
-              <w:t xml:space="preserve">  15  </w:t>
-            </w:r>
-            <w:r>
-              <w:rPr>
-                <w:rFonts w:ascii="Consolas" w:hAnsi="Consolas" w:eastAsia="Consolas"/>
-                <w:b w:val="0"/>
-                <w:sz w:val="16"/>
-              </w:rPr>
-              <w:t xml:space="preserve"> </w:t>
-            </w:r>
-          </w:p>
-          <w:p>
-            <w:pPr>
-              <w:spacing w:before="0" w:after="0" w:line="240" w:lineRule="auto"/>
-              <w:ind w:left="567" w:hanging="567"/>
-            </w:pPr>
-            <w:r>
-              <w:rPr>
-                <w:rFonts w:ascii="Consolas" w:hAnsi="Consolas" w:eastAsia="Consolas"/>
-                <w:b w:val="0"/>
-                <w:color w:val="5B6875"/>
-                <w:sz w:val="16"/>
-              </w:rPr>
-              <w:t xml:space="preserve">  16  </w:t>
-            </w:r>
-            <w:r>
-              <w:rPr>
-                <w:rFonts w:ascii="Consolas" w:hAnsi="Consolas" w:eastAsia="Consolas"/>
-                <w:b w:val="0"/>
-                <w:sz w:val="16"/>
-              </w:rPr>
-              <w:t xml:space="preserve">    def fit(self, df: pd.DataFrame) -&gt; "RakingWeights":</w:t>
-            </w:r>
-          </w:p>
-          <w:p>
-            <w:pPr>
-              <w:spacing w:before="0" w:after="0" w:line="240" w:lineRule="auto"/>
-              <w:ind w:left="567" w:hanging="567"/>
-            </w:pPr>
-            <w:r>
-              <w:rPr>
-                <w:rFonts w:ascii="Consolas" w:hAnsi="Consolas" w:eastAsia="Consolas"/>
-                <w:b w:val="0"/>
-                <w:color w:val="5B6875"/>
-                <w:sz w:val="16"/>
-              </w:rPr>
-              <w:t xml:space="preserve">  17  </w:t>
-            </w:r>
-            <w:r>
-              <w:rPr>
-                <w:rFonts w:ascii="Consolas" w:hAnsi="Consolas" w:eastAsia="Consolas"/>
-                <w:b w:val="0"/>
-                <w:sz w:val="16"/>
-              </w:rPr>
-              <w:t xml:space="preserve">        ...</w:t>
-            </w:r>
-          </w:p>
-          <w:p>
-            <w:pPr>
-              <w:spacing w:before="0" w:after="0" w:line="240" w:lineRule="auto"/>
-              <w:ind w:left="567" w:hanging="567"/>
-            </w:pPr>
-            <w:r>
-              <w:rPr>
-                <w:rFonts w:ascii="Consolas" w:hAnsi="Consolas" w:eastAsia="Consolas"/>
-                <w:b w:val="0"/>
-                <w:color w:val="5B6875"/>
-                <w:sz w:val="16"/>
-              </w:rPr>
-              <w:t xml:space="preserve">  18  </w:t>
-            </w:r>
-            <w:r>
-              <w:rPr>
-                <w:rFonts w:ascii="Consolas" w:hAnsi="Consolas" w:eastAsia="Consolas"/>
-                <w:b w:val="0"/>
-                <w:sz w:val="16"/>
-              </w:rPr>
-              <w:t xml:space="preserve">        return self</w:t>
-            </w:r>
-          </w:p>
-          <w:p>
-            <w:pPr>
-              <w:spacing w:before="0" w:after="0" w:line="240" w:lineRule="auto"/>
-              <w:ind w:left="567" w:hanging="567"/>
-            </w:pPr>
-            <w:r>
-              <w:rPr>
-                <w:rFonts w:ascii="Consolas" w:hAnsi="Consolas" w:eastAsia="Consolas"/>
-                <w:b w:val="0"/>
-                <w:color w:val="5B6875"/>
-                <w:sz w:val="16"/>
-              </w:rPr>
-              <w:t xml:space="preserve">  19  </w:t>
-            </w:r>
-            <w:r>
-              <w:rPr>
-                <w:rFonts w:ascii="Consolas" w:hAnsi="Consolas" w:eastAsia="Consolas"/>
-                <w:b w:val="0"/>
-                <w:sz w:val="16"/>
-              </w:rPr>
-              <w:t xml:space="preserve"> </w:t>
-            </w:r>
-          </w:p>
-          <w:p>
-            <w:pPr>
-              <w:spacing w:before="0" w:after="0" w:line="240" w:lineRule="auto"/>
-              <w:ind w:left="567" w:hanging="567"/>
-            </w:pPr>
-            <w:r>
-              <w:rPr>
-                <w:rFonts w:ascii="Consolas" w:hAnsi="Consolas" w:eastAsia="Consolas"/>
-                <w:b w:val="0"/>
-                <w:color w:val="5B6875"/>
-                <w:sz w:val="16"/>
-              </w:rPr>
-              <w:t xml:space="preserve">  20  </w:t>
-            </w:r>
-            <w:r>
-              <w:rPr>
-                <w:rFonts w:ascii="Consolas" w:hAnsi="Consolas" w:eastAsia="Consolas"/>
-                <w:b w:val="0"/>
-                <w:sz w:val="16"/>
-              </w:rPr>
-              <w:t xml:space="preserve">    def transform(self, df: pd.DataFrame) -&gt; pd.Series:</w:t>
-            </w:r>
-          </w:p>
-          <w:p>
-            <w:pPr>
-              <w:spacing w:before="0" w:after="0" w:line="240" w:lineRule="auto"/>
-              <w:ind w:left="567" w:hanging="567"/>
-            </w:pPr>
-            <w:r>
-              <w:rPr>
-                <w:rFonts w:ascii="Consolas" w:hAnsi="Consolas" w:eastAsia="Consolas"/>
-                <w:b w:val="0"/>
-                <w:color w:val="5B6875"/>
-                <w:sz w:val="16"/>
-              </w:rPr>
-              <w:t xml:space="preserve">  21  </w:t>
-            </w:r>
-            <w:r>
-              <w:rPr>
-                <w:rFonts w:ascii="Consolas" w:hAnsi="Consolas" w:eastAsia="Consolas"/>
-                <w:b w:val="0"/>
-                <w:sz w:val="16"/>
-              </w:rPr>
-              <w:t xml:space="preserve">        if self.factors_ is None:</w:t>
-            </w:r>
-          </w:p>
-          <w:p>
-            <w:pPr>
-              <w:spacing w:before="0" w:after="0" w:line="240" w:lineRule="auto"/>
-              <w:ind w:left="567" w:hanging="567"/>
-            </w:pPr>
-            <w:r>
-              <w:rPr>
-                <w:rFonts w:ascii="Consolas" w:hAnsi="Consolas" w:eastAsia="Consolas"/>
-                <w:b/>
-                <w:color w:val="5B6875"/>
-                <w:sz w:val="16"/>
-              </w:rPr>
-              <w:t xml:space="preserve"> [3]  </w:t>
-            </w:r>
-            <w:r>
-              <w:rPr>
-                <w:rFonts w:ascii="Consolas" w:hAnsi="Consolas" w:eastAsia="Consolas"/>
-                <w:b w:val="0"/>
-                <w:sz w:val="16"/>
-              </w:rPr>
-              <w:t xml:space="preserve">            raise RuntimeError("call fit before transform")</w:t>
-            </w:r>
-          </w:p>
-          <w:p>
-            <w:pPr>
-              <w:spacing w:before="0" w:after="0" w:line="240" w:lineRule="auto"/>
-              <w:ind w:left="567" w:hanging="567"/>
-            </w:pPr>
-            <w:r>
-              <w:rPr>
-                <w:rFonts w:ascii="Consolas" w:hAnsi="Consolas" w:eastAsia="Consolas"/>
-                <w:b w:val="0"/>
-                <w:color w:val="5B6875"/>
-                <w:sz w:val="16"/>
-              </w:rPr>
-              <w:t xml:space="preserve">  23  </w:t>
-            </w:r>
-            <w:r>
-              <w:rPr>
-                <w:rFonts w:ascii="Consolas" w:hAnsi="Consolas" w:eastAsia="Consolas"/>
-                <w:b w:val="0"/>
-                <w:sz w:val="16"/>
-              </w:rPr>
-              <w:t xml:space="preserve">        ...</w:t>
+              <w:t xml:space="preserve">        return df.assign(**{self.col: df[self.col] / df[self.col].sum()})</w:t>
             </w:r>
           </w:p>
         </w:tc>
       </w:tr>
     </w:tbl>
+    <w:p/>
     <w:p>
-      <w:pPr>
-        <w:pStyle w:val="ListNumber"/>
-      </w:pPr>
-      <w:r>
-        <w:rPr>
-          <w:b/>
-        </w:rPr>
-        <w:t xml:space="preserve">Line 4. </w:t>
-      </w:r>
-      <w:r>
-        <w:rPr>
-          <w:b w:val="0"/>
-          <w:i w:val="0"/>
-        </w:rPr>
-        <w:t>One step, no state: a function.</w:t>
+      <w:r>
+        <w:rPr>
+          <w:b w:val="0"/>
+          <w:i w:val="0"/>
+        </w:rPr>
+        <w:t xml:space="preserve">Every caller writes </w:t>
+      </w:r>
+      <w:r>
+        <w:rPr>
+          <w:rFonts w:ascii="Consolas" w:hAnsi="Consolas" w:eastAsia="Consolas"/>
+          <w:b w:val="0"/>
+          <w:sz w:val="19"/>
+        </w:rPr>
+        <w:t>Normaliser("spend").run(df)</w:t>
+      </w:r>
+      <w:r>
+        <w:rPr>
+          <w:b w:val="0"/>
+          <w:i w:val="0"/>
+        </w:rPr>
+        <w:t xml:space="preserve">. A function, </w:t>
+      </w:r>
+      <w:r>
+        <w:rPr>
+          <w:rFonts w:ascii="Consolas" w:hAnsi="Consolas" w:eastAsia="Consolas"/>
+          <w:b w:val="0"/>
+          <w:sz w:val="19"/>
+        </w:rPr>
+        <w:t>normalise(df, col)</w:t>
+      </w:r>
+      <w:r>
+        <w:rPr>
+          <w:b w:val="0"/>
+          <w:i w:val="0"/>
+        </w:rPr>
+        <w:t>, says the same thing in one call, with nothing to construct.</w:t>
+      </w:r>
+    </w:p>
+    <w:p>
+      <w:r>
+        <w:rPr>
+          <w:b w:val="0"/>
+          <w:i w:val="0"/>
+        </w:rPr>
+        <w:t>A class earns its place when at least one of these holds:</w:t>
       </w:r>
     </w:p>
     <w:p>
       <w:pPr>
-        <w:pStyle w:val="ListNumber"/>
+        <w:pStyle w:val="ListBullet"/>
       </w:pPr>
       <w:r>
         <w:rPr>
           <w:b/>
-        </w:rPr>
-        <w:t xml:space="preserve">Line 14. </w:t>
-      </w:r>
-      <w:r>
-        <w:rPr>
-          <w:b w:val="0"/>
-          <w:i w:val="0"/>
-        </w:rPr>
-        <w:t>State that outlives one call, learned in fit and used in transform.</w:t>
+          <w:i w:val="0"/>
+        </w:rPr>
+        <w:t>State that outlives one call.</w:t>
+      </w:r>
+      <w:r>
+        <w:rPr>
+          <w:b w:val="0"/>
+          <w:i w:val="0"/>
+        </w:rPr>
+        <w:t xml:space="preserve"> A weighting model learns targets in </w:t>
+      </w:r>
+      <w:r>
+        <w:rPr>
+          <w:rFonts w:ascii="Consolas" w:hAnsi="Consolas" w:eastAsia="Consolas"/>
+          <w:b w:val="0"/>
+          <w:sz w:val="19"/>
+        </w:rPr>
+        <w:t>fit</w:t>
+      </w:r>
+      <w:r>
+        <w:rPr>
+          <w:b w:val="0"/>
+          <w:i w:val="0"/>
+        </w:rPr>
+        <w:t xml:space="preserve"> and applies them in </w:t>
+      </w:r>
+      <w:r>
+        <w:rPr>
+          <w:rFonts w:ascii="Consolas" w:hAnsi="Consolas" w:eastAsia="Consolas"/>
+          <w:b w:val="0"/>
+          <w:sz w:val="19"/>
+        </w:rPr>
+        <w:t>transform</w:t>
+      </w:r>
+      <w:r>
+        <w:rPr>
+          <w:b w:val="0"/>
+          <w:i w:val="0"/>
+        </w:rPr>
+        <w:t xml:space="preserve">. scikit-learn's </w:t>
+      </w:r>
+      <w:r>
+        <w:rPr>
+          <w:rFonts w:ascii="Consolas" w:hAnsi="Consolas" w:eastAsia="Consolas"/>
+          <w:b w:val="0"/>
+          <w:sz w:val="19"/>
+        </w:rPr>
+        <w:t>StandardScaler</w:t>
+      </w:r>
+      <w:r>
+        <w:rPr>
+          <w:b w:val="0"/>
+          <w:i w:val="0"/>
+        </w:rPr>
+        <w:t xml:space="preserve"> stores </w:t>
+      </w:r>
+      <w:r>
+        <w:rPr>
+          <w:rFonts w:ascii="Consolas" w:hAnsi="Consolas" w:eastAsia="Consolas"/>
+          <w:b w:val="0"/>
+          <w:sz w:val="19"/>
+        </w:rPr>
+        <w:t>mean_</w:t>
+      </w:r>
+      <w:r>
+        <w:rPr>
+          <w:b w:val="0"/>
+          <w:i w:val="0"/>
+        </w:rPr>
+        <w:t xml:space="preserve"> and </w:t>
+      </w:r>
+      <w:r>
+        <w:rPr>
+          <w:rFonts w:ascii="Consolas" w:hAnsi="Consolas" w:eastAsia="Consolas"/>
+          <w:b w:val="0"/>
+          <w:sz w:val="19"/>
+        </w:rPr>
+        <w:t>scale_</w:t>
+      </w:r>
+      <w:r>
+        <w:rPr>
+          <w:b w:val="0"/>
+          <w:i w:val="0"/>
+        </w:rPr>
+        <w:t xml:space="preserve"> between the two calls.</w:t>
       </w:r>
     </w:p>
     <w:p>
       <w:pPr>
-        <w:pStyle w:val="ListNumber"/>
+        <w:pStyle w:val="ListBullet"/>
       </w:pPr>
       <w:r>
         <w:rPr>
           <w:b/>
-        </w:rPr>
-        <w:t xml:space="preserve">Line 22. </w:t>
-      </w:r>
-      <w:r>
-        <w:rPr>
-          <w:b w:val="0"/>
-          <w:i w:val="0"/>
-        </w:rPr>
-        <w:t>The class protects an order of operations a function could not.</w:t>
+          <w:i w:val="0"/>
+        </w:rPr>
+        <w:t>An invariant to protect.</w:t>
+      </w:r>
+      <w:r>
+        <w:rPr>
+          <w:b w:val="0"/>
+          <w:i w:val="0"/>
+        </w:rPr>
+        <w:t xml:space="preserve"> A </w:t>
+      </w:r>
+      <w:r>
+        <w:rPr>
+          <w:rFonts w:ascii="Consolas" w:hAnsi="Consolas" w:eastAsia="Consolas"/>
+          <w:b w:val="0"/>
+          <w:sz w:val="19"/>
+        </w:rPr>
+        <w:t>Weights</w:t>
+      </w:r>
+      <w:r>
+        <w:rPr>
+          <w:b w:val="0"/>
+          <w:i w:val="0"/>
+        </w:rPr>
+        <w:t xml:space="preserve"> object guarantees values are positive and sum to the sample size. Code that builds one through its constructor cannot break that rule.</w:t>
       </w:r>
     </w:p>
     <w:p>
-      <w:r>
-        <w:rPr>
-          <w:b w:val="0"/>
-          <w:i w:val="0"/>
-        </w:rPr>
-        <w:t>Functions by default. A class when state lives across calls, an invariant needs guarding, or several methods share the same data.</w:t>
+      <w:pPr>
+        <w:pStyle w:val="ListBullet"/>
+      </w:pPr>
+      <w:r>
+        <w:rPr>
+          <w:b/>
+          <w:i w:val="0"/>
+        </w:rPr>
+        <w:t>Several operations on the same data.</w:t>
+      </w:r>
+      <w:r>
+        <w:rPr>
+          <w:b w:val="0"/>
+          <w:i w:val="0"/>
+        </w:rPr>
+        <w:t xml:space="preserve"> A </w:t>
+      </w:r>
+      <w:r>
+        <w:rPr>
+          <w:rFonts w:ascii="Consolas" w:hAnsi="Consolas" w:eastAsia="Consolas"/>
+          <w:b w:val="0"/>
+          <w:sz w:val="19"/>
+        </w:rPr>
+        <w:t>SurveyDesign</w:t>
+      </w:r>
+      <w:r>
+        <w:rPr>
+          <w:b w:val="0"/>
+          <w:i w:val="0"/>
+        </w:rPr>
+        <w:t xml:space="preserve"> with </w:t>
+      </w:r>
+      <w:r>
+        <w:rPr>
+          <w:rFonts w:ascii="Consolas" w:hAnsi="Consolas" w:eastAsia="Consolas"/>
+          <w:b w:val="0"/>
+          <w:sz w:val="19"/>
+        </w:rPr>
+        <w:t>mean()</w:t>
+      </w:r>
+      <w:r>
+        <w:rPr>
+          <w:b w:val="0"/>
+          <w:i w:val="0"/>
+        </w:rPr>
+        <w:t xml:space="preserve">, </w:t>
+      </w:r>
+      <w:r>
+        <w:rPr>
+          <w:rFonts w:ascii="Consolas" w:hAnsi="Consolas" w:eastAsia="Consolas"/>
+          <w:b w:val="0"/>
+          <w:sz w:val="19"/>
+        </w:rPr>
+        <w:t>ci()</w:t>
+      </w:r>
+      <w:r>
+        <w:rPr>
+          <w:b w:val="0"/>
+          <w:i w:val="0"/>
+        </w:rPr>
+        <w:t xml:space="preserve"> and </w:t>
+      </w:r>
+      <w:r>
+        <w:rPr>
+          <w:rFonts w:ascii="Consolas" w:hAnsi="Consolas" w:eastAsia="Consolas"/>
+          <w:b w:val="0"/>
+          <w:sz w:val="19"/>
+        </w:rPr>
+        <w:t>subgroup()</w:t>
+      </w:r>
+      <w:r>
+        <w:rPr>
+          <w:b w:val="0"/>
+          <w:i w:val="0"/>
+        </w:rPr>
+        <w:t xml:space="preserve"> that all need weights, strata and clusters.</w:t>
+      </w:r>
+    </w:p>
+    <w:p>
+      <w:pPr>
+        <w:pStyle w:val="ListBullet"/>
+      </w:pPr>
+      <w:r>
+        <w:rPr>
+          <w:b/>
+          <w:i w:val="0"/>
+        </w:rPr>
+        <w:t>A shared interface.</w:t>
+      </w:r>
+      <w:r>
+        <w:rPr>
+          <w:b w:val="0"/>
+          <w:i w:val="0"/>
+        </w:rPr>
+        <w:t xml:space="preserve"> Several classes with the same method, such as </w:t>
+      </w:r>
+      <w:r>
+        <w:rPr>
+          <w:rFonts w:ascii="Consolas" w:hAnsi="Consolas" w:eastAsia="Consolas"/>
+          <w:b w:val="0"/>
+          <w:sz w:val="19"/>
+        </w:rPr>
+        <w:t>load()</w:t>
+      </w:r>
+      <w:r>
+        <w:rPr>
+          <w:b w:val="0"/>
+          <w:i w:val="0"/>
+        </w:rPr>
+        <w:t>, so the caller swaps one for another.</w:t>
+      </w:r>
+    </w:p>
+    <w:p>
+      <w:r>
+        <w:rPr>
+          <w:b w:val="0"/>
+          <w:i w:val="0"/>
+        </w:rPr>
+        <w:t>Settings with no behaviour belong in a dataclass (lesson B2-L2). A single step belongs in a function (lesson B2-L1).</w:t>
+      </w:r>
+    </w:p>
+    <w:p>
+      <w:r>
+        <w:rPr>
+          <w:b w:val="0"/>
+          <w:i w:val="0"/>
+        </w:rPr>
+        <w:t>Test a design by asking: if you delete the class and keep its methods as functions, what breaks? If nothing, keep the functions.</w:t>
       </w:r>
     </w:p>
     <w:p>
@@ -6766,97 +6068,145 @@
         <w:pStyle w:val="Heading4"/>
       </w:pPr>
       <w:r>
-        <w:t>Recap card</w:t>
+        <w:t>Why it matters</w:t>
       </w:r>
     </w:p>
     <w:p>
-      <w:pPr>
-        <w:pStyle w:val="ListBullet"/>
-      </w:pPr>
-      <w:r>
-        <w:rPr>
-          <w:b/>
-          <w:i w:val="0"/>
-        </w:rPr>
-        <w:t xml:space="preserve">A class with </w:t>
-      </w:r>
-      <w:r>
-        <w:rPr>
-          <w:b/>
-          <w:i w:val="0"/>
-        </w:rPr>
-        <w:t>init</w:t>
-      </w:r>
-      <w:r>
-        <w:rPr>
-          <w:b/>
-          <w:i w:val="0"/>
-        </w:rPr>
-        <w:t xml:space="preserve"> and one run method</w:t>
-      </w:r>
-      <w:r>
-        <w:rPr>
-          <w:b w:val="0"/>
-          <w:i w:val="0"/>
-        </w:rPr>
-        <w:t xml:space="preserve"> A function in disguise. Replace it with a function.</w:t>
+      <w:r>
+        <w:rPr>
+          <w:b w:val="0"/>
+          <w:i w:val="0"/>
+        </w:rPr>
+        <w:t xml:space="preserve">A team wraps each cleaning step in a class: </w:t>
+      </w:r>
+      <w:r>
+        <w:rPr>
+          <w:rFonts w:ascii="Consolas" w:hAnsi="Consolas" w:eastAsia="Consolas"/>
+          <w:b w:val="0"/>
+          <w:sz w:val="19"/>
+        </w:rPr>
+        <w:t>DropDuplicates</w:t>
+      </w:r>
+      <w:r>
+        <w:rPr>
+          <w:b w:val="0"/>
+          <w:i w:val="0"/>
+        </w:rPr>
+        <w:t xml:space="preserve">, </w:t>
+      </w:r>
+      <w:r>
+        <w:rPr>
+          <w:rFonts w:ascii="Consolas" w:hAnsi="Consolas" w:eastAsia="Consolas"/>
+          <w:b w:val="0"/>
+          <w:sz w:val="19"/>
+        </w:rPr>
+        <w:t>FixDates</w:t>
+      </w:r>
+      <w:r>
+        <w:rPr>
+          <w:b w:val="0"/>
+          <w:i w:val="0"/>
+        </w:rPr>
+        <w:t xml:space="preserve">, </w:t>
+      </w:r>
+      <w:r>
+        <w:rPr>
+          <w:rFonts w:ascii="Consolas" w:hAnsi="Consolas" w:eastAsia="Consolas"/>
+          <w:b w:val="0"/>
+          <w:sz w:val="19"/>
+        </w:rPr>
+        <w:t>RenameColumns</w:t>
+      </w:r>
+      <w:r>
+        <w:rPr>
+          <w:b w:val="0"/>
+          <w:i w:val="0"/>
+        </w:rPr>
+        <w:t xml:space="preserve">, each with </w:t>
+      </w:r>
+      <w:r>
+        <w:rPr>
+          <w:rFonts w:ascii="Consolas" w:hAnsi="Consolas" w:eastAsia="Consolas"/>
+          <w:b w:val="0"/>
+          <w:sz w:val="19"/>
+        </w:rPr>
+        <w:t>__init__</w:t>
+      </w:r>
+      <w:r>
+        <w:rPr>
+          <w:b w:val="0"/>
+          <w:i w:val="0"/>
+        </w:rPr>
+        <w:t xml:space="preserve"> and </w:t>
+      </w:r>
+      <w:r>
+        <w:rPr>
+          <w:rFonts w:ascii="Consolas" w:hAnsi="Consolas" w:eastAsia="Consolas"/>
+          <w:b w:val="0"/>
+          <w:sz w:val="19"/>
+        </w:rPr>
+        <w:t>run</w:t>
+      </w:r>
+      <w:r>
+        <w:rPr>
+          <w:b w:val="0"/>
+          <w:i w:val="0"/>
+        </w:rPr>
+        <w:t xml:space="preserve">. A new analyst adds a </w:t>
+      </w:r>
+      <w:r>
+        <w:rPr>
+          <w:rFonts w:ascii="Consolas" w:hAnsi="Consolas" w:eastAsia="Consolas"/>
+          <w:b w:val="0"/>
+          <w:sz w:val="19"/>
+        </w:rPr>
+        <w:t>self.seen_ids</w:t>
+      </w:r>
+      <w:r>
+        <w:rPr>
+          <w:b w:val="0"/>
+          <w:i w:val="0"/>
+        </w:rPr>
+        <w:t xml:space="preserve"> set to </w:t>
+      </w:r>
+      <w:r>
+        <w:rPr>
+          <w:rFonts w:ascii="Consolas" w:hAnsi="Consolas" w:eastAsia="Consolas"/>
+          <w:b w:val="0"/>
+          <w:sz w:val="19"/>
+        </w:rPr>
+        <w:t>DropDuplicates</w:t>
+      </w:r>
+      <w:r>
+        <w:rPr>
+          <w:b w:val="0"/>
+          <w:i w:val="0"/>
+        </w:rPr>
+        <w:t xml:space="preserve"> to speed up a second call. The pipeline object is reused across two tracker waves, so wave 2 silently drops every respondent who also took part in wave 1: 38% of the sample.</w:t>
       </w:r>
     </w:p>
     <w:p>
-      <w:pPr>
-        <w:pStyle w:val="ListBullet"/>
-      </w:pPr>
-      <w:r>
-        <w:rPr>
-          <w:b/>
-          <w:i w:val="0"/>
-        </w:rPr>
-        <w:t>Four reasons a class earns its place</w:t>
-      </w:r>
-      <w:r>
-        <w:rPr>
-          <w:b w:val="0"/>
-          <w:i w:val="0"/>
-        </w:rPr>
-        <w:t xml:space="preserve"> State across calls, an invariant to protect, several operations on the same data, a shared interface.</w:t>
-      </w:r>
-    </w:p>
-    <w:p>
-      <w:pPr>
-        <w:pStyle w:val="ListBullet"/>
-      </w:pPr>
-      <w:r>
-        <w:rPr>
-          <w:b/>
-          <w:i w:val="0"/>
-        </w:rPr>
-        <w:t>The deletion test</w:t>
-      </w:r>
-      <w:r>
-        <w:rPr>
-          <w:b w:val="0"/>
-          <w:i w:val="0"/>
-        </w:rPr>
-        <w:t xml:space="preserve"> Turn the methods into functions. If nothing breaks, keep the functions.</w:t>
-      </w:r>
-    </w:p>
-    <w:p>
-      <w:pPr>
-        <w:pStyle w:val="ListBullet"/>
-      </w:pPr>
-      <w:r>
-        <w:rPr>
-          <w:b/>
-          <w:i w:val="0"/>
-        </w:rPr>
-        <w:t>Settings with no behaviour</w:t>
-      </w:r>
-      <w:r>
-        <w:rPr>
-          <w:b w:val="0"/>
-          <w:i w:val="0"/>
-        </w:rPr>
-        <w:t xml:space="preserve"> A frozen dataclass.</w:t>
+      <w:r>
+        <w:rPr>
+          <w:b w:val="0"/>
+          <w:i w:val="0"/>
+        </w:rPr>
+        <w:t xml:space="preserve">Pure functions have no </w:t>
+      </w:r>
+      <w:r>
+        <w:rPr>
+          <w:rFonts w:ascii="Consolas" w:hAnsi="Consolas" w:eastAsia="Consolas"/>
+          <w:b w:val="0"/>
+          <w:sz w:val="19"/>
+        </w:rPr>
+        <w:t>self</w:t>
+      </w:r>
+      <w:r>
+        <w:rPr>
+          <w:b w:val="0"/>
+          <w:i w:val="0"/>
+        </w:rPr>
+        <w:t xml:space="preserve"> to keep stale state between calls.</w:t>
       </w:r>
     </w:p>
     <w:p>
@@ -6864,122 +6214,7 @@
         <w:pStyle w:val="Heading4"/>
       </w:pPr>
       <w:r>
-        <w:t>Practice</w:t>
-      </w:r>
-    </w:p>
-    <w:p>
-      <w:pPr>
-        <w:pStyle w:val="Heading5"/>
-      </w:pPr>
-      <w:r>
-        <w:t>Exercise 1. Multiple choice (level 1)</w:t>
-      </w:r>
-    </w:p>
-    <w:p>
-      <w:r>
-        <w:rPr>
-          <w:b w:val="0"/>
-          <w:i w:val="0"/>
-        </w:rPr>
-        <w:t>Which of these most needs a class?</w:t>
-      </w:r>
-    </w:p>
-    <w:p>
-      <w:pPr>
-        <w:pStyle w:val="ListBullet"/>
-      </w:pPr>
-      <w:r>
-        <w:rPr>
-          <w:b w:val="0"/>
-          <w:i w:val="0"/>
-        </w:rPr>
-        <w:t>a) Rename columns using a mapping.</w:t>
-      </w:r>
-    </w:p>
-    <w:p>
-      <w:pPr>
-        <w:pStyle w:val="ListBullet"/>
-      </w:pPr>
-      <w:r>
-        <w:rPr>
-          <w:b w:val="0"/>
-          <w:i w:val="0"/>
-        </w:rPr>
-        <w:t>b) Learn category frequencies on training data and encode test data with them.</w:t>
-      </w:r>
-    </w:p>
-    <w:p>
-      <w:pPr>
-        <w:pStyle w:val="ListBullet"/>
-      </w:pPr>
-      <w:r>
-        <w:rPr>
-          <w:b w:val="0"/>
-          <w:i w:val="0"/>
-        </w:rPr>
-        <w:t>c) Convert a date column to UTC.</w:t>
-      </w:r>
-    </w:p>
-    <w:p>
-      <w:pPr>
-        <w:pStyle w:val="ListBullet"/>
-      </w:pPr>
-      <w:r>
-        <w:rPr>
-          <w:b w:val="0"/>
-          <w:i w:val="0"/>
-        </w:rPr>
-        <w:t>d) Hold three settings with no behaviour.</w:t>
-      </w:r>
-    </w:p>
-    <w:p>
-      <w:r>
-        <w:rPr>
-          <w:b/>
-          <w:i w:val="0"/>
-        </w:rPr>
-        <w:t>Why?</w:t>
-      </w:r>
-    </w:p>
-    <w:p>
-      <w:pPr>
-        <w:pStyle w:val="ListBullet"/>
-      </w:pPr>
-      <w:r>
-        <w:rPr>
-          <w:b w:val="0"/>
-          <w:i w:val="0"/>
-        </w:rPr>
-        <w:t>r1) State learned in one call must be reused in a later call.</w:t>
-      </w:r>
-    </w:p>
-    <w:p>
-      <w:pPr>
-        <w:pStyle w:val="ListBullet"/>
-      </w:pPr>
-      <w:r>
-        <w:rPr>
-          <w:b w:val="0"/>
-          <w:i w:val="0"/>
-        </w:rPr>
-        <w:t>r2) It has the most lines of code.</w:t>
-      </w:r>
-    </w:p>
-    <w:p>
-      <w:pPr>
-        <w:pStyle w:val="Heading5"/>
-      </w:pPr>
-      <w:r>
-        <w:t>Exercise 2. Predict the output (level 2)</w:t>
-      </w:r>
-    </w:p>
-    <w:p>
-      <w:r>
-        <w:rPr>
-          <w:b w:val="0"/>
-          <w:i w:val="0"/>
-        </w:rPr>
-        <w:t>What does this print?</w:t>
+        <w:t>Worked example: weak code</w:t>
       </w:r>
     </w:p>
     <w:tbl>
@@ -7005,6 +6240,1147 @@
             <w:r>
               <w:rPr>
                 <w:rFonts w:ascii="Consolas" w:hAnsi="Consolas" w:eastAsia="Consolas"/>
+                <w:b/>
+                <w:color w:val="5B6875"/>
+                <w:sz w:val="16"/>
+              </w:rPr>
+              <w:t xml:space="preserve"> [1]  </w:t>
+            </w:r>
+            <w:r>
+              <w:rPr>
+                <w:rFonts w:ascii="Consolas" w:hAnsi="Consolas" w:eastAsia="Consolas"/>
+                <w:b w:val="0"/>
+                <w:sz w:val="16"/>
+              </w:rPr>
+              <w:t>class AgeBander:</w:t>
+            </w:r>
+          </w:p>
+          <w:p>
+            <w:pPr>
+              <w:spacing w:before="0" w:after="0" w:line="240" w:lineRule="auto"/>
+              <w:ind w:left="567" w:hanging="567"/>
+            </w:pPr>
+            <w:r>
+              <w:rPr>
+                <w:rFonts w:ascii="Consolas" w:hAnsi="Consolas" w:eastAsia="Consolas"/>
+                <w:b w:val="0"/>
+                <w:color w:val="5B6875"/>
+                <w:sz w:val="16"/>
+              </w:rPr>
+              <w:t xml:space="preserve">   2  </w:t>
+            </w:r>
+            <w:r>
+              <w:rPr>
+                <w:rFonts w:ascii="Consolas" w:hAnsi="Consolas" w:eastAsia="Consolas"/>
+                <w:b w:val="0"/>
+                <w:sz w:val="16"/>
+              </w:rPr>
+              <w:t xml:space="preserve">    def __init__(self, bins, labels):</w:t>
+            </w:r>
+          </w:p>
+          <w:p>
+            <w:pPr>
+              <w:spacing w:before="0" w:after="0" w:line="240" w:lineRule="auto"/>
+              <w:ind w:left="567" w:hanging="567"/>
+            </w:pPr>
+            <w:r>
+              <w:rPr>
+                <w:rFonts w:ascii="Consolas" w:hAnsi="Consolas" w:eastAsia="Consolas"/>
+                <w:b w:val="0"/>
+                <w:color w:val="5B6875"/>
+                <w:sz w:val="16"/>
+              </w:rPr>
+              <w:t xml:space="preserve">   3  </w:t>
+            </w:r>
+            <w:r>
+              <w:rPr>
+                <w:rFonts w:ascii="Consolas" w:hAnsi="Consolas" w:eastAsia="Consolas"/>
+                <w:b w:val="0"/>
+                <w:sz w:val="16"/>
+              </w:rPr>
+              <w:t xml:space="preserve">        self.bins = bins</w:t>
+            </w:r>
+          </w:p>
+          <w:p>
+            <w:pPr>
+              <w:spacing w:before="0" w:after="0" w:line="240" w:lineRule="auto"/>
+              <w:ind w:left="567" w:hanging="567"/>
+            </w:pPr>
+            <w:r>
+              <w:rPr>
+                <w:rFonts w:ascii="Consolas" w:hAnsi="Consolas" w:eastAsia="Consolas"/>
+                <w:b w:val="0"/>
+                <w:color w:val="5B6875"/>
+                <w:sz w:val="16"/>
+              </w:rPr>
+              <w:t xml:space="preserve">   4  </w:t>
+            </w:r>
+            <w:r>
+              <w:rPr>
+                <w:rFonts w:ascii="Consolas" w:hAnsi="Consolas" w:eastAsia="Consolas"/>
+                <w:b w:val="0"/>
+                <w:sz w:val="16"/>
+              </w:rPr>
+              <w:t xml:space="preserve">        self.labels = labels</w:t>
+            </w:r>
+          </w:p>
+          <w:p>
+            <w:pPr>
+              <w:spacing w:before="0" w:after="0" w:line="240" w:lineRule="auto"/>
+              <w:ind w:left="567" w:hanging="567"/>
+            </w:pPr>
+            <w:r>
+              <w:rPr>
+                <w:rFonts w:ascii="Consolas" w:hAnsi="Consolas" w:eastAsia="Consolas"/>
+                <w:b w:val="0"/>
+                <w:color w:val="5B6875"/>
+                <w:sz w:val="16"/>
+              </w:rPr>
+              <w:t xml:space="preserve">   5  </w:t>
+            </w:r>
+            <w:r>
+              <w:rPr>
+                <w:rFonts w:ascii="Consolas" w:hAnsi="Consolas" w:eastAsia="Consolas"/>
+                <w:b w:val="0"/>
+                <w:sz w:val="16"/>
+              </w:rPr>
+              <w:t xml:space="preserve"> </w:t>
+            </w:r>
+          </w:p>
+          <w:p>
+            <w:pPr>
+              <w:spacing w:before="0" w:after="0" w:line="240" w:lineRule="auto"/>
+              <w:ind w:left="567" w:hanging="567"/>
+            </w:pPr>
+            <w:r>
+              <w:rPr>
+                <w:rFonts w:ascii="Consolas" w:hAnsi="Consolas" w:eastAsia="Consolas"/>
+                <w:b/>
+                <w:color w:val="5B6875"/>
+                <w:sz w:val="16"/>
+              </w:rPr>
+              <w:t xml:space="preserve"> [2]  </w:t>
+            </w:r>
+            <w:r>
+              <w:rPr>
+                <w:rFonts w:ascii="Consolas" w:hAnsi="Consolas" w:eastAsia="Consolas"/>
+                <w:b w:val="0"/>
+                <w:sz w:val="16"/>
+              </w:rPr>
+              <w:t xml:space="preserve">    def run(self, df):</w:t>
+            </w:r>
+          </w:p>
+          <w:p>
+            <w:pPr>
+              <w:spacing w:before="0" w:after="0" w:line="240" w:lineRule="auto"/>
+              <w:ind w:left="567" w:hanging="567"/>
+            </w:pPr>
+            <w:r>
+              <w:rPr>
+                <w:rFonts w:ascii="Consolas" w:hAnsi="Consolas" w:eastAsia="Consolas"/>
+                <w:b w:val="0"/>
+                <w:color w:val="5B6875"/>
+                <w:sz w:val="16"/>
+              </w:rPr>
+              <w:t xml:space="preserve">   7  </w:t>
+            </w:r>
+            <w:r>
+              <w:rPr>
+                <w:rFonts w:ascii="Consolas" w:hAnsi="Consolas" w:eastAsia="Consolas"/>
+                <w:b w:val="0"/>
+                <w:sz w:val="16"/>
+              </w:rPr>
+              <w:t xml:space="preserve">        return df.assign(age_band=pd.cut(df["age"], self.bins, labels=self.labels))</w:t>
+            </w:r>
+          </w:p>
+          <w:p>
+            <w:pPr>
+              <w:spacing w:before="0" w:after="0" w:line="240" w:lineRule="auto"/>
+              <w:ind w:left="567" w:hanging="567"/>
+            </w:pPr>
+            <w:r>
+              <w:rPr>
+                <w:rFonts w:ascii="Consolas" w:hAnsi="Consolas" w:eastAsia="Consolas"/>
+                <w:b w:val="0"/>
+                <w:color w:val="5B6875"/>
+                <w:sz w:val="16"/>
+              </w:rPr>
+              <w:t xml:space="preserve">   8  </w:t>
+            </w:r>
+            <w:r>
+              <w:rPr>
+                <w:rFonts w:ascii="Consolas" w:hAnsi="Consolas" w:eastAsia="Consolas"/>
+                <w:b w:val="0"/>
+                <w:sz w:val="16"/>
+              </w:rPr>
+              <w:t xml:space="preserve"> </w:t>
+            </w:r>
+          </w:p>
+          <w:p>
+            <w:pPr>
+              <w:spacing w:before="0" w:after="0" w:line="240" w:lineRule="auto"/>
+              <w:ind w:left="567" w:hanging="567"/>
+            </w:pPr>
+            <w:r>
+              <w:rPr>
+                <w:rFonts w:ascii="Consolas" w:hAnsi="Consolas" w:eastAsia="Consolas"/>
+                <w:b w:val="0"/>
+                <w:color w:val="5B6875"/>
+                <w:sz w:val="16"/>
+              </w:rPr>
+              <w:t xml:space="preserve">   9  </w:t>
+            </w:r>
+            <w:r>
+              <w:rPr>
+                <w:rFonts w:ascii="Consolas" w:hAnsi="Consolas" w:eastAsia="Consolas"/>
+                <w:b w:val="0"/>
+                <w:sz w:val="16"/>
+              </w:rPr>
+              <w:t xml:space="preserve"> </w:t>
+            </w:r>
+          </w:p>
+          <w:p>
+            <w:pPr>
+              <w:spacing w:before="0" w:after="0" w:line="240" w:lineRule="auto"/>
+              <w:ind w:left="567" w:hanging="567"/>
+            </w:pPr>
+            <w:r>
+              <w:rPr>
+                <w:rFonts w:ascii="Consolas" w:hAnsi="Consolas" w:eastAsia="Consolas"/>
+                <w:b/>
+                <w:color w:val="5B6875"/>
+                <w:sz w:val="16"/>
+              </w:rPr>
+              <w:t xml:space="preserve"> [3]  </w:t>
+            </w:r>
+            <w:r>
+              <w:rPr>
+                <w:rFonts w:ascii="Consolas" w:hAnsi="Consolas" w:eastAsia="Consolas"/>
+                <w:b w:val="0"/>
+                <w:sz w:val="16"/>
+              </w:rPr>
+              <w:t>banded = AgeBander([0, 34, 54, 120], ["18-34", "35-54", "55+"]).run(df)</w:t>
+            </w:r>
+          </w:p>
+        </w:tc>
+      </w:tr>
+    </w:tbl>
+    <w:p>
+      <w:pPr>
+        <w:pStyle w:val="ListNumber"/>
+      </w:pPr>
+      <w:r>
+        <w:rPr>
+          <w:b/>
+        </w:rPr>
+        <w:t xml:space="preserve">Line 1. </w:t>
+      </w:r>
+      <w:r>
+        <w:rPr>
+          <w:b w:val="0"/>
+          <w:i w:val="0"/>
+        </w:rPr>
+        <w:t>No state outlives a call, no invariant, one operation: a function in disguise.</w:t>
+      </w:r>
+    </w:p>
+    <w:p>
+      <w:pPr>
+        <w:pStyle w:val="ListNumber"/>
+      </w:pPr>
+      <w:r>
+        <w:rPr>
+          <w:b/>
+        </w:rPr>
+        <w:t xml:space="preserve">Line 6. </w:t>
+      </w:r>
+      <w:r>
+        <w:rPr>
+          <w:b w:val="0"/>
+          <w:i w:val="0"/>
+        </w:rPr>
+        <w:t>A single method named run is the usual sign.</w:t>
+      </w:r>
+    </w:p>
+    <w:p>
+      <w:pPr>
+        <w:pStyle w:val="ListNumber"/>
+      </w:pPr>
+      <w:r>
+        <w:rPr>
+          <w:b/>
+        </w:rPr>
+        <w:t xml:space="preserve">Line 10. </w:t>
+      </w:r>
+      <w:r>
+        <w:rPr>
+          <w:b w:val="0"/>
+          <w:i w:val="0"/>
+        </w:rPr>
+        <w:t>Every caller builds an object only to call one method.</w:t>
+      </w:r>
+    </w:p>
+    <w:p>
+      <w:pPr>
+        <w:pStyle w:val="Heading4"/>
+      </w:pPr>
+      <w:r>
+        <w:t>Worked example: strong code</w:t>
+      </w:r>
+    </w:p>
+    <w:tbl>
+      <w:tblPr>
+        <w:tblW w:type="auto" w:w="0"/>
+        <w:jc w:val="left"/>
+        <w:tblLook w:firstColumn="1" w:firstRow="1" w:lastColumn="0" w:lastRow="0" w:noHBand="0" w:noVBand="1" w:val="04A0"/>
+      </w:tblPr>
+      <w:tblGrid>
+        <w:gridCol w:w="8221"/>
+      </w:tblGrid>
+      <w:tr>
+        <w:tc>
+          <w:tcPr>
+            <w:tcW w:type="dxa" w:w="8221"/>
+            <w:shd w:val="clear" w:color="auto" w:fill="F2F4F7"/>
+          </w:tcPr>
+          <w:p>
+            <w:pPr>
+              <w:spacing w:before="0" w:after="0" w:line="240" w:lineRule="auto"/>
+              <w:ind w:left="567" w:hanging="567"/>
+            </w:pPr>
+            <w:r>
+              <w:rPr>
+                <w:rFonts w:ascii="Consolas" w:hAnsi="Consolas" w:eastAsia="Consolas"/>
+                <w:b w:val="0"/>
+                <w:color w:val="5B6875"/>
+                <w:sz w:val="16"/>
+              </w:rPr>
+              <w:t xml:space="preserve">   1  </w:t>
+            </w:r>
+            <w:r>
+              <w:rPr>
+                <w:rFonts w:ascii="Consolas" w:hAnsi="Consolas" w:eastAsia="Consolas"/>
+                <w:b w:val="0"/>
+                <w:sz w:val="16"/>
+              </w:rPr>
+              <w:t>import pandas as pd</w:t>
+            </w:r>
+          </w:p>
+          <w:p>
+            <w:pPr>
+              <w:spacing w:before="0" w:after="0" w:line="240" w:lineRule="auto"/>
+              <w:ind w:left="567" w:hanging="567"/>
+            </w:pPr>
+            <w:r>
+              <w:rPr>
+                <w:rFonts w:ascii="Consolas" w:hAnsi="Consolas" w:eastAsia="Consolas"/>
+                <w:b w:val="0"/>
+                <w:color w:val="5B6875"/>
+                <w:sz w:val="16"/>
+              </w:rPr>
+              <w:t xml:space="preserve">   2  </w:t>
+            </w:r>
+            <w:r>
+              <w:rPr>
+                <w:rFonts w:ascii="Consolas" w:hAnsi="Consolas" w:eastAsia="Consolas"/>
+                <w:b w:val="0"/>
+                <w:sz w:val="16"/>
+              </w:rPr>
+              <w:t xml:space="preserve"> </w:t>
+            </w:r>
+          </w:p>
+          <w:p>
+            <w:pPr>
+              <w:spacing w:before="0" w:after="0" w:line="240" w:lineRule="auto"/>
+              <w:ind w:left="567" w:hanging="567"/>
+            </w:pPr>
+            <w:r>
+              <w:rPr>
+                <w:rFonts w:ascii="Consolas" w:hAnsi="Consolas" w:eastAsia="Consolas"/>
+                <w:b w:val="0"/>
+                <w:color w:val="5B6875"/>
+                <w:sz w:val="16"/>
+              </w:rPr>
+              <w:t xml:space="preserve">   3  </w:t>
+            </w:r>
+            <w:r>
+              <w:rPr>
+                <w:rFonts w:ascii="Consolas" w:hAnsi="Consolas" w:eastAsia="Consolas"/>
+                <w:b w:val="0"/>
+                <w:sz w:val="16"/>
+              </w:rPr>
+              <w:t xml:space="preserve"> </w:t>
+            </w:r>
+          </w:p>
+          <w:p>
+            <w:pPr>
+              <w:spacing w:before="0" w:after="0" w:line="240" w:lineRule="auto"/>
+              <w:ind w:left="567" w:hanging="567"/>
+            </w:pPr>
+            <w:r>
+              <w:rPr>
+                <w:rFonts w:ascii="Consolas" w:hAnsi="Consolas" w:eastAsia="Consolas"/>
+                <w:b/>
+                <w:color w:val="5B6875"/>
+                <w:sz w:val="16"/>
+              </w:rPr>
+              <w:t xml:space="preserve"> [1]  </w:t>
+            </w:r>
+            <w:r>
+              <w:rPr>
+                <w:rFonts w:ascii="Consolas" w:hAnsi="Consolas" w:eastAsia="Consolas"/>
+                <w:b w:val="0"/>
+                <w:sz w:val="16"/>
+              </w:rPr>
+              <w:t>def add_age_band(df: pd.DataFrame, bins: list[int], labels: list[str]) -&gt; pd.DataFrame:</w:t>
+            </w:r>
+          </w:p>
+          <w:p>
+            <w:pPr>
+              <w:spacing w:before="0" w:after="0" w:line="240" w:lineRule="auto"/>
+              <w:ind w:left="567" w:hanging="567"/>
+            </w:pPr>
+            <w:r>
+              <w:rPr>
+                <w:rFonts w:ascii="Consolas" w:hAnsi="Consolas" w:eastAsia="Consolas"/>
+                <w:b w:val="0"/>
+                <w:color w:val="5B6875"/>
+                <w:sz w:val="16"/>
+              </w:rPr>
+              <w:t xml:space="preserve">   5  </w:t>
+            </w:r>
+            <w:r>
+              <w:rPr>
+                <w:rFonts w:ascii="Consolas" w:hAnsi="Consolas" w:eastAsia="Consolas"/>
+                <w:b w:val="0"/>
+                <w:sz w:val="16"/>
+              </w:rPr>
+              <w:t xml:space="preserve">    """Return df with age_band cut from age."""</w:t>
+            </w:r>
+          </w:p>
+          <w:p>
+            <w:pPr>
+              <w:spacing w:before="0" w:after="0" w:line="240" w:lineRule="auto"/>
+              <w:ind w:left="567" w:hanging="567"/>
+            </w:pPr>
+            <w:r>
+              <w:rPr>
+                <w:rFonts w:ascii="Consolas" w:hAnsi="Consolas" w:eastAsia="Consolas"/>
+                <w:b w:val="0"/>
+                <w:color w:val="5B6875"/>
+                <w:sz w:val="16"/>
+              </w:rPr>
+              <w:t xml:space="preserve">   6  </w:t>
+            </w:r>
+            <w:r>
+              <w:rPr>
+                <w:rFonts w:ascii="Consolas" w:hAnsi="Consolas" w:eastAsia="Consolas"/>
+                <w:b w:val="0"/>
+                <w:sz w:val="16"/>
+              </w:rPr>
+              <w:t xml:space="preserve">    return df.assign(age_band=pd.cut(df["age"], bins, labels=labels))</w:t>
+            </w:r>
+          </w:p>
+          <w:p>
+            <w:pPr>
+              <w:spacing w:before="0" w:after="0" w:line="240" w:lineRule="auto"/>
+              <w:ind w:left="567" w:hanging="567"/>
+            </w:pPr>
+            <w:r>
+              <w:rPr>
+                <w:rFonts w:ascii="Consolas" w:hAnsi="Consolas" w:eastAsia="Consolas"/>
+                <w:b w:val="0"/>
+                <w:color w:val="5B6875"/>
+                <w:sz w:val="16"/>
+              </w:rPr>
+              <w:t xml:space="preserve">   7  </w:t>
+            </w:r>
+            <w:r>
+              <w:rPr>
+                <w:rFonts w:ascii="Consolas" w:hAnsi="Consolas" w:eastAsia="Consolas"/>
+                <w:b w:val="0"/>
+                <w:sz w:val="16"/>
+              </w:rPr>
+              <w:t xml:space="preserve"> </w:t>
+            </w:r>
+          </w:p>
+          <w:p>
+            <w:pPr>
+              <w:spacing w:before="0" w:after="0" w:line="240" w:lineRule="auto"/>
+              <w:ind w:left="567" w:hanging="567"/>
+            </w:pPr>
+            <w:r>
+              <w:rPr>
+                <w:rFonts w:ascii="Consolas" w:hAnsi="Consolas" w:eastAsia="Consolas"/>
+                <w:b w:val="0"/>
+                <w:color w:val="5B6875"/>
+                <w:sz w:val="16"/>
+              </w:rPr>
+              <w:t xml:space="preserve">   8  </w:t>
+            </w:r>
+            <w:r>
+              <w:rPr>
+                <w:rFonts w:ascii="Consolas" w:hAnsi="Consolas" w:eastAsia="Consolas"/>
+                <w:b w:val="0"/>
+                <w:sz w:val="16"/>
+              </w:rPr>
+              <w:t xml:space="preserve"> </w:t>
+            </w:r>
+          </w:p>
+          <w:p>
+            <w:pPr>
+              <w:spacing w:before="0" w:after="0" w:line="240" w:lineRule="auto"/>
+              <w:ind w:left="567" w:hanging="567"/>
+            </w:pPr>
+            <w:r>
+              <w:rPr>
+                <w:rFonts w:ascii="Consolas" w:hAnsi="Consolas" w:eastAsia="Consolas"/>
+                <w:b w:val="0"/>
+                <w:color w:val="5B6875"/>
+                <w:sz w:val="16"/>
+              </w:rPr>
+              <w:t xml:space="preserve">   9  </w:t>
+            </w:r>
+            <w:r>
+              <w:rPr>
+                <w:rFonts w:ascii="Consolas" w:hAnsi="Consolas" w:eastAsia="Consolas"/>
+                <w:b w:val="0"/>
+                <w:sz w:val="16"/>
+              </w:rPr>
+              <w:t>class RakingWeights:</w:t>
+            </w:r>
+          </w:p>
+          <w:p>
+            <w:pPr>
+              <w:spacing w:before="0" w:after="0" w:line="240" w:lineRule="auto"/>
+              <w:ind w:left="567" w:hanging="567"/>
+            </w:pPr>
+            <w:r>
+              <w:rPr>
+                <w:rFonts w:ascii="Consolas" w:hAnsi="Consolas" w:eastAsia="Consolas"/>
+                <w:b w:val="0"/>
+                <w:color w:val="5B6875"/>
+                <w:sz w:val="16"/>
+              </w:rPr>
+              <w:t xml:space="preserve">  10  </w:t>
+            </w:r>
+            <w:r>
+              <w:rPr>
+                <w:rFonts w:ascii="Consolas" w:hAnsi="Consolas" w:eastAsia="Consolas"/>
+                <w:b w:val="0"/>
+                <w:sz w:val="16"/>
+              </w:rPr>
+              <w:t xml:space="preserve">    """Learn raking targets on one wave, apply them to later waves."""</w:t>
+            </w:r>
+          </w:p>
+          <w:p>
+            <w:pPr>
+              <w:spacing w:before="0" w:after="0" w:line="240" w:lineRule="auto"/>
+              <w:ind w:left="567" w:hanging="567"/>
+            </w:pPr>
+            <w:r>
+              <w:rPr>
+                <w:rFonts w:ascii="Consolas" w:hAnsi="Consolas" w:eastAsia="Consolas"/>
+                <w:b w:val="0"/>
+                <w:color w:val="5B6875"/>
+                <w:sz w:val="16"/>
+              </w:rPr>
+              <w:t xml:space="preserve">  11  </w:t>
+            </w:r>
+            <w:r>
+              <w:rPr>
+                <w:rFonts w:ascii="Consolas" w:hAnsi="Consolas" w:eastAsia="Consolas"/>
+                <w:b w:val="0"/>
+                <w:sz w:val="16"/>
+              </w:rPr>
+              <w:t xml:space="preserve"> </w:t>
+            </w:r>
+          </w:p>
+          <w:p>
+            <w:pPr>
+              <w:spacing w:before="0" w:after="0" w:line="240" w:lineRule="auto"/>
+              <w:ind w:left="567" w:hanging="567"/>
+            </w:pPr>
+            <w:r>
+              <w:rPr>
+                <w:rFonts w:ascii="Consolas" w:hAnsi="Consolas" w:eastAsia="Consolas"/>
+                <w:b w:val="0"/>
+                <w:color w:val="5B6875"/>
+                <w:sz w:val="16"/>
+              </w:rPr>
+              <w:t xml:space="preserve">  12  </w:t>
+            </w:r>
+            <w:r>
+              <w:rPr>
+                <w:rFonts w:ascii="Consolas" w:hAnsi="Consolas" w:eastAsia="Consolas"/>
+                <w:b w:val="0"/>
+                <w:sz w:val="16"/>
+              </w:rPr>
+              <w:t xml:space="preserve">    def __init__(self, targets: dict[str, dict[str, float]]) -&gt; None:</w:t>
+            </w:r>
+          </w:p>
+          <w:p>
+            <w:pPr>
+              <w:spacing w:before="0" w:after="0" w:line="240" w:lineRule="auto"/>
+              <w:ind w:left="567" w:hanging="567"/>
+            </w:pPr>
+            <w:r>
+              <w:rPr>
+                <w:rFonts w:ascii="Consolas" w:hAnsi="Consolas" w:eastAsia="Consolas"/>
+                <w:b w:val="0"/>
+                <w:color w:val="5B6875"/>
+                <w:sz w:val="16"/>
+              </w:rPr>
+              <w:t xml:space="preserve">  13  </w:t>
+            </w:r>
+            <w:r>
+              <w:rPr>
+                <w:rFonts w:ascii="Consolas" w:hAnsi="Consolas" w:eastAsia="Consolas"/>
+                <w:b w:val="0"/>
+                <w:sz w:val="16"/>
+              </w:rPr>
+              <w:t xml:space="preserve">        self.targets = targets</w:t>
+            </w:r>
+          </w:p>
+          <w:p>
+            <w:pPr>
+              <w:spacing w:before="0" w:after="0" w:line="240" w:lineRule="auto"/>
+              <w:ind w:left="567" w:hanging="567"/>
+            </w:pPr>
+            <w:r>
+              <w:rPr>
+                <w:rFonts w:ascii="Consolas" w:hAnsi="Consolas" w:eastAsia="Consolas"/>
+                <w:b/>
+                <w:color w:val="5B6875"/>
+                <w:sz w:val="16"/>
+              </w:rPr>
+              <w:t xml:space="preserve"> [2]  </w:t>
+            </w:r>
+            <w:r>
+              <w:rPr>
+                <w:rFonts w:ascii="Consolas" w:hAnsi="Consolas" w:eastAsia="Consolas"/>
+                <w:b w:val="0"/>
+                <w:sz w:val="16"/>
+              </w:rPr>
+              <w:t xml:space="preserve">        self.factors_: dict[str, float] | None = None</w:t>
+            </w:r>
+          </w:p>
+          <w:p>
+            <w:pPr>
+              <w:spacing w:before="0" w:after="0" w:line="240" w:lineRule="auto"/>
+              <w:ind w:left="567" w:hanging="567"/>
+            </w:pPr>
+            <w:r>
+              <w:rPr>
+                <w:rFonts w:ascii="Consolas" w:hAnsi="Consolas" w:eastAsia="Consolas"/>
+                <w:b w:val="0"/>
+                <w:color w:val="5B6875"/>
+                <w:sz w:val="16"/>
+              </w:rPr>
+              <w:t xml:space="preserve">  15  </w:t>
+            </w:r>
+            <w:r>
+              <w:rPr>
+                <w:rFonts w:ascii="Consolas" w:hAnsi="Consolas" w:eastAsia="Consolas"/>
+                <w:b w:val="0"/>
+                <w:sz w:val="16"/>
+              </w:rPr>
+              <w:t xml:space="preserve"> </w:t>
+            </w:r>
+          </w:p>
+          <w:p>
+            <w:pPr>
+              <w:spacing w:before="0" w:after="0" w:line="240" w:lineRule="auto"/>
+              <w:ind w:left="567" w:hanging="567"/>
+            </w:pPr>
+            <w:r>
+              <w:rPr>
+                <w:rFonts w:ascii="Consolas" w:hAnsi="Consolas" w:eastAsia="Consolas"/>
+                <w:b w:val="0"/>
+                <w:color w:val="5B6875"/>
+                <w:sz w:val="16"/>
+              </w:rPr>
+              <w:t xml:space="preserve">  16  </w:t>
+            </w:r>
+            <w:r>
+              <w:rPr>
+                <w:rFonts w:ascii="Consolas" w:hAnsi="Consolas" w:eastAsia="Consolas"/>
+                <w:b w:val="0"/>
+                <w:sz w:val="16"/>
+              </w:rPr>
+              <w:t xml:space="preserve">    def fit(self, df: pd.DataFrame) -&gt; "RakingWeights":</w:t>
+            </w:r>
+          </w:p>
+          <w:p>
+            <w:pPr>
+              <w:spacing w:before="0" w:after="0" w:line="240" w:lineRule="auto"/>
+              <w:ind w:left="567" w:hanging="567"/>
+            </w:pPr>
+            <w:r>
+              <w:rPr>
+                <w:rFonts w:ascii="Consolas" w:hAnsi="Consolas" w:eastAsia="Consolas"/>
+                <w:b w:val="0"/>
+                <w:color w:val="5B6875"/>
+                <w:sz w:val="16"/>
+              </w:rPr>
+              <w:t xml:space="preserve">  17  </w:t>
+            </w:r>
+            <w:r>
+              <w:rPr>
+                <w:rFonts w:ascii="Consolas" w:hAnsi="Consolas" w:eastAsia="Consolas"/>
+                <w:b w:val="0"/>
+                <w:sz w:val="16"/>
+              </w:rPr>
+              <w:t xml:space="preserve">        ...</w:t>
+            </w:r>
+          </w:p>
+          <w:p>
+            <w:pPr>
+              <w:spacing w:before="0" w:after="0" w:line="240" w:lineRule="auto"/>
+              <w:ind w:left="567" w:hanging="567"/>
+            </w:pPr>
+            <w:r>
+              <w:rPr>
+                <w:rFonts w:ascii="Consolas" w:hAnsi="Consolas" w:eastAsia="Consolas"/>
+                <w:b w:val="0"/>
+                <w:color w:val="5B6875"/>
+                <w:sz w:val="16"/>
+              </w:rPr>
+              <w:t xml:space="preserve">  18  </w:t>
+            </w:r>
+            <w:r>
+              <w:rPr>
+                <w:rFonts w:ascii="Consolas" w:hAnsi="Consolas" w:eastAsia="Consolas"/>
+                <w:b w:val="0"/>
+                <w:sz w:val="16"/>
+              </w:rPr>
+              <w:t xml:space="preserve">        return self</w:t>
+            </w:r>
+          </w:p>
+          <w:p>
+            <w:pPr>
+              <w:spacing w:before="0" w:after="0" w:line="240" w:lineRule="auto"/>
+              <w:ind w:left="567" w:hanging="567"/>
+            </w:pPr>
+            <w:r>
+              <w:rPr>
+                <w:rFonts w:ascii="Consolas" w:hAnsi="Consolas" w:eastAsia="Consolas"/>
+                <w:b w:val="0"/>
+                <w:color w:val="5B6875"/>
+                <w:sz w:val="16"/>
+              </w:rPr>
+              <w:t xml:space="preserve">  19  </w:t>
+            </w:r>
+            <w:r>
+              <w:rPr>
+                <w:rFonts w:ascii="Consolas" w:hAnsi="Consolas" w:eastAsia="Consolas"/>
+                <w:b w:val="0"/>
+                <w:sz w:val="16"/>
+              </w:rPr>
+              <w:t xml:space="preserve"> </w:t>
+            </w:r>
+          </w:p>
+          <w:p>
+            <w:pPr>
+              <w:spacing w:before="0" w:after="0" w:line="240" w:lineRule="auto"/>
+              <w:ind w:left="567" w:hanging="567"/>
+            </w:pPr>
+            <w:r>
+              <w:rPr>
+                <w:rFonts w:ascii="Consolas" w:hAnsi="Consolas" w:eastAsia="Consolas"/>
+                <w:b w:val="0"/>
+                <w:color w:val="5B6875"/>
+                <w:sz w:val="16"/>
+              </w:rPr>
+              <w:t xml:space="preserve">  20  </w:t>
+            </w:r>
+            <w:r>
+              <w:rPr>
+                <w:rFonts w:ascii="Consolas" w:hAnsi="Consolas" w:eastAsia="Consolas"/>
+                <w:b w:val="0"/>
+                <w:sz w:val="16"/>
+              </w:rPr>
+              <w:t xml:space="preserve">    def transform(self, df: pd.DataFrame) -&gt; pd.Series:</w:t>
+            </w:r>
+          </w:p>
+          <w:p>
+            <w:pPr>
+              <w:spacing w:before="0" w:after="0" w:line="240" w:lineRule="auto"/>
+              <w:ind w:left="567" w:hanging="567"/>
+            </w:pPr>
+            <w:r>
+              <w:rPr>
+                <w:rFonts w:ascii="Consolas" w:hAnsi="Consolas" w:eastAsia="Consolas"/>
+                <w:b w:val="0"/>
+                <w:color w:val="5B6875"/>
+                <w:sz w:val="16"/>
+              </w:rPr>
+              <w:t xml:space="preserve">  21  </w:t>
+            </w:r>
+            <w:r>
+              <w:rPr>
+                <w:rFonts w:ascii="Consolas" w:hAnsi="Consolas" w:eastAsia="Consolas"/>
+                <w:b w:val="0"/>
+                <w:sz w:val="16"/>
+              </w:rPr>
+              <w:t xml:space="preserve">        if self.factors_ is None:</w:t>
+            </w:r>
+          </w:p>
+          <w:p>
+            <w:pPr>
+              <w:spacing w:before="0" w:after="0" w:line="240" w:lineRule="auto"/>
+              <w:ind w:left="567" w:hanging="567"/>
+            </w:pPr>
+            <w:r>
+              <w:rPr>
+                <w:rFonts w:ascii="Consolas" w:hAnsi="Consolas" w:eastAsia="Consolas"/>
+                <w:b/>
+                <w:color w:val="5B6875"/>
+                <w:sz w:val="16"/>
+              </w:rPr>
+              <w:t xml:space="preserve"> [3]  </w:t>
+            </w:r>
+            <w:r>
+              <w:rPr>
+                <w:rFonts w:ascii="Consolas" w:hAnsi="Consolas" w:eastAsia="Consolas"/>
+                <w:b w:val="0"/>
+                <w:sz w:val="16"/>
+              </w:rPr>
+              <w:t xml:space="preserve">            raise RuntimeError("call fit before transform")</w:t>
+            </w:r>
+          </w:p>
+          <w:p>
+            <w:pPr>
+              <w:spacing w:before="0" w:after="0" w:line="240" w:lineRule="auto"/>
+              <w:ind w:left="567" w:hanging="567"/>
+            </w:pPr>
+            <w:r>
+              <w:rPr>
+                <w:rFonts w:ascii="Consolas" w:hAnsi="Consolas" w:eastAsia="Consolas"/>
+                <w:b w:val="0"/>
+                <w:color w:val="5B6875"/>
+                <w:sz w:val="16"/>
+              </w:rPr>
+              <w:t xml:space="preserve">  23  </w:t>
+            </w:r>
+            <w:r>
+              <w:rPr>
+                <w:rFonts w:ascii="Consolas" w:hAnsi="Consolas" w:eastAsia="Consolas"/>
+                <w:b w:val="0"/>
+                <w:sz w:val="16"/>
+              </w:rPr>
+              <w:t xml:space="preserve">        ...</w:t>
+            </w:r>
+          </w:p>
+        </w:tc>
+      </w:tr>
+    </w:tbl>
+    <w:p>
+      <w:pPr>
+        <w:pStyle w:val="ListNumber"/>
+      </w:pPr>
+      <w:r>
+        <w:rPr>
+          <w:b/>
+        </w:rPr>
+        <w:t xml:space="preserve">Line 4. </w:t>
+      </w:r>
+      <w:r>
+        <w:rPr>
+          <w:b w:val="0"/>
+          <w:i w:val="0"/>
+        </w:rPr>
+        <w:t>One step, no state: a function.</w:t>
+      </w:r>
+    </w:p>
+    <w:p>
+      <w:pPr>
+        <w:pStyle w:val="ListNumber"/>
+      </w:pPr>
+      <w:r>
+        <w:rPr>
+          <w:b/>
+        </w:rPr>
+        <w:t xml:space="preserve">Line 14. </w:t>
+      </w:r>
+      <w:r>
+        <w:rPr>
+          <w:b w:val="0"/>
+          <w:i w:val="0"/>
+        </w:rPr>
+        <w:t>State that outlives one call, learned in fit and used in transform.</w:t>
+      </w:r>
+    </w:p>
+    <w:p>
+      <w:pPr>
+        <w:pStyle w:val="ListNumber"/>
+      </w:pPr>
+      <w:r>
+        <w:rPr>
+          <w:b/>
+        </w:rPr>
+        <w:t xml:space="preserve">Line 22. </w:t>
+      </w:r>
+      <w:r>
+        <w:rPr>
+          <w:b w:val="0"/>
+          <w:i w:val="0"/>
+        </w:rPr>
+        <w:t>The class protects an order of operations a function could not.</w:t>
+      </w:r>
+    </w:p>
+    <w:p>
+      <w:r>
+        <w:rPr>
+          <w:b w:val="0"/>
+          <w:i w:val="0"/>
+        </w:rPr>
+        <w:t>Functions by default. A class when state lives across calls, an invariant needs guarding, or several methods share the same data.</w:t>
+      </w:r>
+    </w:p>
+    <w:p>
+      <w:pPr>
+        <w:pStyle w:val="Heading4"/>
+      </w:pPr>
+      <w:r>
+        <w:t>Recap card</w:t>
+      </w:r>
+    </w:p>
+    <w:p>
+      <w:pPr>
+        <w:pStyle w:val="ListBullet"/>
+      </w:pPr>
+      <w:r>
+        <w:rPr>
+          <w:b/>
+          <w:i w:val="0"/>
+        </w:rPr>
+        <w:t xml:space="preserve">A class with </w:t>
+      </w:r>
+      <w:r>
+        <w:rPr>
+          <w:b/>
+          <w:i w:val="0"/>
+        </w:rPr>
+        <w:t>init</w:t>
+      </w:r>
+      <w:r>
+        <w:rPr>
+          <w:b/>
+          <w:i w:val="0"/>
+        </w:rPr>
+        <w:t xml:space="preserve"> and one run method</w:t>
+      </w:r>
+      <w:r>
+        <w:rPr>
+          <w:b w:val="0"/>
+          <w:i w:val="0"/>
+        </w:rPr>
+        <w:t xml:space="preserve"> A function in disguise. Replace it with a function.</w:t>
+      </w:r>
+    </w:p>
+    <w:p>
+      <w:pPr>
+        <w:pStyle w:val="ListBullet"/>
+      </w:pPr>
+      <w:r>
+        <w:rPr>
+          <w:b/>
+          <w:i w:val="0"/>
+        </w:rPr>
+        <w:t>Four reasons a class earns its place</w:t>
+      </w:r>
+      <w:r>
+        <w:rPr>
+          <w:b w:val="0"/>
+          <w:i w:val="0"/>
+        </w:rPr>
+        <w:t xml:space="preserve"> State across calls, an invariant to protect, several operations on the same data, a shared interface.</w:t>
+      </w:r>
+    </w:p>
+    <w:p>
+      <w:pPr>
+        <w:pStyle w:val="ListBullet"/>
+      </w:pPr>
+      <w:r>
+        <w:rPr>
+          <w:b/>
+          <w:i w:val="0"/>
+        </w:rPr>
+        <w:t>The deletion test</w:t>
+      </w:r>
+      <w:r>
+        <w:rPr>
+          <w:b w:val="0"/>
+          <w:i w:val="0"/>
+        </w:rPr>
+        <w:t xml:space="preserve"> Turn the methods into functions. If nothing breaks, keep the functions.</w:t>
+      </w:r>
+    </w:p>
+    <w:p>
+      <w:pPr>
+        <w:pStyle w:val="ListBullet"/>
+      </w:pPr>
+      <w:r>
+        <w:rPr>
+          <w:b/>
+          <w:i w:val="0"/>
+        </w:rPr>
+        <w:t>Settings with no behaviour</w:t>
+      </w:r>
+      <w:r>
+        <w:rPr>
+          <w:b w:val="0"/>
+          <w:i w:val="0"/>
+        </w:rPr>
+        <w:t xml:space="preserve"> A frozen dataclass.</w:t>
+      </w:r>
+    </w:p>
+    <w:p>
+      <w:pPr>
+        <w:pStyle w:val="Heading4"/>
+      </w:pPr>
+      <w:r>
+        <w:t>Practice</w:t>
+      </w:r>
+    </w:p>
+    <w:p>
+      <w:pPr>
+        <w:pStyle w:val="Heading5"/>
+      </w:pPr>
+      <w:r>
+        <w:t>Exercise 1. Multiple choice (level 1)</w:t>
+      </w:r>
+    </w:p>
+    <w:p>
+      <w:r>
+        <w:rPr>
+          <w:b w:val="0"/>
+          <w:i w:val="0"/>
+        </w:rPr>
+        <w:t>Which of these most needs a class?</w:t>
+      </w:r>
+    </w:p>
+    <w:p>
+      <w:pPr>
+        <w:pStyle w:val="ListBullet"/>
+      </w:pPr>
+      <w:r>
+        <w:rPr>
+          <w:b w:val="0"/>
+          <w:i w:val="0"/>
+        </w:rPr>
+        <w:t>a) Rename columns using a mapping.</w:t>
+      </w:r>
+    </w:p>
+    <w:p>
+      <w:pPr>
+        <w:pStyle w:val="ListBullet"/>
+      </w:pPr>
+      <w:r>
+        <w:rPr>
+          <w:b w:val="0"/>
+          <w:i w:val="0"/>
+        </w:rPr>
+        <w:t>b) Learn category frequencies on training data and encode test data with them.</w:t>
+      </w:r>
+    </w:p>
+    <w:p>
+      <w:pPr>
+        <w:pStyle w:val="ListBullet"/>
+      </w:pPr>
+      <w:r>
+        <w:rPr>
+          <w:b w:val="0"/>
+          <w:i w:val="0"/>
+        </w:rPr>
+        <w:t>c) Convert a date column to UTC.</w:t>
+      </w:r>
+    </w:p>
+    <w:p>
+      <w:pPr>
+        <w:pStyle w:val="ListBullet"/>
+      </w:pPr>
+      <w:r>
+        <w:rPr>
+          <w:b w:val="0"/>
+          <w:i w:val="0"/>
+        </w:rPr>
+        <w:t>d) Hold three settings with no behaviour.</w:t>
+      </w:r>
+    </w:p>
+    <w:p>
+      <w:r>
+        <w:rPr>
+          <w:b/>
+          <w:i w:val="0"/>
+        </w:rPr>
+        <w:t>Why?</w:t>
+      </w:r>
+    </w:p>
+    <w:p>
+      <w:pPr>
+        <w:pStyle w:val="ListBullet"/>
+      </w:pPr>
+      <w:r>
+        <w:rPr>
+          <w:b w:val="0"/>
+          <w:i w:val="0"/>
+        </w:rPr>
+        <w:t>r1) State learned in one call must be reused in a later call.</w:t>
+      </w:r>
+    </w:p>
+    <w:p>
+      <w:pPr>
+        <w:pStyle w:val="ListBullet"/>
+      </w:pPr>
+      <w:r>
+        <w:rPr>
+          <w:b w:val="0"/>
+          <w:i w:val="0"/>
+        </w:rPr>
+        <w:t>r2) It has the most lines of code.</w:t>
+      </w:r>
+    </w:p>
+    <w:p>
+      <w:pPr>
+        <w:pStyle w:val="Heading5"/>
+      </w:pPr>
+      <w:r>
+        <w:t>Exercise 2. Predict the output (level 2)</w:t>
+      </w:r>
+    </w:p>
+    <w:p>
+      <w:r>
+        <w:rPr>
+          <w:b w:val="0"/>
+          <w:i w:val="0"/>
+        </w:rPr>
+        <w:t>What does this print?</w:t>
+      </w:r>
+    </w:p>
+    <w:tbl>
+      <w:tblPr>
+        <w:tblW w:type="auto" w:w="0"/>
+        <w:jc w:val="left"/>
+        <w:tblLook w:firstColumn="1" w:firstRow="1" w:lastColumn="0" w:lastRow="0" w:noHBand="0" w:noVBand="1" w:val="04A0"/>
+      </w:tblPr>
+      <w:tblGrid>
+        <w:gridCol w:w="8221"/>
+      </w:tblGrid>
+      <w:tr>
+        <w:tc>
+          <w:tcPr>
+            <w:tcW w:type="dxa" w:w="8221"/>
+            <w:shd w:val="clear" w:color="auto" w:fill="F2F4F7"/>
+          </w:tcPr>
+          <w:p>
+            <w:pPr>
+              <w:spacing w:before="0" w:after="0" w:line="240" w:lineRule="auto"/>
+              <w:ind w:left="567" w:hanging="567"/>
+            </w:pPr>
+            <w:r>
+              <w:rPr>
+                <w:rFonts w:ascii="Consolas" w:hAnsi="Consolas" w:eastAsia="Consolas"/>
                 <w:b w:val="0"/>
                 <w:color w:val="5B6875"/>
                 <w:sz w:val="16"/>
@@ -7392,6 +7768,125 @@
         <w:t xml:space="preserve"> for every row.</w:t>
       </w:r>
     </w:p>
+    <w:p>
+      <w:r>
+        <w:rPr>
+          <w:b w:val="0"/>
+          <w:i w:val="0"/>
+        </w:rPr>
+        <w:t>Your code must pass these checks:</w:t>
+      </w:r>
+    </w:p>
+    <w:p>
+      <w:pPr>
+        <w:pStyle w:val="ListBullet"/>
+      </w:pPr>
+      <w:r>
+        <w:rPr>
+          <w:b w:val="0"/>
+          <w:i w:val="0"/>
+        </w:rPr>
+        <w:t>share must be each value divided by the column total.</w:t>
+      </w:r>
+    </w:p>
+    <w:p>
+      <w:pPr>
+        <w:pStyle w:val="ListBullet"/>
+      </w:pPr>
+      <w:r>
+        <w:rPr>
+          <w:b w:val="0"/>
+          <w:i w:val="0"/>
+        </w:rPr>
+        <w:t>A zero total must give share 0.0, not NaN.</w:t>
+      </w:r>
+    </w:p>
+    <w:p>
+      <w:pPr>
+        <w:pStyle w:val="ListBullet"/>
+      </w:pPr>
+      <w:r>
+        <w:rPr>
+          <w:b w:val="0"/>
+          <w:i w:val="0"/>
+        </w:rPr>
+        <w:t>The input frame changed. Return a new one.</w:t>
+      </w:r>
+    </w:p>
+    <w:p>
+      <w:r>
+        <w:rPr>
+          <w:b w:val="0"/>
+          <w:i w:val="0"/>
+        </w:rPr>
+        <w:t>Shape of the answer. The reference solution defines these names. Write the bodies yourself.</w:t>
+      </w:r>
+    </w:p>
+    <w:tbl>
+      <w:tblPr>
+        <w:tblW w:type="auto" w:w="0"/>
+        <w:jc w:val="left"/>
+        <w:tblLook w:firstColumn="1" w:firstRow="1" w:lastColumn="0" w:lastRow="0" w:noHBand="0" w:noVBand="1" w:val="04A0"/>
+      </w:tblPr>
+      <w:tblGrid>
+        <w:gridCol w:w="8221"/>
+      </w:tblGrid>
+      <w:tr>
+        <w:tc>
+          <w:tcPr>
+            <w:tcW w:type="dxa" w:w="8221"/>
+            <w:shd w:val="clear" w:color="auto" w:fill="F2F4F7"/>
+          </w:tcPr>
+          <w:p>
+            <w:pPr>
+              <w:spacing w:before="0" w:after="0" w:line="240" w:lineRule="auto"/>
+              <w:ind w:left="567" w:hanging="567"/>
+            </w:pPr>
+            <w:r>
+              <w:rPr>
+                <w:rFonts w:ascii="Consolas" w:hAnsi="Consolas" w:eastAsia="Consolas"/>
+                <w:b w:val="0"/>
+                <w:color w:val="5B6875"/>
+                <w:sz w:val="16"/>
+              </w:rPr>
+              <w:t xml:space="preserve">   1  </w:t>
+            </w:r>
+            <w:r>
+              <w:rPr>
+                <w:rFonts w:ascii="Consolas" w:hAnsi="Consolas" w:eastAsia="Consolas"/>
+                <w:b w:val="0"/>
+                <w:sz w:val="16"/>
+              </w:rPr>
+              <w:t># Return df with share = col / column total, or 0.0 when the total is zero.</w:t>
+            </w:r>
+          </w:p>
+          <w:p>
+            <w:pPr>
+              <w:spacing w:before="0" w:after="0" w:line="240" w:lineRule="auto"/>
+              <w:ind w:left="567" w:hanging="567"/>
+            </w:pPr>
+            <w:r>
+              <w:rPr>
+                <w:rFonts w:ascii="Consolas" w:hAnsi="Consolas" w:eastAsia="Consolas"/>
+                <w:b w:val="0"/>
+                <w:color w:val="5B6875"/>
+                <w:sz w:val="16"/>
+              </w:rPr>
+              <w:t xml:space="preserve">   2  </w:t>
+            </w:r>
+            <w:r>
+              <w:rPr>
+                <w:rFonts w:ascii="Consolas" w:hAnsi="Consolas" w:eastAsia="Consolas"/>
+                <w:b w:val="0"/>
+                <w:sz w:val="16"/>
+              </w:rPr>
+              <w:t>def add_share(df: pd.DataFrame, col: str) -&gt; pd.DataFrame: ...</w:t>
+            </w:r>
+          </w:p>
+        </w:tc>
+      </w:tr>
+    </w:tbl>
+    <w:p/>
     <w:p>
       <w:r>
         <w:rPr>

--- a/site/downloads/handbook-B2.docx
+++ b/site/downloads/handbook-B2.docx
@@ -8581,6 +8581,15 @@
           <w:i w:val="0"/>
         </w:rPr>
         <w:t>☐ Tests cover edge cases, including empty inputs and zeros.</w:t>
+      </w:r>
+    </w:p>
+    <w:p>
+      <w:r>
+        <w:rPr>
+          <w:b w:val="0"/>
+          <w:i w:val="0"/>
+        </w:rPr>
+        <w:t>☐ Tests use fixtures and parametrize, compare numbers with stated tolerances, isolate I/O, and run with coverage in CI.</w:t>
       </w:r>
     </w:p>
     <w:p>
